--- a/项目记录.docx
+++ b/项目记录.docx
@@ -17063,6 +17063,7 @@
             <w:insideH w:val="none" w:color="auto" w:sz="0" w:space="0"/>
             <w:insideV w:val="none" w:color="auto" w:sz="0" w:space="0"/>
           </w:tblBorders>
+          <w:shd w:val="clear" w:color="auto" w:fill="auto"/>
           <w:tblCellMar>
             <w:top w:w="15" w:type="dxa"/>
             <w:left w:w="15" w:type="dxa"/>
@@ -17603,6 +17604,7 @@
             <w:insideH w:val="none" w:color="auto" w:sz="0" w:space="0"/>
             <w:insideV w:val="none" w:color="auto" w:sz="0" w:space="0"/>
           </w:tblBorders>
+          <w:shd w:val="clear" w:color="auto" w:fill="auto"/>
           <w:tblCellMar>
             <w:top w:w="15" w:type="dxa"/>
             <w:left w:w="15" w:type="dxa"/>
@@ -17873,6 +17875,7 @@
             <w:insideH w:val="none" w:color="auto" w:sz="0" w:space="0"/>
             <w:insideV w:val="none" w:color="auto" w:sz="0" w:space="0"/>
           </w:tblBorders>
+          <w:shd w:val="clear" w:color="auto" w:fill="auto"/>
           <w:tblCellMar>
             <w:top w:w="15" w:type="dxa"/>
             <w:left w:w="15" w:type="dxa"/>
@@ -18143,6 +18146,7 @@
             <w:insideH w:val="none" w:color="auto" w:sz="0" w:space="0"/>
             <w:insideV w:val="none" w:color="auto" w:sz="0" w:space="0"/>
           </w:tblBorders>
+          <w:shd w:val="clear" w:color="auto" w:fill="auto"/>
           <w:tblCellMar>
             <w:top w:w="15" w:type="dxa"/>
             <w:left w:w="15" w:type="dxa"/>
@@ -18683,6 +18687,7 @@
             <w:insideH w:val="none" w:color="auto" w:sz="0" w:space="0"/>
             <w:insideV w:val="none" w:color="auto" w:sz="0" w:space="0"/>
           </w:tblBorders>
+          <w:shd w:val="clear" w:color="auto" w:fill="auto"/>
           <w:tblCellMar>
             <w:top w:w="15" w:type="dxa"/>
             <w:left w:w="15" w:type="dxa"/>
@@ -18953,7 +18958,6 @@
             <w:insideH w:val="none" w:color="auto" w:sz="0" w:space="0"/>
             <w:insideV w:val="none" w:color="auto" w:sz="0" w:space="0"/>
           </w:tblBorders>
-          <w:shd w:val="clear" w:color="auto" w:fill="auto"/>
           <w:tblCellMar>
             <w:top w:w="15" w:type="dxa"/>
             <w:left w:w="15" w:type="dxa"/>
@@ -19494,6 +19498,7 @@
             <w:insideH w:val="none" w:color="auto" w:sz="0" w:space="0"/>
             <w:insideV w:val="none" w:color="auto" w:sz="0" w:space="0"/>
           </w:tblBorders>
+          <w:shd w:val="clear" w:color="auto" w:fill="auto"/>
           <w:tblCellMar>
             <w:top w:w="15" w:type="dxa"/>
             <w:left w:w="15" w:type="dxa"/>
@@ -20190,6 +20195,7 @@
             <w:insideH w:val="none" w:color="auto" w:sz="0" w:space="0"/>
             <w:insideV w:val="none" w:color="auto" w:sz="0" w:space="0"/>
           </w:tblBorders>
+          <w:shd w:val="clear" w:color="auto" w:fill="auto"/>
           <w:tblCellMar>
             <w:top w:w="15" w:type="dxa"/>
             <w:left w:w="15" w:type="dxa"/>
@@ -20343,7 +20349,6 @@
             <w:insideH w:val="none" w:color="auto" w:sz="0" w:space="0"/>
             <w:insideV w:val="none" w:color="auto" w:sz="0" w:space="0"/>
           </w:tblBorders>
-          <w:shd w:val="clear" w:color="auto" w:fill="auto"/>
           <w:tblCellMar>
             <w:top w:w="15" w:type="dxa"/>
             <w:left w:w="15" w:type="dxa"/>
@@ -20476,6 +20481,7 @@
             <w:insideH w:val="none" w:color="auto" w:sz="0" w:space="0"/>
             <w:insideV w:val="none" w:color="auto" w:sz="0" w:space="0"/>
           </w:tblBorders>
+          <w:shd w:val="clear" w:color="auto" w:fill="auto"/>
           <w:tblCellMar>
             <w:top w:w="15" w:type="dxa"/>
             <w:left w:w="15" w:type="dxa"/>
@@ -21030,6 +21036,7 @@
             <w:insideH w:val="none" w:color="auto" w:sz="0" w:space="0"/>
             <w:insideV w:val="none" w:color="auto" w:sz="0" w:space="0"/>
           </w:tblBorders>
+          <w:shd w:val="clear" w:color="auto" w:fill="auto"/>
           <w:tblCellMar>
             <w:top w:w="15" w:type="dxa"/>
             <w:left w:w="15" w:type="dxa"/>
@@ -21540,6 +21547,7 @@
             <w:insideH w:val="none" w:color="auto" w:sz="0" w:space="0"/>
             <w:insideV w:val="none" w:color="auto" w:sz="0" w:space="0"/>
           </w:tblBorders>
+          <w:shd w:val="clear" w:color="auto" w:fill="auto"/>
           <w:tblCellMar>
             <w:top w:w="15" w:type="dxa"/>
             <w:left w:w="15" w:type="dxa"/>
@@ -21710,6 +21718,7 @@
             <w:insideH w:val="none" w:color="auto" w:sz="0" w:space="0"/>
             <w:insideV w:val="none" w:color="auto" w:sz="0" w:space="0"/>
           </w:tblBorders>
+          <w:shd w:val="clear" w:color="auto" w:fill="auto"/>
           <w:tblCellMar>
             <w:top w:w="15" w:type="dxa"/>
             <w:left w:w="15" w:type="dxa"/>
@@ -22050,6 +22059,7 @@
             <w:insideH w:val="none" w:color="auto" w:sz="0" w:space="0"/>
             <w:insideV w:val="none" w:color="auto" w:sz="0" w:space="0"/>
           </w:tblBorders>
+          <w:shd w:val="clear" w:color="auto" w:fill="auto"/>
           <w:tblCellMar>
             <w:top w:w="15" w:type="dxa"/>
             <w:left w:w="15" w:type="dxa"/>
@@ -22220,6 +22230,7 @@
             <w:insideH w:val="none" w:color="auto" w:sz="0" w:space="0"/>
             <w:insideV w:val="none" w:color="auto" w:sz="0" w:space="0"/>
           </w:tblBorders>
+          <w:shd w:val="clear" w:color="auto" w:fill="auto"/>
           <w:tblCellMar>
             <w:top w:w="15" w:type="dxa"/>
             <w:left w:w="15" w:type="dxa"/>
@@ -22730,6 +22741,7 @@
             <w:insideH w:val="none" w:color="auto" w:sz="0" w:space="0"/>
             <w:insideV w:val="none" w:color="auto" w:sz="0" w:space="0"/>
           </w:tblBorders>
+          <w:shd w:val="clear" w:color="auto" w:fill="auto"/>
           <w:tblCellMar>
             <w:top w:w="15" w:type="dxa"/>
             <w:left w:w="15" w:type="dxa"/>
@@ -23582,7 +23594,6 @@
             <w:insideH w:val="none" w:color="auto" w:sz="0" w:space="0"/>
             <w:insideV w:val="none" w:color="auto" w:sz="0" w:space="0"/>
           </w:tblBorders>
-          <w:shd w:val="clear" w:color="auto" w:fill="auto"/>
           <w:tblCellMar>
             <w:top w:w="15" w:type="dxa"/>
             <w:left w:w="15" w:type="dxa"/>
@@ -23923,6 +23934,7 @@
             <w:insideH w:val="none" w:color="auto" w:sz="0" w:space="0"/>
             <w:insideV w:val="none" w:color="auto" w:sz="0" w:space="0"/>
           </w:tblBorders>
+          <w:shd w:val="clear" w:color="auto" w:fill="auto"/>
           <w:tblCellMar>
             <w:top w:w="15" w:type="dxa"/>
             <w:left w:w="15" w:type="dxa"/>
@@ -28762,134 +28774,5558 @@
         </w:rPr>
         <w:t>|---|                                         |----|</w:t>
       </w:r>
+    </w:p>
+    <w:p>
+      <w:pPr>
+        <w:rPr>
+          <w:rFonts w:hint="eastAsia" w:ascii="宋体" w:hAnsi="宋体" w:eastAsia="宋体" w:cs="宋体"/>
+          <w:kern w:val="0"/>
+          <w:sz w:val="24"/>
+          <w:szCs w:val="24"/>
+          <w:lang w:val="en-US" w:eastAsia="zh-CN" w:bidi="ar"/>
+        </w:rPr>
+      </w:pPr>
+      <w:r>
+        <w:rPr>
+          <w:rFonts w:hint="eastAsia" w:ascii="宋体" w:hAnsi="宋体" w:eastAsia="宋体" w:cs="宋体"/>
+          <w:kern w:val="0"/>
+          <w:sz w:val="24"/>
+          <w:szCs w:val="24"/>
+          <w:lang w:val="en-US" w:eastAsia="zh-CN" w:bidi="ar"/>
+        </w:rPr>
+        <w:t>|---|        小圆（攻击）小圆（生命）小圆（防御）  |</w:t>
+      </w:r>
+    </w:p>
+    <w:p>
+      <w:pPr>
+        <w:rPr>
+          <w:rFonts w:hint="eastAsia" w:ascii="宋体" w:hAnsi="宋体" w:eastAsia="宋体" w:cs="宋体"/>
+          <w:kern w:val="0"/>
+          <w:sz w:val="24"/>
+          <w:szCs w:val="24"/>
+          <w:lang w:val="en-US" w:eastAsia="zh-CN" w:bidi="ar"/>
+        </w:rPr>
+      </w:pPr>
+      <w:r>
+        <w:rPr>
+          <w:rFonts w:hint="eastAsia" w:ascii="宋体" w:hAnsi="宋体" w:eastAsia="宋体" w:cs="宋体"/>
+          <w:kern w:val="0"/>
+          <w:sz w:val="24"/>
+          <w:szCs w:val="24"/>
+          <w:lang w:val="en-US" w:eastAsia="zh-CN" w:bidi="ar"/>
+        </w:rPr>
+        <w:t>| 4 |             lv.x       lv.x     Lv.x         |</w:t>
+      </w:r>
+    </w:p>
+    <w:p>
+      <w:pPr>
+        <w:rPr>
+          <w:rFonts w:hint="eastAsia" w:ascii="宋体" w:hAnsi="宋体" w:eastAsia="宋体" w:cs="宋体"/>
+          <w:kern w:val="0"/>
+          <w:sz w:val="24"/>
+          <w:szCs w:val="24"/>
+          <w:lang w:val="en-US" w:eastAsia="zh-CN" w:bidi="ar"/>
+        </w:rPr>
+      </w:pPr>
+      <w:r>
+        <w:rPr>
+          <w:rFonts w:hint="eastAsia" w:ascii="宋体" w:hAnsi="宋体" w:eastAsia="宋体" w:cs="宋体"/>
+          <w:kern w:val="0"/>
+          <w:sz w:val="24"/>
+          <w:szCs w:val="24"/>
+          <w:lang w:val="en-US" w:eastAsia="zh-CN" w:bidi="ar"/>
+        </w:rPr>
+        <w:t>|---|                                              |</w:t>
+      </w:r>
+    </w:p>
+    <w:p>
+      <w:pPr>
+        <w:rPr>
+          <w:rFonts w:hint="eastAsia" w:ascii="宋体" w:hAnsi="宋体" w:eastAsia="宋体" w:cs="宋体"/>
+          <w:kern w:val="0"/>
+          <w:sz w:val="24"/>
+          <w:szCs w:val="24"/>
+          <w:lang w:val="en-US" w:eastAsia="zh-CN" w:bidi="ar"/>
+        </w:rPr>
+      </w:pPr>
+      <w:r>
+        <w:rPr>
+          <w:rFonts w:hint="eastAsia" w:ascii="宋体" w:hAnsi="宋体" w:eastAsia="宋体" w:cs="宋体"/>
+          <w:kern w:val="0"/>
+          <w:sz w:val="24"/>
+          <w:szCs w:val="24"/>
+          <w:lang w:val="en-US" w:eastAsia="zh-CN" w:bidi="ar"/>
+        </w:rPr>
+        <w:t>|                                                  |</w:t>
+      </w:r>
+    </w:p>
+    <w:p>
+      <w:pPr>
+        <w:rPr>
+          <w:rFonts w:hint="eastAsia" w:ascii="宋体" w:hAnsi="宋体" w:eastAsia="宋体" w:cs="宋体"/>
+          <w:kern w:val="0"/>
+          <w:sz w:val="24"/>
+          <w:szCs w:val="24"/>
+          <w:lang w:val="en-US" w:eastAsia="zh-CN" w:bidi="ar"/>
+        </w:rPr>
+      </w:pPr>
+      <w:r>
+        <w:rPr>
+          <w:rFonts w:hint="eastAsia" w:ascii="宋体" w:hAnsi="宋体" w:eastAsia="宋体" w:cs="宋体"/>
+          <w:kern w:val="0"/>
+          <w:sz w:val="24"/>
+          <w:szCs w:val="24"/>
+          <w:lang w:val="en-US" w:eastAsia="zh-CN" w:bidi="ar"/>
+        </w:rPr>
+        <w:t>|                                                  |</w:t>
+      </w:r>
+    </w:p>
+    <w:p>
+      <w:pPr>
+        <w:rPr>
+          <w:rFonts w:hint="eastAsia" w:ascii="宋体" w:hAnsi="宋体" w:eastAsia="宋体" w:cs="宋体"/>
+          <w:kern w:val="0"/>
+          <w:sz w:val="24"/>
+          <w:szCs w:val="24"/>
+          <w:lang w:val="en-US" w:eastAsia="zh-CN" w:bidi="ar"/>
+        </w:rPr>
+      </w:pPr>
+      <w:r>
+        <w:rPr>
+          <w:rFonts w:hint="eastAsia" w:ascii="宋体" w:hAnsi="宋体" w:eastAsia="宋体" w:cs="宋体"/>
+          <w:kern w:val="0"/>
+          <w:sz w:val="24"/>
+          <w:szCs w:val="24"/>
+          <w:lang w:val="en-US" w:eastAsia="zh-CN" w:bidi="ar"/>
+        </w:rPr>
+        <w:t>|--------------------------------------------------|</w:t>
+      </w:r>
+    </w:p>
+    <w:p>
+      <w:pPr>
+        <w:rPr>
+          <w:rFonts w:hint="eastAsia" w:ascii="宋体" w:hAnsi="宋体" w:eastAsia="宋体" w:cs="宋体"/>
+          <w:kern w:val="0"/>
+          <w:sz w:val="24"/>
+          <w:szCs w:val="24"/>
+          <w:lang w:val="en-US" w:eastAsia="zh-CN" w:bidi="ar"/>
+        </w:rPr>
+      </w:pPr>
+    </w:p>
+    <w:p>
+      <w:pPr>
+        <w:rPr>
+          <w:rFonts w:hint="eastAsia" w:ascii="宋体" w:hAnsi="宋体" w:eastAsia="宋体" w:cs="宋体"/>
+          <w:kern w:val="0"/>
+          <w:sz w:val="24"/>
+          <w:szCs w:val="24"/>
+          <w:lang w:val="en-US" w:eastAsia="zh-CN" w:bidi="ar"/>
+        </w:rPr>
+      </w:pPr>
+    </w:p>
+    <w:p>
+      <w:pPr>
+        <w:rPr>
+          <w:rFonts w:hint="eastAsia" w:ascii="宋体" w:hAnsi="宋体" w:eastAsia="宋体" w:cs="宋体"/>
+          <w:kern w:val="0"/>
+          <w:sz w:val="24"/>
+          <w:szCs w:val="24"/>
+          <w:lang w:val="en-US" w:eastAsia="zh-CN" w:bidi="ar"/>
+        </w:rPr>
+      </w:pPr>
+    </w:p>
+    <w:p>
+      <w:pPr>
+        <w:rPr>
+          <w:rFonts w:hint="eastAsia" w:ascii="宋体" w:hAnsi="宋体" w:eastAsia="宋体" w:cs="宋体"/>
+          <w:kern w:val="0"/>
+          <w:sz w:val="24"/>
+          <w:szCs w:val="24"/>
+          <w:lang w:val="en-US" w:eastAsia="zh-CN" w:bidi="ar"/>
+        </w:rPr>
+      </w:pPr>
+    </w:p>
+    <w:p>
+      <w:pPr>
+        <w:pBdr>
+          <w:bottom w:val="double" w:color="auto" w:sz="4" w:space="0"/>
+        </w:pBdr>
+        <w:rPr>
+          <w:rFonts w:hint="eastAsia" w:ascii="宋体" w:hAnsi="宋体" w:eastAsia="宋体" w:cs="宋体"/>
+          <w:kern w:val="0"/>
+          <w:sz w:val="24"/>
+          <w:szCs w:val="24"/>
+          <w:lang w:val="en-US" w:eastAsia="zh-CN" w:bidi="ar"/>
+        </w:rPr>
+      </w:pPr>
+    </w:p>
+    <w:p>
+      <w:pPr>
+        <w:rPr>
+          <w:rFonts w:hint="eastAsia" w:ascii="宋体" w:hAnsi="宋体" w:eastAsia="宋体" w:cs="宋体"/>
+          <w:kern w:val="0"/>
+          <w:sz w:val="24"/>
+          <w:szCs w:val="24"/>
+          <w:lang w:val="en-US" w:eastAsia="zh-CN" w:bidi="ar"/>
+        </w:rPr>
+      </w:pPr>
+    </w:p>
+    <w:p>
+      <w:pPr>
+        <w:rPr>
+          <w:rFonts w:hint="eastAsia" w:ascii="宋体" w:hAnsi="宋体" w:eastAsia="宋体" w:cs="宋体"/>
+          <w:kern w:val="0"/>
+          <w:sz w:val="24"/>
+          <w:szCs w:val="24"/>
+          <w:lang w:val="en-US" w:eastAsia="zh-CN" w:bidi="ar"/>
+        </w:rPr>
+      </w:pPr>
       <w:bookmarkStart w:id="0" w:name="_GoBack"/>
-      <w:bookmarkEnd w:id="0"/>
-    </w:p>
-    <w:p>
-      <w:pPr>
-        <w:rPr>
-          <w:rFonts w:hint="eastAsia" w:ascii="宋体" w:hAnsi="宋体" w:eastAsia="宋体" w:cs="宋体"/>
-          <w:kern w:val="0"/>
-          <w:sz w:val="24"/>
-          <w:szCs w:val="24"/>
-          <w:lang w:val="en-US" w:eastAsia="zh-CN" w:bidi="ar"/>
-        </w:rPr>
-      </w:pPr>
-      <w:r>
-        <w:rPr>
-          <w:rFonts w:hint="eastAsia" w:ascii="宋体" w:hAnsi="宋体" w:eastAsia="宋体" w:cs="宋体"/>
-          <w:kern w:val="0"/>
-          <w:sz w:val="24"/>
-          <w:szCs w:val="24"/>
-          <w:lang w:val="en-US" w:eastAsia="zh-CN" w:bidi="ar"/>
-        </w:rPr>
-        <w:t>|---|        小圆（攻击）小圆（生命）小圆（防御）  |</w:t>
-      </w:r>
-    </w:p>
-    <w:p>
-      <w:pPr>
-        <w:rPr>
-          <w:rFonts w:hint="eastAsia" w:ascii="宋体" w:hAnsi="宋体" w:eastAsia="宋体" w:cs="宋体"/>
-          <w:kern w:val="0"/>
-          <w:sz w:val="24"/>
-          <w:szCs w:val="24"/>
-          <w:lang w:val="en-US" w:eastAsia="zh-CN" w:bidi="ar"/>
-        </w:rPr>
-      </w:pPr>
-      <w:r>
-        <w:rPr>
-          <w:rFonts w:hint="eastAsia" w:ascii="宋体" w:hAnsi="宋体" w:eastAsia="宋体" w:cs="宋体"/>
-          <w:kern w:val="0"/>
-          <w:sz w:val="24"/>
-          <w:szCs w:val="24"/>
-          <w:lang w:val="en-US" w:eastAsia="zh-CN" w:bidi="ar"/>
-        </w:rPr>
-        <w:t>| 4 |             lv.x       lv.x     Lv.x         |</w:t>
-      </w:r>
-    </w:p>
-    <w:p>
-      <w:pPr>
-        <w:rPr>
-          <w:rFonts w:hint="eastAsia" w:ascii="宋体" w:hAnsi="宋体" w:eastAsia="宋体" w:cs="宋体"/>
-          <w:kern w:val="0"/>
-          <w:sz w:val="24"/>
-          <w:szCs w:val="24"/>
-          <w:lang w:val="en-US" w:eastAsia="zh-CN" w:bidi="ar"/>
-        </w:rPr>
-      </w:pPr>
-      <w:r>
-        <w:rPr>
-          <w:rFonts w:hint="eastAsia" w:ascii="宋体" w:hAnsi="宋体" w:eastAsia="宋体" w:cs="宋体"/>
-          <w:kern w:val="0"/>
-          <w:sz w:val="24"/>
-          <w:szCs w:val="24"/>
-          <w:lang w:val="en-US" w:eastAsia="zh-CN" w:bidi="ar"/>
-        </w:rPr>
-        <w:t>|---|                                              |</w:t>
-      </w:r>
-    </w:p>
-    <w:p>
-      <w:pPr>
-        <w:rPr>
-          <w:rFonts w:hint="eastAsia" w:ascii="宋体" w:hAnsi="宋体" w:eastAsia="宋体" w:cs="宋体"/>
-          <w:kern w:val="0"/>
-          <w:sz w:val="24"/>
-          <w:szCs w:val="24"/>
-          <w:lang w:val="en-US" w:eastAsia="zh-CN" w:bidi="ar"/>
-        </w:rPr>
-      </w:pPr>
-      <w:r>
-        <w:rPr>
-          <w:rFonts w:hint="eastAsia" w:ascii="宋体" w:hAnsi="宋体" w:eastAsia="宋体" w:cs="宋体"/>
-          <w:kern w:val="0"/>
-          <w:sz w:val="24"/>
-          <w:szCs w:val="24"/>
-          <w:lang w:val="en-US" w:eastAsia="zh-CN" w:bidi="ar"/>
-        </w:rPr>
-        <w:t>|                                                  |</w:t>
-      </w:r>
-    </w:p>
-    <w:p>
-      <w:pPr>
-        <w:rPr>
-          <w:rFonts w:hint="eastAsia" w:ascii="宋体" w:hAnsi="宋体" w:eastAsia="宋体" w:cs="宋体"/>
-          <w:kern w:val="0"/>
-          <w:sz w:val="24"/>
-          <w:szCs w:val="24"/>
-          <w:lang w:val="en-US" w:eastAsia="zh-CN" w:bidi="ar"/>
-        </w:rPr>
-      </w:pPr>
-      <w:r>
-        <w:rPr>
-          <w:rFonts w:hint="eastAsia" w:ascii="宋体" w:hAnsi="宋体" w:eastAsia="宋体" w:cs="宋体"/>
-          <w:kern w:val="0"/>
-          <w:sz w:val="24"/>
-          <w:szCs w:val="24"/>
-          <w:lang w:val="en-US" w:eastAsia="zh-CN" w:bidi="ar"/>
-        </w:rPr>
-        <w:t>|                                                  |</w:t>
-      </w:r>
-    </w:p>
-    <w:p>
-      <w:pPr>
-        <w:rPr>
-          <w:rFonts w:hint="eastAsia" w:ascii="宋体" w:hAnsi="宋体" w:eastAsia="宋体" w:cs="宋体"/>
-          <w:kern w:val="0"/>
-          <w:sz w:val="24"/>
-          <w:szCs w:val="24"/>
-          <w:lang w:val="en-US" w:eastAsia="zh-CN" w:bidi="ar"/>
-        </w:rPr>
-      </w:pPr>
-      <w:r>
-        <w:rPr>
-          <w:rFonts w:hint="eastAsia" w:ascii="宋体" w:hAnsi="宋体" w:eastAsia="宋体" w:cs="宋体"/>
-          <w:kern w:val="0"/>
-          <w:sz w:val="24"/>
-          <w:szCs w:val="24"/>
-          <w:lang w:val="en-US" w:eastAsia="zh-CN" w:bidi="ar"/>
-        </w:rPr>
-        <w:t>|--------------------------------------------------|</w:t>
-      </w:r>
+      <w:r>
+        <w:rPr>
+          <w:rFonts w:hint="eastAsia" w:ascii="宋体" w:hAnsi="宋体" w:eastAsia="宋体" w:cs="宋体"/>
+          <w:kern w:val="0"/>
+          <w:sz w:val="24"/>
+          <w:szCs w:val="24"/>
+          <w:lang w:val="en-US" w:eastAsia="zh-CN" w:bidi="ar"/>
+        </w:rPr>
+        <w:t>现在我们来为刻印系统引入数值计算功能，首先我们要解析三个文件</w:t>
+      </w:r>
+      <w:r>
+        <w:rPr>
+          <w:rFonts w:hint="eastAsia" w:ascii="宋体" w:hAnsi="宋体" w:eastAsia="宋体" w:cs="宋体"/>
+          <w:kern w:val="0"/>
+          <w:sz w:val="24"/>
+          <w:szCs w:val="24"/>
+          <w:lang w:val="en-US" w:eastAsia="zh-CN" w:bidi="ar"/>
+        </w:rPr>
+        <w:br w:type="textWrapping"/>
+      </w:r>
+      <w:r>
+        <w:rPr>
+          <w:rFonts w:hint="eastAsia" w:ascii="宋体" w:hAnsi="宋体" w:eastAsia="宋体" w:cs="宋体"/>
+          <w:kern w:val="0"/>
+          <w:sz w:val="24"/>
+          <w:szCs w:val="24"/>
+          <w:lang w:val="en-US" w:eastAsia="zh-CN" w:bidi="ar"/>
+        </w:rPr>
+        <w:t>BaseSeal.lua.lua</w:t>
+      </w:r>
+    </w:p>
+    <w:p>
+      <w:pPr>
+        <w:rPr>
+          <w:rFonts w:hint="default" w:ascii="宋体" w:hAnsi="宋体" w:eastAsia="宋体" w:cs="宋体"/>
+          <w:kern w:val="0"/>
+          <w:sz w:val="24"/>
+          <w:szCs w:val="24"/>
+          <w:lang w:val="en-US" w:eastAsia="zh-CN" w:bidi="ar"/>
+        </w:rPr>
+      </w:pPr>
+      <w:r>
+        <w:rPr>
+          <w:rFonts w:hint="default" w:ascii="宋体" w:hAnsi="宋体" w:eastAsia="宋体" w:cs="宋体"/>
+          <w:kern w:val="0"/>
+          <w:sz w:val="24"/>
+          <w:szCs w:val="24"/>
+          <w:lang w:val="en-US" w:eastAsia="zh-CN" w:bidi="ar"/>
+        </w:rPr>
+        <w:t>BaseSealBigLevelUp.lua.lua</w:t>
+      </w:r>
+    </w:p>
+    <w:p>
+      <w:pPr>
+        <w:rPr>
+          <w:rFonts w:hint="default" w:ascii="宋体" w:hAnsi="宋体" w:eastAsia="宋体" w:cs="宋体"/>
+          <w:kern w:val="0"/>
+          <w:sz w:val="24"/>
+          <w:szCs w:val="24"/>
+          <w:lang w:val="en-US" w:eastAsia="zh-CN" w:bidi="ar"/>
+        </w:rPr>
+      </w:pPr>
+      <w:r>
+        <w:rPr>
+          <w:rFonts w:hint="default" w:ascii="宋体" w:hAnsi="宋体" w:eastAsia="宋体" w:cs="宋体"/>
+          <w:kern w:val="0"/>
+          <w:sz w:val="24"/>
+          <w:szCs w:val="24"/>
+          <w:lang w:val="en-US" w:eastAsia="zh-CN" w:bidi="ar"/>
+        </w:rPr>
+        <w:t>BaseSealBigQualityUp.lua.lua</w:t>
+      </w:r>
+    </w:p>
+    <w:p>
+      <w:pPr>
+        <w:rPr>
+          <w:rFonts w:hint="eastAsia" w:ascii="宋体" w:hAnsi="宋体" w:eastAsia="宋体" w:cs="宋体"/>
+          <w:kern w:val="0"/>
+          <w:sz w:val="24"/>
+          <w:szCs w:val="24"/>
+          <w:lang w:val="en-US" w:eastAsia="zh-CN" w:bidi="ar"/>
+        </w:rPr>
+      </w:pPr>
+      <w:r>
+        <w:rPr>
+          <w:rFonts w:hint="eastAsia" w:ascii="宋体" w:hAnsi="宋体" w:eastAsia="宋体" w:cs="宋体"/>
+          <w:kern w:val="0"/>
+          <w:sz w:val="24"/>
+          <w:szCs w:val="24"/>
+          <w:lang w:val="en-US" w:eastAsia="zh-CN" w:bidi="ar"/>
+        </w:rPr>
+        <w:t>或许你需要写一个python脚本来吧这些转为json，接下来我会为你介绍这三个文件里面的数据结构</w:t>
+      </w:r>
+    </w:p>
+    <w:p>
+      <w:pPr>
+        <w:rPr>
+          <w:rFonts w:hint="eastAsia" w:ascii="宋体" w:hAnsi="宋体" w:eastAsia="宋体" w:cs="宋体"/>
+          <w:kern w:val="0"/>
+          <w:sz w:val="24"/>
+          <w:szCs w:val="24"/>
+          <w:lang w:val="en-US" w:eastAsia="zh-CN" w:bidi="ar"/>
+        </w:rPr>
+      </w:pPr>
+    </w:p>
+    <w:p>
+      <w:pPr>
+        <w:rPr>
+          <w:rFonts w:hint="eastAsia" w:ascii="宋体" w:hAnsi="宋体" w:eastAsia="宋体" w:cs="宋体"/>
+          <w:kern w:val="0"/>
+          <w:sz w:val="24"/>
+          <w:szCs w:val="24"/>
+          <w:lang w:val="en-US" w:eastAsia="zh-CN" w:bidi="ar"/>
+        </w:rPr>
+      </w:pPr>
+      <w:r>
+        <w:rPr>
+          <w:rFonts w:hint="eastAsia" w:ascii="宋体" w:hAnsi="宋体" w:eastAsia="宋体" w:cs="宋体"/>
+          <w:kern w:val="0"/>
+          <w:sz w:val="24"/>
+          <w:szCs w:val="24"/>
+          <w:lang w:val="en-US" w:eastAsia="zh-CN" w:bidi="ar"/>
+        </w:rPr>
+        <w:t>首先是BaseSeal.lua.lua</w:t>
+      </w:r>
+    </w:p>
+    <w:p>
+      <w:pPr>
+        <w:rPr>
+          <w:rFonts w:hint="default" w:ascii="宋体" w:hAnsi="宋体" w:eastAsia="宋体" w:cs="宋体"/>
+          <w:kern w:val="0"/>
+          <w:sz w:val="24"/>
+          <w:szCs w:val="24"/>
+          <w:lang w:val="en-US" w:eastAsia="zh-CN" w:bidi="ar"/>
+        </w:rPr>
+      </w:pPr>
+      <w:r>
+        <w:rPr>
+          <w:rFonts w:hint="default" w:ascii="宋体" w:hAnsi="宋体" w:eastAsia="宋体" w:cs="宋体"/>
+          <w:kern w:val="0"/>
+          <w:sz w:val="24"/>
+          <w:szCs w:val="24"/>
+          <w:lang w:val="en-US" w:eastAsia="zh-CN" w:bidi="ar"/>
+        </w:rPr>
+        <w:t>BaseSeal = {</w:t>
+      </w:r>
+    </w:p>
+    <w:p>
+      <w:pPr>
+        <w:rPr>
+          <w:rFonts w:hint="default" w:ascii="宋体" w:hAnsi="宋体" w:eastAsia="宋体" w:cs="宋体"/>
+          <w:kern w:val="0"/>
+          <w:sz w:val="24"/>
+          <w:szCs w:val="24"/>
+          <w:lang w:val="en-US" w:eastAsia="zh-CN" w:bidi="ar"/>
+        </w:rPr>
+      </w:pPr>
+      <w:r>
+        <w:rPr>
+          <w:rFonts w:hint="default" w:ascii="宋体" w:hAnsi="宋体" w:eastAsia="宋体" w:cs="宋体"/>
+          <w:kern w:val="0"/>
+          <w:sz w:val="24"/>
+          <w:szCs w:val="24"/>
+          <w:lang w:val="en-US" w:eastAsia="zh-CN" w:bidi="ar"/>
+        </w:rPr>
+        <w:t xml:space="preserve">  [21171101] = {</w:t>
+      </w:r>
+    </w:p>
+    <w:p>
+      <w:pPr>
+        <w:rPr>
+          <w:rFonts w:hint="default" w:ascii="宋体" w:hAnsi="宋体" w:eastAsia="宋体" w:cs="宋体"/>
+          <w:kern w:val="0"/>
+          <w:sz w:val="24"/>
+          <w:szCs w:val="24"/>
+          <w:lang w:val="en-US" w:eastAsia="zh-CN" w:bidi="ar"/>
+        </w:rPr>
+      </w:pPr>
+      <w:r>
+        <w:rPr>
+          <w:rFonts w:hint="default" w:ascii="宋体" w:hAnsi="宋体" w:eastAsia="宋体" w:cs="宋体"/>
+          <w:kern w:val="0"/>
+          <w:sz w:val="24"/>
+          <w:szCs w:val="24"/>
+          <w:lang w:val="en-US" w:eastAsia="zh-CN" w:bidi="ar"/>
+        </w:rPr>
+        <w:t xml:space="preserve">    id = 21171101,</w:t>
+      </w:r>
+    </w:p>
+    <w:p>
+      <w:pPr>
+        <w:rPr>
+          <w:rFonts w:hint="default" w:ascii="宋体" w:hAnsi="宋体" w:eastAsia="宋体" w:cs="宋体"/>
+          <w:kern w:val="0"/>
+          <w:sz w:val="24"/>
+          <w:szCs w:val="24"/>
+          <w:lang w:val="en-US" w:eastAsia="zh-CN" w:bidi="ar"/>
+        </w:rPr>
+      </w:pPr>
+      <w:r>
+        <w:rPr>
+          <w:rFonts w:hint="default" w:ascii="宋体" w:hAnsi="宋体" w:eastAsia="宋体" w:cs="宋体"/>
+          <w:kern w:val="0"/>
+          <w:sz w:val="24"/>
+          <w:szCs w:val="24"/>
+          <w:lang w:val="en-US" w:eastAsia="zh-CN" w:bidi="ar"/>
+        </w:rPr>
+        <w:t xml:space="preserve">    job = 1,</w:t>
+      </w:r>
+    </w:p>
+    <w:p>
+      <w:pPr>
+        <w:rPr>
+          <w:rFonts w:hint="default" w:ascii="宋体" w:hAnsi="宋体" w:eastAsia="宋体" w:cs="宋体"/>
+          <w:kern w:val="0"/>
+          <w:sz w:val="24"/>
+          <w:szCs w:val="24"/>
+          <w:lang w:val="en-US" w:eastAsia="zh-CN" w:bidi="ar"/>
+        </w:rPr>
+      </w:pPr>
+      <w:r>
+        <w:rPr>
+          <w:rFonts w:hint="default" w:ascii="宋体" w:hAnsi="宋体" w:eastAsia="宋体" w:cs="宋体"/>
+          <w:kern w:val="0"/>
+          <w:sz w:val="24"/>
+          <w:szCs w:val="24"/>
+          <w:lang w:val="en-US" w:eastAsia="zh-CN" w:bidi="ar"/>
+        </w:rPr>
+        <w:t xml:space="preserve">    attr_type = 1,</w:t>
+      </w:r>
+    </w:p>
+    <w:p>
+      <w:pPr>
+        <w:rPr>
+          <w:rFonts w:hint="default" w:ascii="宋体" w:hAnsi="宋体" w:eastAsia="宋体" w:cs="宋体"/>
+          <w:kern w:val="0"/>
+          <w:sz w:val="24"/>
+          <w:szCs w:val="24"/>
+          <w:lang w:val="en-US" w:eastAsia="zh-CN" w:bidi="ar"/>
+        </w:rPr>
+      </w:pPr>
+      <w:r>
+        <w:rPr>
+          <w:rFonts w:hint="default" w:ascii="宋体" w:hAnsi="宋体" w:eastAsia="宋体" w:cs="宋体"/>
+          <w:kern w:val="0"/>
+          <w:sz w:val="24"/>
+          <w:szCs w:val="24"/>
+          <w:lang w:val="en-US" w:eastAsia="zh-CN" w:bidi="ar"/>
+        </w:rPr>
+        <w:t xml:space="preserve">    level = 1,</w:t>
+      </w:r>
+    </w:p>
+    <w:p>
+      <w:pPr>
+        <w:rPr>
+          <w:rFonts w:hint="default" w:ascii="宋体" w:hAnsi="宋体" w:eastAsia="宋体" w:cs="宋体"/>
+          <w:kern w:val="0"/>
+          <w:sz w:val="24"/>
+          <w:szCs w:val="24"/>
+          <w:lang w:val="en-US" w:eastAsia="zh-CN" w:bidi="ar"/>
+        </w:rPr>
+      </w:pPr>
+      <w:r>
+        <w:rPr>
+          <w:rFonts w:hint="default" w:ascii="宋体" w:hAnsi="宋体" w:eastAsia="宋体" w:cs="宋体"/>
+          <w:kern w:val="0"/>
+          <w:sz w:val="24"/>
+          <w:szCs w:val="24"/>
+          <w:lang w:val="en-US" w:eastAsia="zh-CN" w:bidi="ar"/>
+        </w:rPr>
+        <w:t xml:space="preserve">    value = {</w:t>
+      </w:r>
+    </w:p>
+    <w:p>
+      <w:pPr>
+        <w:rPr>
+          <w:rFonts w:hint="default" w:ascii="宋体" w:hAnsi="宋体" w:eastAsia="宋体" w:cs="宋体"/>
+          <w:kern w:val="0"/>
+          <w:sz w:val="24"/>
+          <w:szCs w:val="24"/>
+          <w:lang w:val="en-US" w:eastAsia="zh-CN" w:bidi="ar"/>
+        </w:rPr>
+      </w:pPr>
+      <w:r>
+        <w:rPr>
+          <w:rFonts w:hint="default" w:ascii="宋体" w:hAnsi="宋体" w:eastAsia="宋体" w:cs="宋体"/>
+          <w:kern w:val="0"/>
+          <w:sz w:val="24"/>
+          <w:szCs w:val="24"/>
+          <w:lang w:val="en-US" w:eastAsia="zh-CN" w:bidi="ar"/>
+        </w:rPr>
+        <w:t xml:space="preserve">      "1:40000103:25"</w:t>
+      </w:r>
+    </w:p>
+    <w:p>
+      <w:pPr>
+        <w:rPr>
+          <w:rFonts w:hint="default" w:ascii="宋体" w:hAnsi="宋体" w:eastAsia="宋体" w:cs="宋体"/>
+          <w:kern w:val="0"/>
+          <w:sz w:val="24"/>
+          <w:szCs w:val="24"/>
+          <w:lang w:val="en-US" w:eastAsia="zh-CN" w:bidi="ar"/>
+        </w:rPr>
+      </w:pPr>
+      <w:r>
+        <w:rPr>
+          <w:rFonts w:hint="default" w:ascii="宋体" w:hAnsi="宋体" w:eastAsia="宋体" w:cs="宋体"/>
+          <w:kern w:val="0"/>
+          <w:sz w:val="24"/>
+          <w:szCs w:val="24"/>
+          <w:lang w:val="en-US" w:eastAsia="zh-CN" w:bidi="ar"/>
+        </w:rPr>
+        <w:t xml:space="preserve">    },</w:t>
+      </w:r>
+    </w:p>
+    <w:p>
+      <w:pPr>
+        <w:rPr>
+          <w:rFonts w:hint="default" w:ascii="宋体" w:hAnsi="宋体" w:eastAsia="宋体" w:cs="宋体"/>
+          <w:kern w:val="0"/>
+          <w:sz w:val="24"/>
+          <w:szCs w:val="24"/>
+          <w:lang w:val="en-US" w:eastAsia="zh-CN" w:bidi="ar"/>
+        </w:rPr>
+      </w:pPr>
+      <w:r>
+        <w:rPr>
+          <w:rFonts w:hint="default" w:ascii="宋体" w:hAnsi="宋体" w:eastAsia="宋体" w:cs="宋体"/>
+          <w:kern w:val="0"/>
+          <w:sz w:val="24"/>
+          <w:szCs w:val="24"/>
+          <w:lang w:val="en-US" w:eastAsia="zh-CN" w:bidi="ar"/>
+        </w:rPr>
+        <w:t xml:space="preserve">    cost = {</w:t>
+      </w:r>
+    </w:p>
+    <w:p>
+      <w:pPr>
+        <w:rPr>
+          <w:rFonts w:hint="default" w:ascii="宋体" w:hAnsi="宋体" w:eastAsia="宋体" w:cs="宋体"/>
+          <w:kern w:val="0"/>
+          <w:sz w:val="24"/>
+          <w:szCs w:val="24"/>
+          <w:lang w:val="en-US" w:eastAsia="zh-CN" w:bidi="ar"/>
+        </w:rPr>
+      </w:pPr>
+      <w:r>
+        <w:rPr>
+          <w:rFonts w:hint="default" w:ascii="宋体" w:hAnsi="宋体" w:eastAsia="宋体" w:cs="宋体"/>
+          <w:kern w:val="0"/>
+          <w:sz w:val="24"/>
+          <w:szCs w:val="24"/>
+          <w:lang w:val="en-US" w:eastAsia="zh-CN" w:bidi="ar"/>
+        </w:rPr>
+        <w:t xml:space="preserve">      "1:21000003:1000"</w:t>
+      </w:r>
+    </w:p>
+    <w:p>
+      <w:pPr>
+        <w:rPr>
+          <w:rFonts w:hint="default" w:ascii="宋体" w:hAnsi="宋体" w:eastAsia="宋体" w:cs="宋体"/>
+          <w:kern w:val="0"/>
+          <w:sz w:val="24"/>
+          <w:szCs w:val="24"/>
+          <w:lang w:val="en-US" w:eastAsia="zh-CN" w:bidi="ar"/>
+        </w:rPr>
+      </w:pPr>
+      <w:r>
+        <w:rPr>
+          <w:rFonts w:hint="default" w:ascii="宋体" w:hAnsi="宋体" w:eastAsia="宋体" w:cs="宋体"/>
+          <w:kern w:val="0"/>
+          <w:sz w:val="24"/>
+          <w:szCs w:val="24"/>
+          <w:lang w:val="en-US" w:eastAsia="zh-CN" w:bidi="ar"/>
+        </w:rPr>
+        <w:t xml:space="preserve">    },</w:t>
+      </w:r>
+    </w:p>
+    <w:p>
+      <w:pPr>
+        <w:rPr>
+          <w:rFonts w:hint="default" w:ascii="宋体" w:hAnsi="宋体" w:eastAsia="宋体" w:cs="宋体"/>
+          <w:kern w:val="0"/>
+          <w:sz w:val="24"/>
+          <w:szCs w:val="24"/>
+          <w:lang w:val="en-US" w:eastAsia="zh-CN" w:bidi="ar"/>
+        </w:rPr>
+      </w:pPr>
+      <w:r>
+        <w:rPr>
+          <w:rFonts w:hint="default" w:ascii="宋体" w:hAnsi="宋体" w:eastAsia="宋体" w:cs="宋体"/>
+          <w:kern w:val="0"/>
+          <w:sz w:val="24"/>
+          <w:szCs w:val="24"/>
+          <w:lang w:val="en-US" w:eastAsia="zh-CN" w:bidi="ar"/>
+        </w:rPr>
+        <w:t xml:space="preserve">    cost_seal = 2,</w:t>
+      </w:r>
+    </w:p>
+    <w:p>
+      <w:pPr>
+        <w:rPr>
+          <w:rFonts w:hint="default" w:ascii="宋体" w:hAnsi="宋体" w:eastAsia="宋体" w:cs="宋体"/>
+          <w:kern w:val="0"/>
+          <w:sz w:val="24"/>
+          <w:szCs w:val="24"/>
+          <w:lang w:val="en-US" w:eastAsia="zh-CN" w:bidi="ar"/>
+        </w:rPr>
+      </w:pPr>
+      <w:r>
+        <w:rPr>
+          <w:rFonts w:hint="default" w:ascii="宋体" w:hAnsi="宋体" w:eastAsia="宋体" w:cs="宋体"/>
+          <w:kern w:val="0"/>
+          <w:sz w:val="24"/>
+          <w:szCs w:val="24"/>
+          <w:lang w:val="en-US" w:eastAsia="zh-CN" w:bidi="ar"/>
+        </w:rPr>
+        <w:t xml:space="preserve">    pro = 10000,</w:t>
+      </w:r>
+    </w:p>
+    <w:p>
+      <w:pPr>
+        <w:rPr>
+          <w:rFonts w:hint="default" w:ascii="宋体" w:hAnsi="宋体" w:eastAsia="宋体" w:cs="宋体"/>
+          <w:kern w:val="0"/>
+          <w:sz w:val="24"/>
+          <w:szCs w:val="24"/>
+          <w:lang w:val="en-US" w:eastAsia="zh-CN" w:bidi="ar"/>
+        </w:rPr>
+      </w:pPr>
+      <w:r>
+        <w:rPr>
+          <w:rFonts w:hint="default" w:ascii="宋体" w:hAnsi="宋体" w:eastAsia="宋体" w:cs="宋体"/>
+          <w:kern w:val="0"/>
+          <w:sz w:val="24"/>
+          <w:szCs w:val="24"/>
+          <w:lang w:val="en-US" w:eastAsia="zh-CN" w:bidi="ar"/>
+        </w:rPr>
+        <w:t xml:space="preserve">    next_seal_id = 21171102</w:t>
+      </w:r>
+    </w:p>
+    <w:p>
+      <w:pPr>
+        <w:rPr>
+          <w:rFonts w:hint="default" w:ascii="宋体" w:hAnsi="宋体" w:eastAsia="宋体" w:cs="宋体"/>
+          <w:kern w:val="0"/>
+          <w:sz w:val="24"/>
+          <w:szCs w:val="24"/>
+          <w:lang w:val="en-US" w:eastAsia="zh-CN" w:bidi="ar"/>
+        </w:rPr>
+      </w:pPr>
+      <w:r>
+        <w:rPr>
+          <w:rFonts w:hint="default" w:ascii="宋体" w:hAnsi="宋体" w:eastAsia="宋体" w:cs="宋体"/>
+          <w:kern w:val="0"/>
+          <w:sz w:val="24"/>
+          <w:szCs w:val="24"/>
+          <w:lang w:val="en-US" w:eastAsia="zh-CN" w:bidi="ar"/>
+        </w:rPr>
+        <w:t xml:space="preserve">  },</w:t>
+      </w:r>
+    </w:p>
+    <w:p>
+      <w:pPr>
+        <w:rPr>
+          <w:rFonts w:hint="default" w:ascii="宋体" w:hAnsi="宋体" w:eastAsia="宋体" w:cs="宋体"/>
+          <w:kern w:val="0"/>
+          <w:sz w:val="24"/>
+          <w:szCs w:val="24"/>
+          <w:lang w:val="en-US" w:eastAsia="zh-CN" w:bidi="ar"/>
+        </w:rPr>
+      </w:pPr>
+      <w:r>
+        <w:rPr>
+          <w:rFonts w:hint="default" w:ascii="宋体" w:hAnsi="宋体" w:eastAsia="宋体" w:cs="宋体"/>
+          <w:kern w:val="0"/>
+          <w:sz w:val="24"/>
+          <w:szCs w:val="24"/>
+          <w:lang w:val="en-US" w:eastAsia="zh-CN" w:bidi="ar"/>
+        </w:rPr>
+        <w:t xml:space="preserve">  [21171102] = {</w:t>
+      </w:r>
+    </w:p>
+    <w:p>
+      <w:pPr>
+        <w:rPr>
+          <w:rFonts w:hint="default" w:ascii="宋体" w:hAnsi="宋体" w:eastAsia="宋体" w:cs="宋体"/>
+          <w:kern w:val="0"/>
+          <w:sz w:val="24"/>
+          <w:szCs w:val="24"/>
+          <w:lang w:val="en-US" w:eastAsia="zh-CN" w:bidi="ar"/>
+        </w:rPr>
+      </w:pPr>
+      <w:r>
+        <w:rPr>
+          <w:rFonts w:hint="default" w:ascii="宋体" w:hAnsi="宋体" w:eastAsia="宋体" w:cs="宋体"/>
+          <w:kern w:val="0"/>
+          <w:sz w:val="24"/>
+          <w:szCs w:val="24"/>
+          <w:lang w:val="en-US" w:eastAsia="zh-CN" w:bidi="ar"/>
+        </w:rPr>
+        <w:t xml:space="preserve">    id = 21171102,</w:t>
+      </w:r>
+    </w:p>
+    <w:p>
+      <w:pPr>
+        <w:rPr>
+          <w:rFonts w:hint="default" w:ascii="宋体" w:hAnsi="宋体" w:eastAsia="宋体" w:cs="宋体"/>
+          <w:kern w:val="0"/>
+          <w:sz w:val="24"/>
+          <w:szCs w:val="24"/>
+          <w:lang w:val="en-US" w:eastAsia="zh-CN" w:bidi="ar"/>
+        </w:rPr>
+      </w:pPr>
+      <w:r>
+        <w:rPr>
+          <w:rFonts w:hint="default" w:ascii="宋体" w:hAnsi="宋体" w:eastAsia="宋体" w:cs="宋体"/>
+          <w:kern w:val="0"/>
+          <w:sz w:val="24"/>
+          <w:szCs w:val="24"/>
+          <w:lang w:val="en-US" w:eastAsia="zh-CN" w:bidi="ar"/>
+        </w:rPr>
+        <w:t xml:space="preserve">    job = 1,</w:t>
+      </w:r>
+    </w:p>
+    <w:p>
+      <w:pPr>
+        <w:rPr>
+          <w:rFonts w:hint="default" w:ascii="宋体" w:hAnsi="宋体" w:eastAsia="宋体" w:cs="宋体"/>
+          <w:kern w:val="0"/>
+          <w:sz w:val="24"/>
+          <w:szCs w:val="24"/>
+          <w:lang w:val="en-US" w:eastAsia="zh-CN" w:bidi="ar"/>
+        </w:rPr>
+      </w:pPr>
+      <w:r>
+        <w:rPr>
+          <w:rFonts w:hint="default" w:ascii="宋体" w:hAnsi="宋体" w:eastAsia="宋体" w:cs="宋体"/>
+          <w:kern w:val="0"/>
+          <w:sz w:val="24"/>
+          <w:szCs w:val="24"/>
+          <w:lang w:val="en-US" w:eastAsia="zh-CN" w:bidi="ar"/>
+        </w:rPr>
+        <w:t xml:space="preserve">    attr_type = 1,</w:t>
+      </w:r>
+    </w:p>
+    <w:p>
+      <w:pPr>
+        <w:rPr>
+          <w:rFonts w:hint="default" w:ascii="宋体" w:hAnsi="宋体" w:eastAsia="宋体" w:cs="宋体"/>
+          <w:kern w:val="0"/>
+          <w:sz w:val="24"/>
+          <w:szCs w:val="24"/>
+          <w:lang w:val="en-US" w:eastAsia="zh-CN" w:bidi="ar"/>
+        </w:rPr>
+      </w:pPr>
+      <w:r>
+        <w:rPr>
+          <w:rFonts w:hint="default" w:ascii="宋体" w:hAnsi="宋体" w:eastAsia="宋体" w:cs="宋体"/>
+          <w:kern w:val="0"/>
+          <w:sz w:val="24"/>
+          <w:szCs w:val="24"/>
+          <w:lang w:val="en-US" w:eastAsia="zh-CN" w:bidi="ar"/>
+        </w:rPr>
+        <w:t xml:space="preserve">    level = 2,</w:t>
+      </w:r>
+    </w:p>
+    <w:p>
+      <w:pPr>
+        <w:rPr>
+          <w:rFonts w:hint="default" w:ascii="宋体" w:hAnsi="宋体" w:eastAsia="宋体" w:cs="宋体"/>
+          <w:kern w:val="0"/>
+          <w:sz w:val="24"/>
+          <w:szCs w:val="24"/>
+          <w:lang w:val="en-US" w:eastAsia="zh-CN" w:bidi="ar"/>
+        </w:rPr>
+      </w:pPr>
+      <w:r>
+        <w:rPr>
+          <w:rFonts w:hint="default" w:ascii="宋体" w:hAnsi="宋体" w:eastAsia="宋体" w:cs="宋体"/>
+          <w:kern w:val="0"/>
+          <w:sz w:val="24"/>
+          <w:szCs w:val="24"/>
+          <w:lang w:val="en-US" w:eastAsia="zh-CN" w:bidi="ar"/>
+        </w:rPr>
+        <w:t xml:space="preserve">    value = {</w:t>
+      </w:r>
+    </w:p>
+    <w:p>
+      <w:pPr>
+        <w:rPr>
+          <w:rFonts w:hint="default" w:ascii="宋体" w:hAnsi="宋体" w:eastAsia="宋体" w:cs="宋体"/>
+          <w:kern w:val="0"/>
+          <w:sz w:val="24"/>
+          <w:szCs w:val="24"/>
+          <w:lang w:val="en-US" w:eastAsia="zh-CN" w:bidi="ar"/>
+        </w:rPr>
+      </w:pPr>
+      <w:r>
+        <w:rPr>
+          <w:rFonts w:hint="default" w:ascii="宋体" w:hAnsi="宋体" w:eastAsia="宋体" w:cs="宋体"/>
+          <w:kern w:val="0"/>
+          <w:sz w:val="24"/>
+          <w:szCs w:val="24"/>
+          <w:lang w:val="en-US" w:eastAsia="zh-CN" w:bidi="ar"/>
+        </w:rPr>
+        <w:t xml:space="preserve">      "1:40000103:45"</w:t>
+      </w:r>
+    </w:p>
+    <w:p>
+      <w:pPr>
+        <w:rPr>
+          <w:rFonts w:hint="default" w:ascii="宋体" w:hAnsi="宋体" w:eastAsia="宋体" w:cs="宋体"/>
+          <w:kern w:val="0"/>
+          <w:sz w:val="24"/>
+          <w:szCs w:val="24"/>
+          <w:lang w:val="en-US" w:eastAsia="zh-CN" w:bidi="ar"/>
+        </w:rPr>
+      </w:pPr>
+      <w:r>
+        <w:rPr>
+          <w:rFonts w:hint="default" w:ascii="宋体" w:hAnsi="宋体" w:eastAsia="宋体" w:cs="宋体"/>
+          <w:kern w:val="0"/>
+          <w:sz w:val="24"/>
+          <w:szCs w:val="24"/>
+          <w:lang w:val="en-US" w:eastAsia="zh-CN" w:bidi="ar"/>
+        </w:rPr>
+        <w:t xml:space="preserve">    },</w:t>
+      </w:r>
+    </w:p>
+    <w:p>
+      <w:pPr>
+        <w:rPr>
+          <w:rFonts w:hint="default" w:ascii="宋体" w:hAnsi="宋体" w:eastAsia="宋体" w:cs="宋体"/>
+          <w:kern w:val="0"/>
+          <w:sz w:val="24"/>
+          <w:szCs w:val="24"/>
+          <w:lang w:val="en-US" w:eastAsia="zh-CN" w:bidi="ar"/>
+        </w:rPr>
+      </w:pPr>
+      <w:r>
+        <w:rPr>
+          <w:rFonts w:hint="default" w:ascii="宋体" w:hAnsi="宋体" w:eastAsia="宋体" w:cs="宋体"/>
+          <w:kern w:val="0"/>
+          <w:sz w:val="24"/>
+          <w:szCs w:val="24"/>
+          <w:lang w:val="en-US" w:eastAsia="zh-CN" w:bidi="ar"/>
+        </w:rPr>
+        <w:t xml:space="preserve">    cost = {</w:t>
+      </w:r>
+    </w:p>
+    <w:p>
+      <w:pPr>
+        <w:rPr>
+          <w:rFonts w:hint="default" w:ascii="宋体" w:hAnsi="宋体" w:eastAsia="宋体" w:cs="宋体"/>
+          <w:kern w:val="0"/>
+          <w:sz w:val="24"/>
+          <w:szCs w:val="24"/>
+          <w:lang w:val="en-US" w:eastAsia="zh-CN" w:bidi="ar"/>
+        </w:rPr>
+      </w:pPr>
+      <w:r>
+        <w:rPr>
+          <w:rFonts w:hint="default" w:ascii="宋体" w:hAnsi="宋体" w:eastAsia="宋体" w:cs="宋体"/>
+          <w:kern w:val="0"/>
+          <w:sz w:val="24"/>
+          <w:szCs w:val="24"/>
+          <w:lang w:val="en-US" w:eastAsia="zh-CN" w:bidi="ar"/>
+        </w:rPr>
+        <w:t xml:space="preserve">      "1:21000003:1000"</w:t>
+      </w:r>
+    </w:p>
+    <w:p>
+      <w:pPr>
+        <w:rPr>
+          <w:rFonts w:hint="default" w:ascii="宋体" w:hAnsi="宋体" w:eastAsia="宋体" w:cs="宋体"/>
+          <w:kern w:val="0"/>
+          <w:sz w:val="24"/>
+          <w:szCs w:val="24"/>
+          <w:lang w:val="en-US" w:eastAsia="zh-CN" w:bidi="ar"/>
+        </w:rPr>
+      </w:pPr>
+      <w:r>
+        <w:rPr>
+          <w:rFonts w:hint="default" w:ascii="宋体" w:hAnsi="宋体" w:eastAsia="宋体" w:cs="宋体"/>
+          <w:kern w:val="0"/>
+          <w:sz w:val="24"/>
+          <w:szCs w:val="24"/>
+          <w:lang w:val="en-US" w:eastAsia="zh-CN" w:bidi="ar"/>
+        </w:rPr>
+        <w:t xml:space="preserve">    },</w:t>
+      </w:r>
+    </w:p>
+    <w:p>
+      <w:pPr>
+        <w:rPr>
+          <w:rFonts w:hint="default" w:ascii="宋体" w:hAnsi="宋体" w:eastAsia="宋体" w:cs="宋体"/>
+          <w:kern w:val="0"/>
+          <w:sz w:val="24"/>
+          <w:szCs w:val="24"/>
+          <w:lang w:val="en-US" w:eastAsia="zh-CN" w:bidi="ar"/>
+        </w:rPr>
+      </w:pPr>
+      <w:r>
+        <w:rPr>
+          <w:rFonts w:hint="default" w:ascii="宋体" w:hAnsi="宋体" w:eastAsia="宋体" w:cs="宋体"/>
+          <w:kern w:val="0"/>
+          <w:sz w:val="24"/>
+          <w:szCs w:val="24"/>
+          <w:lang w:val="en-US" w:eastAsia="zh-CN" w:bidi="ar"/>
+        </w:rPr>
+        <w:t xml:space="preserve">    cost_seal = 2,</w:t>
+      </w:r>
+    </w:p>
+    <w:p>
+      <w:pPr>
+        <w:rPr>
+          <w:rFonts w:hint="default" w:ascii="宋体" w:hAnsi="宋体" w:eastAsia="宋体" w:cs="宋体"/>
+          <w:kern w:val="0"/>
+          <w:sz w:val="24"/>
+          <w:szCs w:val="24"/>
+          <w:lang w:val="en-US" w:eastAsia="zh-CN" w:bidi="ar"/>
+        </w:rPr>
+      </w:pPr>
+      <w:r>
+        <w:rPr>
+          <w:rFonts w:hint="default" w:ascii="宋体" w:hAnsi="宋体" w:eastAsia="宋体" w:cs="宋体"/>
+          <w:kern w:val="0"/>
+          <w:sz w:val="24"/>
+          <w:szCs w:val="24"/>
+          <w:lang w:val="en-US" w:eastAsia="zh-CN" w:bidi="ar"/>
+        </w:rPr>
+        <w:t xml:space="preserve">    pro = 10000,</w:t>
+      </w:r>
+    </w:p>
+    <w:p>
+      <w:pPr>
+        <w:rPr>
+          <w:rFonts w:hint="default" w:ascii="宋体" w:hAnsi="宋体" w:eastAsia="宋体" w:cs="宋体"/>
+          <w:kern w:val="0"/>
+          <w:sz w:val="24"/>
+          <w:szCs w:val="24"/>
+          <w:lang w:val="en-US" w:eastAsia="zh-CN" w:bidi="ar"/>
+        </w:rPr>
+      </w:pPr>
+      <w:r>
+        <w:rPr>
+          <w:rFonts w:hint="default" w:ascii="宋体" w:hAnsi="宋体" w:eastAsia="宋体" w:cs="宋体"/>
+          <w:kern w:val="0"/>
+          <w:sz w:val="24"/>
+          <w:szCs w:val="24"/>
+          <w:lang w:val="en-US" w:eastAsia="zh-CN" w:bidi="ar"/>
+        </w:rPr>
+        <w:t xml:space="preserve">    next_seal_id = 21171103</w:t>
+      </w:r>
+    </w:p>
+    <w:p>
+      <w:pPr>
+        <w:rPr>
+          <w:rFonts w:hint="default" w:ascii="宋体" w:hAnsi="宋体" w:eastAsia="宋体" w:cs="宋体"/>
+          <w:kern w:val="0"/>
+          <w:sz w:val="24"/>
+          <w:szCs w:val="24"/>
+          <w:lang w:val="en-US" w:eastAsia="zh-CN" w:bidi="ar"/>
+        </w:rPr>
+      </w:pPr>
+      <w:r>
+        <w:rPr>
+          <w:rFonts w:hint="default" w:ascii="宋体" w:hAnsi="宋体" w:eastAsia="宋体" w:cs="宋体"/>
+          <w:kern w:val="0"/>
+          <w:sz w:val="24"/>
+          <w:szCs w:val="24"/>
+          <w:lang w:val="en-US" w:eastAsia="zh-CN" w:bidi="ar"/>
+        </w:rPr>
+        <w:t xml:space="preserve">  },</w:t>
+      </w:r>
+    </w:p>
+    <w:p>
+      <w:pPr>
+        <w:rPr>
+          <w:rFonts w:hint="default" w:ascii="宋体" w:hAnsi="宋体" w:eastAsia="宋体" w:cs="宋体"/>
+          <w:kern w:val="0"/>
+          <w:sz w:val="24"/>
+          <w:szCs w:val="24"/>
+          <w:lang w:val="en-US" w:eastAsia="zh-CN" w:bidi="ar"/>
+        </w:rPr>
+      </w:pPr>
+      <w:r>
+        <w:rPr>
+          <w:rFonts w:hint="default" w:ascii="宋体" w:hAnsi="宋体" w:eastAsia="宋体" w:cs="宋体"/>
+          <w:kern w:val="0"/>
+          <w:sz w:val="24"/>
+          <w:szCs w:val="24"/>
+          <w:lang w:val="en-US" w:eastAsia="zh-CN" w:bidi="ar"/>
+        </w:rPr>
+        <w:t xml:space="preserve">  [21171103] = {</w:t>
+      </w:r>
+    </w:p>
+    <w:p>
+      <w:pPr>
+        <w:rPr>
+          <w:rFonts w:hint="default" w:ascii="宋体" w:hAnsi="宋体" w:eastAsia="宋体" w:cs="宋体"/>
+          <w:kern w:val="0"/>
+          <w:sz w:val="24"/>
+          <w:szCs w:val="24"/>
+          <w:lang w:val="en-US" w:eastAsia="zh-CN" w:bidi="ar"/>
+        </w:rPr>
+      </w:pPr>
+      <w:r>
+        <w:rPr>
+          <w:rFonts w:hint="default" w:ascii="宋体" w:hAnsi="宋体" w:eastAsia="宋体" w:cs="宋体"/>
+          <w:kern w:val="0"/>
+          <w:sz w:val="24"/>
+          <w:szCs w:val="24"/>
+          <w:lang w:val="en-US" w:eastAsia="zh-CN" w:bidi="ar"/>
+        </w:rPr>
+        <w:t xml:space="preserve">    id = 21171103,</w:t>
+      </w:r>
+    </w:p>
+    <w:p>
+      <w:pPr>
+        <w:rPr>
+          <w:rFonts w:hint="default" w:ascii="宋体" w:hAnsi="宋体" w:eastAsia="宋体" w:cs="宋体"/>
+          <w:kern w:val="0"/>
+          <w:sz w:val="24"/>
+          <w:szCs w:val="24"/>
+          <w:lang w:val="en-US" w:eastAsia="zh-CN" w:bidi="ar"/>
+        </w:rPr>
+      </w:pPr>
+      <w:r>
+        <w:rPr>
+          <w:rFonts w:hint="default" w:ascii="宋体" w:hAnsi="宋体" w:eastAsia="宋体" w:cs="宋体"/>
+          <w:kern w:val="0"/>
+          <w:sz w:val="24"/>
+          <w:szCs w:val="24"/>
+          <w:lang w:val="en-US" w:eastAsia="zh-CN" w:bidi="ar"/>
+        </w:rPr>
+        <w:t xml:space="preserve">    job = 1,</w:t>
+      </w:r>
+    </w:p>
+    <w:p>
+      <w:pPr>
+        <w:rPr>
+          <w:rFonts w:hint="default" w:ascii="宋体" w:hAnsi="宋体" w:eastAsia="宋体" w:cs="宋体"/>
+          <w:kern w:val="0"/>
+          <w:sz w:val="24"/>
+          <w:szCs w:val="24"/>
+          <w:lang w:val="en-US" w:eastAsia="zh-CN" w:bidi="ar"/>
+        </w:rPr>
+      </w:pPr>
+      <w:r>
+        <w:rPr>
+          <w:rFonts w:hint="default" w:ascii="宋体" w:hAnsi="宋体" w:eastAsia="宋体" w:cs="宋体"/>
+          <w:kern w:val="0"/>
+          <w:sz w:val="24"/>
+          <w:szCs w:val="24"/>
+          <w:lang w:val="en-US" w:eastAsia="zh-CN" w:bidi="ar"/>
+        </w:rPr>
+        <w:t xml:space="preserve">    attr_type = 1,</w:t>
+      </w:r>
+    </w:p>
+    <w:p>
+      <w:pPr>
+        <w:rPr>
+          <w:rFonts w:hint="default" w:ascii="宋体" w:hAnsi="宋体" w:eastAsia="宋体" w:cs="宋体"/>
+          <w:kern w:val="0"/>
+          <w:sz w:val="24"/>
+          <w:szCs w:val="24"/>
+          <w:lang w:val="en-US" w:eastAsia="zh-CN" w:bidi="ar"/>
+        </w:rPr>
+      </w:pPr>
+      <w:r>
+        <w:rPr>
+          <w:rFonts w:hint="default" w:ascii="宋体" w:hAnsi="宋体" w:eastAsia="宋体" w:cs="宋体"/>
+          <w:kern w:val="0"/>
+          <w:sz w:val="24"/>
+          <w:szCs w:val="24"/>
+          <w:lang w:val="en-US" w:eastAsia="zh-CN" w:bidi="ar"/>
+        </w:rPr>
+        <w:t xml:space="preserve">    level = 3,</w:t>
+      </w:r>
+    </w:p>
+    <w:p>
+      <w:pPr>
+        <w:rPr>
+          <w:rFonts w:hint="default" w:ascii="宋体" w:hAnsi="宋体" w:eastAsia="宋体" w:cs="宋体"/>
+          <w:kern w:val="0"/>
+          <w:sz w:val="24"/>
+          <w:szCs w:val="24"/>
+          <w:lang w:val="en-US" w:eastAsia="zh-CN" w:bidi="ar"/>
+        </w:rPr>
+      </w:pPr>
+      <w:r>
+        <w:rPr>
+          <w:rFonts w:hint="default" w:ascii="宋体" w:hAnsi="宋体" w:eastAsia="宋体" w:cs="宋体"/>
+          <w:kern w:val="0"/>
+          <w:sz w:val="24"/>
+          <w:szCs w:val="24"/>
+          <w:lang w:val="en-US" w:eastAsia="zh-CN" w:bidi="ar"/>
+        </w:rPr>
+        <w:t xml:space="preserve">    value = {</w:t>
+      </w:r>
+    </w:p>
+    <w:p>
+      <w:pPr>
+        <w:rPr>
+          <w:rFonts w:hint="default" w:ascii="宋体" w:hAnsi="宋体" w:eastAsia="宋体" w:cs="宋体"/>
+          <w:kern w:val="0"/>
+          <w:sz w:val="24"/>
+          <w:szCs w:val="24"/>
+          <w:lang w:val="en-US" w:eastAsia="zh-CN" w:bidi="ar"/>
+        </w:rPr>
+      </w:pPr>
+      <w:r>
+        <w:rPr>
+          <w:rFonts w:hint="default" w:ascii="宋体" w:hAnsi="宋体" w:eastAsia="宋体" w:cs="宋体"/>
+          <w:kern w:val="0"/>
+          <w:sz w:val="24"/>
+          <w:szCs w:val="24"/>
+          <w:lang w:val="en-US" w:eastAsia="zh-CN" w:bidi="ar"/>
+        </w:rPr>
+        <w:t xml:space="preserve">      "1:40000103:70"</w:t>
+      </w:r>
+    </w:p>
+    <w:p>
+      <w:pPr>
+        <w:rPr>
+          <w:rFonts w:hint="default" w:ascii="宋体" w:hAnsi="宋体" w:eastAsia="宋体" w:cs="宋体"/>
+          <w:kern w:val="0"/>
+          <w:sz w:val="24"/>
+          <w:szCs w:val="24"/>
+          <w:lang w:val="en-US" w:eastAsia="zh-CN" w:bidi="ar"/>
+        </w:rPr>
+      </w:pPr>
+      <w:r>
+        <w:rPr>
+          <w:rFonts w:hint="default" w:ascii="宋体" w:hAnsi="宋体" w:eastAsia="宋体" w:cs="宋体"/>
+          <w:kern w:val="0"/>
+          <w:sz w:val="24"/>
+          <w:szCs w:val="24"/>
+          <w:lang w:val="en-US" w:eastAsia="zh-CN" w:bidi="ar"/>
+        </w:rPr>
+        <w:t xml:space="preserve">    },</w:t>
+      </w:r>
+    </w:p>
+    <w:p>
+      <w:pPr>
+        <w:rPr>
+          <w:rFonts w:hint="default" w:ascii="宋体" w:hAnsi="宋体" w:eastAsia="宋体" w:cs="宋体"/>
+          <w:kern w:val="0"/>
+          <w:sz w:val="24"/>
+          <w:szCs w:val="24"/>
+          <w:lang w:val="en-US" w:eastAsia="zh-CN" w:bidi="ar"/>
+        </w:rPr>
+      </w:pPr>
+      <w:r>
+        <w:rPr>
+          <w:rFonts w:hint="default" w:ascii="宋体" w:hAnsi="宋体" w:eastAsia="宋体" w:cs="宋体"/>
+          <w:kern w:val="0"/>
+          <w:sz w:val="24"/>
+          <w:szCs w:val="24"/>
+          <w:lang w:val="en-US" w:eastAsia="zh-CN" w:bidi="ar"/>
+        </w:rPr>
+        <w:t xml:space="preserve">    cost = {</w:t>
+      </w:r>
+    </w:p>
+    <w:p>
+      <w:pPr>
+        <w:rPr>
+          <w:rFonts w:hint="default" w:ascii="宋体" w:hAnsi="宋体" w:eastAsia="宋体" w:cs="宋体"/>
+          <w:kern w:val="0"/>
+          <w:sz w:val="24"/>
+          <w:szCs w:val="24"/>
+          <w:lang w:val="en-US" w:eastAsia="zh-CN" w:bidi="ar"/>
+        </w:rPr>
+      </w:pPr>
+      <w:r>
+        <w:rPr>
+          <w:rFonts w:hint="default" w:ascii="宋体" w:hAnsi="宋体" w:eastAsia="宋体" w:cs="宋体"/>
+          <w:kern w:val="0"/>
+          <w:sz w:val="24"/>
+          <w:szCs w:val="24"/>
+          <w:lang w:val="en-US" w:eastAsia="zh-CN" w:bidi="ar"/>
+        </w:rPr>
+        <w:t xml:space="preserve">      "1:21000003:1000"</w:t>
+      </w:r>
+    </w:p>
+    <w:p>
+      <w:pPr>
+        <w:rPr>
+          <w:rFonts w:hint="default" w:ascii="宋体" w:hAnsi="宋体" w:eastAsia="宋体" w:cs="宋体"/>
+          <w:kern w:val="0"/>
+          <w:sz w:val="24"/>
+          <w:szCs w:val="24"/>
+          <w:lang w:val="en-US" w:eastAsia="zh-CN" w:bidi="ar"/>
+        </w:rPr>
+      </w:pPr>
+      <w:r>
+        <w:rPr>
+          <w:rFonts w:hint="default" w:ascii="宋体" w:hAnsi="宋体" w:eastAsia="宋体" w:cs="宋体"/>
+          <w:kern w:val="0"/>
+          <w:sz w:val="24"/>
+          <w:szCs w:val="24"/>
+          <w:lang w:val="en-US" w:eastAsia="zh-CN" w:bidi="ar"/>
+        </w:rPr>
+        <w:t xml:space="preserve">    },</w:t>
+      </w:r>
+    </w:p>
+    <w:p>
+      <w:pPr>
+        <w:rPr>
+          <w:rFonts w:hint="default" w:ascii="宋体" w:hAnsi="宋体" w:eastAsia="宋体" w:cs="宋体"/>
+          <w:kern w:val="0"/>
+          <w:sz w:val="24"/>
+          <w:szCs w:val="24"/>
+          <w:lang w:val="en-US" w:eastAsia="zh-CN" w:bidi="ar"/>
+        </w:rPr>
+      </w:pPr>
+      <w:r>
+        <w:rPr>
+          <w:rFonts w:hint="default" w:ascii="宋体" w:hAnsi="宋体" w:eastAsia="宋体" w:cs="宋体"/>
+          <w:kern w:val="0"/>
+          <w:sz w:val="24"/>
+          <w:szCs w:val="24"/>
+          <w:lang w:val="en-US" w:eastAsia="zh-CN" w:bidi="ar"/>
+        </w:rPr>
+        <w:t xml:space="preserve">    cost_seal = 2,</w:t>
+      </w:r>
+    </w:p>
+    <w:p>
+      <w:pPr>
+        <w:rPr>
+          <w:rFonts w:hint="default" w:ascii="宋体" w:hAnsi="宋体" w:eastAsia="宋体" w:cs="宋体"/>
+          <w:kern w:val="0"/>
+          <w:sz w:val="24"/>
+          <w:szCs w:val="24"/>
+          <w:lang w:val="en-US" w:eastAsia="zh-CN" w:bidi="ar"/>
+        </w:rPr>
+      </w:pPr>
+      <w:r>
+        <w:rPr>
+          <w:rFonts w:hint="default" w:ascii="宋体" w:hAnsi="宋体" w:eastAsia="宋体" w:cs="宋体"/>
+          <w:kern w:val="0"/>
+          <w:sz w:val="24"/>
+          <w:szCs w:val="24"/>
+          <w:lang w:val="en-US" w:eastAsia="zh-CN" w:bidi="ar"/>
+        </w:rPr>
+        <w:t xml:space="preserve">    pro = 10000,</w:t>
+      </w:r>
+    </w:p>
+    <w:p>
+      <w:pPr>
+        <w:rPr>
+          <w:rFonts w:hint="default" w:ascii="宋体" w:hAnsi="宋体" w:eastAsia="宋体" w:cs="宋体"/>
+          <w:kern w:val="0"/>
+          <w:sz w:val="24"/>
+          <w:szCs w:val="24"/>
+          <w:lang w:val="en-US" w:eastAsia="zh-CN" w:bidi="ar"/>
+        </w:rPr>
+      </w:pPr>
+      <w:r>
+        <w:rPr>
+          <w:rFonts w:hint="default" w:ascii="宋体" w:hAnsi="宋体" w:eastAsia="宋体" w:cs="宋体"/>
+          <w:kern w:val="0"/>
+          <w:sz w:val="24"/>
+          <w:szCs w:val="24"/>
+          <w:lang w:val="en-US" w:eastAsia="zh-CN" w:bidi="ar"/>
+        </w:rPr>
+        <w:t xml:space="preserve">    next_seal_id = 21171104</w:t>
+      </w:r>
+    </w:p>
+    <w:p>
+      <w:pPr>
+        <w:rPr>
+          <w:rFonts w:hint="default" w:ascii="宋体" w:hAnsi="宋体" w:eastAsia="宋体" w:cs="宋体"/>
+          <w:kern w:val="0"/>
+          <w:sz w:val="24"/>
+          <w:szCs w:val="24"/>
+          <w:lang w:val="en-US" w:eastAsia="zh-CN" w:bidi="ar"/>
+        </w:rPr>
+      </w:pPr>
+      <w:r>
+        <w:rPr>
+          <w:rFonts w:hint="default" w:ascii="宋体" w:hAnsi="宋体" w:eastAsia="宋体" w:cs="宋体"/>
+          <w:kern w:val="0"/>
+          <w:sz w:val="24"/>
+          <w:szCs w:val="24"/>
+          <w:lang w:val="en-US" w:eastAsia="zh-CN" w:bidi="ar"/>
+        </w:rPr>
+        <w:t xml:space="preserve">  },</w:t>
+      </w:r>
+    </w:p>
+    <w:p>
+      <w:pPr>
+        <w:rPr>
+          <w:rFonts w:hint="default" w:ascii="宋体" w:hAnsi="宋体" w:eastAsia="宋体" w:cs="宋体"/>
+          <w:kern w:val="0"/>
+          <w:sz w:val="24"/>
+          <w:szCs w:val="24"/>
+          <w:lang w:val="en-US" w:eastAsia="zh-CN" w:bidi="ar"/>
+        </w:rPr>
+      </w:pPr>
+      <w:r>
+        <w:rPr>
+          <w:rFonts w:hint="default" w:ascii="宋体" w:hAnsi="宋体" w:eastAsia="宋体" w:cs="宋体"/>
+          <w:kern w:val="0"/>
+          <w:sz w:val="24"/>
+          <w:szCs w:val="24"/>
+          <w:lang w:val="en-US" w:eastAsia="zh-CN" w:bidi="ar"/>
+        </w:rPr>
+        <w:t xml:space="preserve">  [21171104] = {</w:t>
+      </w:r>
+    </w:p>
+    <w:p>
+      <w:pPr>
+        <w:rPr>
+          <w:rFonts w:hint="default" w:ascii="宋体" w:hAnsi="宋体" w:eastAsia="宋体" w:cs="宋体"/>
+          <w:kern w:val="0"/>
+          <w:sz w:val="24"/>
+          <w:szCs w:val="24"/>
+          <w:lang w:val="en-US" w:eastAsia="zh-CN" w:bidi="ar"/>
+        </w:rPr>
+      </w:pPr>
+      <w:r>
+        <w:rPr>
+          <w:rFonts w:hint="default" w:ascii="宋体" w:hAnsi="宋体" w:eastAsia="宋体" w:cs="宋体"/>
+          <w:kern w:val="0"/>
+          <w:sz w:val="24"/>
+          <w:szCs w:val="24"/>
+          <w:lang w:val="en-US" w:eastAsia="zh-CN" w:bidi="ar"/>
+        </w:rPr>
+        <w:t xml:space="preserve">    id = 21171104,</w:t>
+      </w:r>
+    </w:p>
+    <w:p>
+      <w:pPr>
+        <w:rPr>
+          <w:rFonts w:hint="default" w:ascii="宋体" w:hAnsi="宋体" w:eastAsia="宋体" w:cs="宋体"/>
+          <w:kern w:val="0"/>
+          <w:sz w:val="24"/>
+          <w:szCs w:val="24"/>
+          <w:lang w:val="en-US" w:eastAsia="zh-CN" w:bidi="ar"/>
+        </w:rPr>
+      </w:pPr>
+      <w:r>
+        <w:rPr>
+          <w:rFonts w:hint="default" w:ascii="宋体" w:hAnsi="宋体" w:eastAsia="宋体" w:cs="宋体"/>
+          <w:kern w:val="0"/>
+          <w:sz w:val="24"/>
+          <w:szCs w:val="24"/>
+          <w:lang w:val="en-US" w:eastAsia="zh-CN" w:bidi="ar"/>
+        </w:rPr>
+        <w:t xml:space="preserve">    job = 1,</w:t>
+      </w:r>
+    </w:p>
+    <w:p>
+      <w:pPr>
+        <w:rPr>
+          <w:rFonts w:hint="default" w:ascii="宋体" w:hAnsi="宋体" w:eastAsia="宋体" w:cs="宋体"/>
+          <w:kern w:val="0"/>
+          <w:sz w:val="24"/>
+          <w:szCs w:val="24"/>
+          <w:lang w:val="en-US" w:eastAsia="zh-CN" w:bidi="ar"/>
+        </w:rPr>
+      </w:pPr>
+      <w:r>
+        <w:rPr>
+          <w:rFonts w:hint="default" w:ascii="宋体" w:hAnsi="宋体" w:eastAsia="宋体" w:cs="宋体"/>
+          <w:kern w:val="0"/>
+          <w:sz w:val="24"/>
+          <w:szCs w:val="24"/>
+          <w:lang w:val="en-US" w:eastAsia="zh-CN" w:bidi="ar"/>
+        </w:rPr>
+        <w:t xml:space="preserve">    attr_type = 1,</w:t>
+      </w:r>
+    </w:p>
+    <w:p>
+      <w:pPr>
+        <w:rPr>
+          <w:rFonts w:hint="default" w:ascii="宋体" w:hAnsi="宋体" w:eastAsia="宋体" w:cs="宋体"/>
+          <w:kern w:val="0"/>
+          <w:sz w:val="24"/>
+          <w:szCs w:val="24"/>
+          <w:lang w:val="en-US" w:eastAsia="zh-CN" w:bidi="ar"/>
+        </w:rPr>
+      </w:pPr>
+      <w:r>
+        <w:rPr>
+          <w:rFonts w:hint="default" w:ascii="宋体" w:hAnsi="宋体" w:eastAsia="宋体" w:cs="宋体"/>
+          <w:kern w:val="0"/>
+          <w:sz w:val="24"/>
+          <w:szCs w:val="24"/>
+          <w:lang w:val="en-US" w:eastAsia="zh-CN" w:bidi="ar"/>
+        </w:rPr>
+        <w:t xml:space="preserve">    level = 4,</w:t>
+      </w:r>
+    </w:p>
+    <w:p>
+      <w:pPr>
+        <w:rPr>
+          <w:rFonts w:hint="default" w:ascii="宋体" w:hAnsi="宋体" w:eastAsia="宋体" w:cs="宋体"/>
+          <w:kern w:val="0"/>
+          <w:sz w:val="24"/>
+          <w:szCs w:val="24"/>
+          <w:lang w:val="en-US" w:eastAsia="zh-CN" w:bidi="ar"/>
+        </w:rPr>
+      </w:pPr>
+      <w:r>
+        <w:rPr>
+          <w:rFonts w:hint="default" w:ascii="宋体" w:hAnsi="宋体" w:eastAsia="宋体" w:cs="宋体"/>
+          <w:kern w:val="0"/>
+          <w:sz w:val="24"/>
+          <w:szCs w:val="24"/>
+          <w:lang w:val="en-US" w:eastAsia="zh-CN" w:bidi="ar"/>
+        </w:rPr>
+        <w:t xml:space="preserve">    value = {</w:t>
+      </w:r>
+    </w:p>
+    <w:p>
+      <w:pPr>
+        <w:rPr>
+          <w:rFonts w:hint="default" w:ascii="宋体" w:hAnsi="宋体" w:eastAsia="宋体" w:cs="宋体"/>
+          <w:kern w:val="0"/>
+          <w:sz w:val="24"/>
+          <w:szCs w:val="24"/>
+          <w:lang w:val="en-US" w:eastAsia="zh-CN" w:bidi="ar"/>
+        </w:rPr>
+      </w:pPr>
+      <w:r>
+        <w:rPr>
+          <w:rFonts w:hint="default" w:ascii="宋体" w:hAnsi="宋体" w:eastAsia="宋体" w:cs="宋体"/>
+          <w:kern w:val="0"/>
+          <w:sz w:val="24"/>
+          <w:szCs w:val="24"/>
+          <w:lang w:val="en-US" w:eastAsia="zh-CN" w:bidi="ar"/>
+        </w:rPr>
+        <w:t xml:space="preserve">      "1:40000103:95"</w:t>
+      </w:r>
+    </w:p>
+    <w:p>
+      <w:pPr>
+        <w:rPr>
+          <w:rFonts w:hint="default" w:ascii="宋体" w:hAnsi="宋体" w:eastAsia="宋体" w:cs="宋体"/>
+          <w:kern w:val="0"/>
+          <w:sz w:val="24"/>
+          <w:szCs w:val="24"/>
+          <w:lang w:val="en-US" w:eastAsia="zh-CN" w:bidi="ar"/>
+        </w:rPr>
+      </w:pPr>
+      <w:r>
+        <w:rPr>
+          <w:rFonts w:hint="default" w:ascii="宋体" w:hAnsi="宋体" w:eastAsia="宋体" w:cs="宋体"/>
+          <w:kern w:val="0"/>
+          <w:sz w:val="24"/>
+          <w:szCs w:val="24"/>
+          <w:lang w:val="en-US" w:eastAsia="zh-CN" w:bidi="ar"/>
+        </w:rPr>
+        <w:t xml:space="preserve">    },</w:t>
+      </w:r>
+    </w:p>
+    <w:p>
+      <w:pPr>
+        <w:rPr>
+          <w:rFonts w:hint="default" w:ascii="宋体" w:hAnsi="宋体" w:eastAsia="宋体" w:cs="宋体"/>
+          <w:kern w:val="0"/>
+          <w:sz w:val="24"/>
+          <w:szCs w:val="24"/>
+          <w:lang w:val="en-US" w:eastAsia="zh-CN" w:bidi="ar"/>
+        </w:rPr>
+      </w:pPr>
+      <w:r>
+        <w:rPr>
+          <w:rFonts w:hint="default" w:ascii="宋体" w:hAnsi="宋体" w:eastAsia="宋体" w:cs="宋体"/>
+          <w:kern w:val="0"/>
+          <w:sz w:val="24"/>
+          <w:szCs w:val="24"/>
+          <w:lang w:val="en-US" w:eastAsia="zh-CN" w:bidi="ar"/>
+        </w:rPr>
+        <w:t xml:space="preserve">    cost = {</w:t>
+      </w:r>
+    </w:p>
+    <w:p>
+      <w:pPr>
+        <w:rPr>
+          <w:rFonts w:hint="default" w:ascii="宋体" w:hAnsi="宋体" w:eastAsia="宋体" w:cs="宋体"/>
+          <w:kern w:val="0"/>
+          <w:sz w:val="24"/>
+          <w:szCs w:val="24"/>
+          <w:lang w:val="en-US" w:eastAsia="zh-CN" w:bidi="ar"/>
+        </w:rPr>
+      </w:pPr>
+      <w:r>
+        <w:rPr>
+          <w:rFonts w:hint="default" w:ascii="宋体" w:hAnsi="宋体" w:eastAsia="宋体" w:cs="宋体"/>
+          <w:kern w:val="0"/>
+          <w:sz w:val="24"/>
+          <w:szCs w:val="24"/>
+          <w:lang w:val="en-US" w:eastAsia="zh-CN" w:bidi="ar"/>
+        </w:rPr>
+        <w:t xml:space="preserve">      "1:21000003:1000"</w:t>
+      </w:r>
+    </w:p>
+    <w:p>
+      <w:pPr>
+        <w:rPr>
+          <w:rFonts w:hint="default" w:ascii="宋体" w:hAnsi="宋体" w:eastAsia="宋体" w:cs="宋体"/>
+          <w:kern w:val="0"/>
+          <w:sz w:val="24"/>
+          <w:szCs w:val="24"/>
+          <w:lang w:val="en-US" w:eastAsia="zh-CN" w:bidi="ar"/>
+        </w:rPr>
+      </w:pPr>
+      <w:r>
+        <w:rPr>
+          <w:rFonts w:hint="default" w:ascii="宋体" w:hAnsi="宋体" w:eastAsia="宋体" w:cs="宋体"/>
+          <w:kern w:val="0"/>
+          <w:sz w:val="24"/>
+          <w:szCs w:val="24"/>
+          <w:lang w:val="en-US" w:eastAsia="zh-CN" w:bidi="ar"/>
+        </w:rPr>
+        <w:t xml:space="preserve">    },</w:t>
+      </w:r>
+    </w:p>
+    <w:p>
+      <w:pPr>
+        <w:rPr>
+          <w:rFonts w:hint="default" w:ascii="宋体" w:hAnsi="宋体" w:eastAsia="宋体" w:cs="宋体"/>
+          <w:kern w:val="0"/>
+          <w:sz w:val="24"/>
+          <w:szCs w:val="24"/>
+          <w:lang w:val="en-US" w:eastAsia="zh-CN" w:bidi="ar"/>
+        </w:rPr>
+      </w:pPr>
+      <w:r>
+        <w:rPr>
+          <w:rFonts w:hint="default" w:ascii="宋体" w:hAnsi="宋体" w:eastAsia="宋体" w:cs="宋体"/>
+          <w:kern w:val="0"/>
+          <w:sz w:val="24"/>
+          <w:szCs w:val="24"/>
+          <w:lang w:val="en-US" w:eastAsia="zh-CN" w:bidi="ar"/>
+        </w:rPr>
+        <w:t xml:space="preserve">    cost_seal = 2,</w:t>
+      </w:r>
+    </w:p>
+    <w:p>
+      <w:pPr>
+        <w:rPr>
+          <w:rFonts w:hint="default" w:ascii="宋体" w:hAnsi="宋体" w:eastAsia="宋体" w:cs="宋体"/>
+          <w:kern w:val="0"/>
+          <w:sz w:val="24"/>
+          <w:szCs w:val="24"/>
+          <w:lang w:val="en-US" w:eastAsia="zh-CN" w:bidi="ar"/>
+        </w:rPr>
+      </w:pPr>
+      <w:r>
+        <w:rPr>
+          <w:rFonts w:hint="default" w:ascii="宋体" w:hAnsi="宋体" w:eastAsia="宋体" w:cs="宋体"/>
+          <w:kern w:val="0"/>
+          <w:sz w:val="24"/>
+          <w:szCs w:val="24"/>
+          <w:lang w:val="en-US" w:eastAsia="zh-CN" w:bidi="ar"/>
+        </w:rPr>
+        <w:t xml:space="preserve">    pro = 9000,</w:t>
+      </w:r>
+    </w:p>
+    <w:p>
+      <w:pPr>
+        <w:rPr>
+          <w:rFonts w:hint="default" w:ascii="宋体" w:hAnsi="宋体" w:eastAsia="宋体" w:cs="宋体"/>
+          <w:kern w:val="0"/>
+          <w:sz w:val="24"/>
+          <w:szCs w:val="24"/>
+          <w:lang w:val="en-US" w:eastAsia="zh-CN" w:bidi="ar"/>
+        </w:rPr>
+      </w:pPr>
+      <w:r>
+        <w:rPr>
+          <w:rFonts w:hint="default" w:ascii="宋体" w:hAnsi="宋体" w:eastAsia="宋体" w:cs="宋体"/>
+          <w:kern w:val="0"/>
+          <w:sz w:val="24"/>
+          <w:szCs w:val="24"/>
+          <w:lang w:val="en-US" w:eastAsia="zh-CN" w:bidi="ar"/>
+        </w:rPr>
+        <w:t xml:space="preserve">    cost_lucky = {</w:t>
+      </w:r>
+    </w:p>
+    <w:p>
+      <w:pPr>
+        <w:rPr>
+          <w:rFonts w:hint="default" w:ascii="宋体" w:hAnsi="宋体" w:eastAsia="宋体" w:cs="宋体"/>
+          <w:kern w:val="0"/>
+          <w:sz w:val="24"/>
+          <w:szCs w:val="24"/>
+          <w:lang w:val="en-US" w:eastAsia="zh-CN" w:bidi="ar"/>
+        </w:rPr>
+      </w:pPr>
+      <w:r>
+        <w:rPr>
+          <w:rFonts w:hint="default" w:ascii="宋体" w:hAnsi="宋体" w:eastAsia="宋体" w:cs="宋体"/>
+          <w:kern w:val="0"/>
+          <w:sz w:val="24"/>
+          <w:szCs w:val="24"/>
+          <w:lang w:val="en-US" w:eastAsia="zh-CN" w:bidi="ar"/>
+        </w:rPr>
+        <w:t xml:space="preserve">      "1:21000023:1"</w:t>
+      </w:r>
+    </w:p>
+    <w:p>
+      <w:pPr>
+        <w:rPr>
+          <w:rFonts w:hint="default" w:ascii="宋体" w:hAnsi="宋体" w:eastAsia="宋体" w:cs="宋体"/>
+          <w:kern w:val="0"/>
+          <w:sz w:val="24"/>
+          <w:szCs w:val="24"/>
+          <w:lang w:val="en-US" w:eastAsia="zh-CN" w:bidi="ar"/>
+        </w:rPr>
+      </w:pPr>
+      <w:r>
+        <w:rPr>
+          <w:rFonts w:hint="default" w:ascii="宋体" w:hAnsi="宋体" w:eastAsia="宋体" w:cs="宋体"/>
+          <w:kern w:val="0"/>
+          <w:sz w:val="24"/>
+          <w:szCs w:val="24"/>
+          <w:lang w:val="en-US" w:eastAsia="zh-CN" w:bidi="ar"/>
+        </w:rPr>
+        <w:t xml:space="preserve">    },</w:t>
+      </w:r>
+    </w:p>
+    <w:p>
+      <w:pPr>
+        <w:rPr>
+          <w:rFonts w:hint="default" w:ascii="宋体" w:hAnsi="宋体" w:eastAsia="宋体" w:cs="宋体"/>
+          <w:kern w:val="0"/>
+          <w:sz w:val="24"/>
+          <w:szCs w:val="24"/>
+          <w:lang w:val="en-US" w:eastAsia="zh-CN" w:bidi="ar"/>
+        </w:rPr>
+      </w:pPr>
+      <w:r>
+        <w:rPr>
+          <w:rFonts w:hint="default" w:ascii="宋体" w:hAnsi="宋体" w:eastAsia="宋体" w:cs="宋体"/>
+          <w:kern w:val="0"/>
+          <w:sz w:val="24"/>
+          <w:szCs w:val="24"/>
+          <w:lang w:val="en-US" w:eastAsia="zh-CN" w:bidi="ar"/>
+        </w:rPr>
+        <w:t xml:space="preserve">    add_pro = 1000,</w:t>
+      </w:r>
+    </w:p>
+    <w:p>
+      <w:pPr>
+        <w:rPr>
+          <w:rFonts w:hint="default" w:ascii="宋体" w:hAnsi="宋体" w:eastAsia="宋体" w:cs="宋体"/>
+          <w:kern w:val="0"/>
+          <w:sz w:val="24"/>
+          <w:szCs w:val="24"/>
+          <w:lang w:val="en-US" w:eastAsia="zh-CN" w:bidi="ar"/>
+        </w:rPr>
+      </w:pPr>
+      <w:r>
+        <w:rPr>
+          <w:rFonts w:hint="default" w:ascii="宋体" w:hAnsi="宋体" w:eastAsia="宋体" w:cs="宋体"/>
+          <w:kern w:val="0"/>
+          <w:sz w:val="24"/>
+          <w:szCs w:val="24"/>
+          <w:lang w:val="en-US" w:eastAsia="zh-CN" w:bidi="ar"/>
+        </w:rPr>
+        <w:t xml:space="preserve">    next_seal_id = 21171105</w:t>
+      </w:r>
+    </w:p>
+    <w:p>
+      <w:pPr>
+        <w:rPr>
+          <w:rFonts w:hint="default" w:ascii="宋体" w:hAnsi="宋体" w:eastAsia="宋体" w:cs="宋体"/>
+          <w:kern w:val="0"/>
+          <w:sz w:val="24"/>
+          <w:szCs w:val="24"/>
+          <w:lang w:val="en-US" w:eastAsia="zh-CN" w:bidi="ar"/>
+        </w:rPr>
+      </w:pPr>
+      <w:r>
+        <w:rPr>
+          <w:rFonts w:hint="default" w:ascii="宋体" w:hAnsi="宋体" w:eastAsia="宋体" w:cs="宋体"/>
+          <w:kern w:val="0"/>
+          <w:sz w:val="24"/>
+          <w:szCs w:val="24"/>
+          <w:lang w:val="en-US" w:eastAsia="zh-CN" w:bidi="ar"/>
+        </w:rPr>
+        <w:t xml:space="preserve">  },</w:t>
+      </w:r>
+    </w:p>
+    <w:p>
+      <w:pPr>
+        <w:rPr>
+          <w:rFonts w:hint="default" w:ascii="宋体" w:hAnsi="宋体" w:eastAsia="宋体" w:cs="宋体"/>
+          <w:kern w:val="0"/>
+          <w:sz w:val="24"/>
+          <w:szCs w:val="24"/>
+          <w:lang w:val="en-US" w:eastAsia="zh-CN" w:bidi="ar"/>
+        </w:rPr>
+      </w:pPr>
+      <w:r>
+        <w:rPr>
+          <w:rFonts w:hint="default" w:ascii="宋体" w:hAnsi="宋体" w:eastAsia="宋体" w:cs="宋体"/>
+          <w:kern w:val="0"/>
+          <w:sz w:val="24"/>
+          <w:szCs w:val="24"/>
+          <w:lang w:val="en-US" w:eastAsia="zh-CN" w:bidi="ar"/>
+        </w:rPr>
+        <w:t xml:space="preserve">  [21171105] = {</w:t>
+      </w:r>
+    </w:p>
+    <w:p>
+      <w:pPr>
+        <w:rPr>
+          <w:rFonts w:hint="default" w:ascii="宋体" w:hAnsi="宋体" w:eastAsia="宋体" w:cs="宋体"/>
+          <w:kern w:val="0"/>
+          <w:sz w:val="24"/>
+          <w:szCs w:val="24"/>
+          <w:lang w:val="en-US" w:eastAsia="zh-CN" w:bidi="ar"/>
+        </w:rPr>
+      </w:pPr>
+      <w:r>
+        <w:rPr>
+          <w:rFonts w:hint="default" w:ascii="宋体" w:hAnsi="宋体" w:eastAsia="宋体" w:cs="宋体"/>
+          <w:kern w:val="0"/>
+          <w:sz w:val="24"/>
+          <w:szCs w:val="24"/>
+          <w:lang w:val="en-US" w:eastAsia="zh-CN" w:bidi="ar"/>
+        </w:rPr>
+        <w:t xml:space="preserve">    id = 21171105,</w:t>
+      </w:r>
+    </w:p>
+    <w:p>
+      <w:pPr>
+        <w:rPr>
+          <w:rFonts w:hint="default" w:ascii="宋体" w:hAnsi="宋体" w:eastAsia="宋体" w:cs="宋体"/>
+          <w:kern w:val="0"/>
+          <w:sz w:val="24"/>
+          <w:szCs w:val="24"/>
+          <w:lang w:val="en-US" w:eastAsia="zh-CN" w:bidi="ar"/>
+        </w:rPr>
+      </w:pPr>
+      <w:r>
+        <w:rPr>
+          <w:rFonts w:hint="default" w:ascii="宋体" w:hAnsi="宋体" w:eastAsia="宋体" w:cs="宋体"/>
+          <w:kern w:val="0"/>
+          <w:sz w:val="24"/>
+          <w:szCs w:val="24"/>
+          <w:lang w:val="en-US" w:eastAsia="zh-CN" w:bidi="ar"/>
+        </w:rPr>
+        <w:t xml:space="preserve">    job = 1,</w:t>
+      </w:r>
+    </w:p>
+    <w:p>
+      <w:pPr>
+        <w:rPr>
+          <w:rFonts w:hint="default" w:ascii="宋体" w:hAnsi="宋体" w:eastAsia="宋体" w:cs="宋体"/>
+          <w:kern w:val="0"/>
+          <w:sz w:val="24"/>
+          <w:szCs w:val="24"/>
+          <w:lang w:val="en-US" w:eastAsia="zh-CN" w:bidi="ar"/>
+        </w:rPr>
+      </w:pPr>
+      <w:r>
+        <w:rPr>
+          <w:rFonts w:hint="default" w:ascii="宋体" w:hAnsi="宋体" w:eastAsia="宋体" w:cs="宋体"/>
+          <w:kern w:val="0"/>
+          <w:sz w:val="24"/>
+          <w:szCs w:val="24"/>
+          <w:lang w:val="en-US" w:eastAsia="zh-CN" w:bidi="ar"/>
+        </w:rPr>
+        <w:t xml:space="preserve">    attr_type = 1,</w:t>
+      </w:r>
+    </w:p>
+    <w:p>
+      <w:pPr>
+        <w:rPr>
+          <w:rFonts w:hint="default" w:ascii="宋体" w:hAnsi="宋体" w:eastAsia="宋体" w:cs="宋体"/>
+          <w:kern w:val="0"/>
+          <w:sz w:val="24"/>
+          <w:szCs w:val="24"/>
+          <w:lang w:val="en-US" w:eastAsia="zh-CN" w:bidi="ar"/>
+        </w:rPr>
+      </w:pPr>
+      <w:r>
+        <w:rPr>
+          <w:rFonts w:hint="default" w:ascii="宋体" w:hAnsi="宋体" w:eastAsia="宋体" w:cs="宋体"/>
+          <w:kern w:val="0"/>
+          <w:sz w:val="24"/>
+          <w:szCs w:val="24"/>
+          <w:lang w:val="en-US" w:eastAsia="zh-CN" w:bidi="ar"/>
+        </w:rPr>
+        <w:t xml:space="preserve">    level = 5,</w:t>
+      </w:r>
+    </w:p>
+    <w:p>
+      <w:pPr>
+        <w:rPr>
+          <w:rFonts w:hint="default" w:ascii="宋体" w:hAnsi="宋体" w:eastAsia="宋体" w:cs="宋体"/>
+          <w:kern w:val="0"/>
+          <w:sz w:val="24"/>
+          <w:szCs w:val="24"/>
+          <w:lang w:val="en-US" w:eastAsia="zh-CN" w:bidi="ar"/>
+        </w:rPr>
+      </w:pPr>
+      <w:r>
+        <w:rPr>
+          <w:rFonts w:hint="default" w:ascii="宋体" w:hAnsi="宋体" w:eastAsia="宋体" w:cs="宋体"/>
+          <w:kern w:val="0"/>
+          <w:sz w:val="24"/>
+          <w:szCs w:val="24"/>
+          <w:lang w:val="en-US" w:eastAsia="zh-CN" w:bidi="ar"/>
+        </w:rPr>
+        <w:t xml:space="preserve">    value = {</w:t>
+      </w:r>
+    </w:p>
+    <w:p>
+      <w:pPr>
+        <w:rPr>
+          <w:rFonts w:hint="default" w:ascii="宋体" w:hAnsi="宋体" w:eastAsia="宋体" w:cs="宋体"/>
+          <w:kern w:val="0"/>
+          <w:sz w:val="24"/>
+          <w:szCs w:val="24"/>
+          <w:lang w:val="en-US" w:eastAsia="zh-CN" w:bidi="ar"/>
+        </w:rPr>
+      </w:pPr>
+      <w:r>
+        <w:rPr>
+          <w:rFonts w:hint="default" w:ascii="宋体" w:hAnsi="宋体" w:eastAsia="宋体" w:cs="宋体"/>
+          <w:kern w:val="0"/>
+          <w:sz w:val="24"/>
+          <w:szCs w:val="24"/>
+          <w:lang w:val="en-US" w:eastAsia="zh-CN" w:bidi="ar"/>
+        </w:rPr>
+        <w:t xml:space="preserve">      "1:40000103:125"</w:t>
+      </w:r>
+    </w:p>
+    <w:p>
+      <w:pPr>
+        <w:rPr>
+          <w:rFonts w:hint="default" w:ascii="宋体" w:hAnsi="宋体" w:eastAsia="宋体" w:cs="宋体"/>
+          <w:kern w:val="0"/>
+          <w:sz w:val="24"/>
+          <w:szCs w:val="24"/>
+          <w:lang w:val="en-US" w:eastAsia="zh-CN" w:bidi="ar"/>
+        </w:rPr>
+      </w:pPr>
+      <w:r>
+        <w:rPr>
+          <w:rFonts w:hint="default" w:ascii="宋体" w:hAnsi="宋体" w:eastAsia="宋体" w:cs="宋体"/>
+          <w:kern w:val="0"/>
+          <w:sz w:val="24"/>
+          <w:szCs w:val="24"/>
+          <w:lang w:val="en-US" w:eastAsia="zh-CN" w:bidi="ar"/>
+        </w:rPr>
+        <w:t xml:space="preserve">    },</w:t>
+      </w:r>
+    </w:p>
+    <w:p>
+      <w:pPr>
+        <w:rPr>
+          <w:rFonts w:hint="default" w:ascii="宋体" w:hAnsi="宋体" w:eastAsia="宋体" w:cs="宋体"/>
+          <w:kern w:val="0"/>
+          <w:sz w:val="24"/>
+          <w:szCs w:val="24"/>
+          <w:lang w:val="en-US" w:eastAsia="zh-CN" w:bidi="ar"/>
+        </w:rPr>
+      </w:pPr>
+      <w:r>
+        <w:rPr>
+          <w:rFonts w:hint="default" w:ascii="宋体" w:hAnsi="宋体" w:eastAsia="宋体" w:cs="宋体"/>
+          <w:kern w:val="0"/>
+          <w:sz w:val="24"/>
+          <w:szCs w:val="24"/>
+          <w:lang w:val="en-US" w:eastAsia="zh-CN" w:bidi="ar"/>
+        </w:rPr>
+        <w:t xml:space="preserve">    cost = {</w:t>
+      </w:r>
+    </w:p>
+    <w:p>
+      <w:pPr>
+        <w:rPr>
+          <w:rFonts w:hint="default" w:ascii="宋体" w:hAnsi="宋体" w:eastAsia="宋体" w:cs="宋体"/>
+          <w:kern w:val="0"/>
+          <w:sz w:val="24"/>
+          <w:szCs w:val="24"/>
+          <w:lang w:val="en-US" w:eastAsia="zh-CN" w:bidi="ar"/>
+        </w:rPr>
+      </w:pPr>
+      <w:r>
+        <w:rPr>
+          <w:rFonts w:hint="default" w:ascii="宋体" w:hAnsi="宋体" w:eastAsia="宋体" w:cs="宋体"/>
+          <w:kern w:val="0"/>
+          <w:sz w:val="24"/>
+          <w:szCs w:val="24"/>
+          <w:lang w:val="en-US" w:eastAsia="zh-CN" w:bidi="ar"/>
+        </w:rPr>
+        <w:t xml:space="preserve">      "1:21000003:1000"</w:t>
+      </w:r>
+    </w:p>
+    <w:p>
+      <w:pPr>
+        <w:rPr>
+          <w:rFonts w:hint="default" w:ascii="宋体" w:hAnsi="宋体" w:eastAsia="宋体" w:cs="宋体"/>
+          <w:kern w:val="0"/>
+          <w:sz w:val="24"/>
+          <w:szCs w:val="24"/>
+          <w:lang w:val="en-US" w:eastAsia="zh-CN" w:bidi="ar"/>
+        </w:rPr>
+      </w:pPr>
+      <w:r>
+        <w:rPr>
+          <w:rFonts w:hint="default" w:ascii="宋体" w:hAnsi="宋体" w:eastAsia="宋体" w:cs="宋体"/>
+          <w:kern w:val="0"/>
+          <w:sz w:val="24"/>
+          <w:szCs w:val="24"/>
+          <w:lang w:val="en-US" w:eastAsia="zh-CN" w:bidi="ar"/>
+        </w:rPr>
+        <w:t xml:space="preserve">    },</w:t>
+      </w:r>
+    </w:p>
+    <w:p>
+      <w:pPr>
+        <w:rPr>
+          <w:rFonts w:hint="default" w:ascii="宋体" w:hAnsi="宋体" w:eastAsia="宋体" w:cs="宋体"/>
+          <w:kern w:val="0"/>
+          <w:sz w:val="24"/>
+          <w:szCs w:val="24"/>
+          <w:lang w:val="en-US" w:eastAsia="zh-CN" w:bidi="ar"/>
+        </w:rPr>
+      </w:pPr>
+      <w:r>
+        <w:rPr>
+          <w:rFonts w:hint="default" w:ascii="宋体" w:hAnsi="宋体" w:eastAsia="宋体" w:cs="宋体"/>
+          <w:kern w:val="0"/>
+          <w:sz w:val="24"/>
+          <w:szCs w:val="24"/>
+          <w:lang w:val="en-US" w:eastAsia="zh-CN" w:bidi="ar"/>
+        </w:rPr>
+        <w:t xml:space="preserve">    cost_seal = 2,</w:t>
+      </w:r>
+    </w:p>
+    <w:p>
+      <w:pPr>
+        <w:rPr>
+          <w:rFonts w:hint="default" w:ascii="宋体" w:hAnsi="宋体" w:eastAsia="宋体" w:cs="宋体"/>
+          <w:kern w:val="0"/>
+          <w:sz w:val="24"/>
+          <w:szCs w:val="24"/>
+          <w:lang w:val="en-US" w:eastAsia="zh-CN" w:bidi="ar"/>
+        </w:rPr>
+      </w:pPr>
+      <w:r>
+        <w:rPr>
+          <w:rFonts w:hint="default" w:ascii="宋体" w:hAnsi="宋体" w:eastAsia="宋体" w:cs="宋体"/>
+          <w:kern w:val="0"/>
+          <w:sz w:val="24"/>
+          <w:szCs w:val="24"/>
+          <w:lang w:val="en-US" w:eastAsia="zh-CN" w:bidi="ar"/>
+        </w:rPr>
+        <w:t xml:space="preserve">    pro = 8000,</w:t>
+      </w:r>
+    </w:p>
+    <w:p>
+      <w:pPr>
+        <w:rPr>
+          <w:rFonts w:hint="default" w:ascii="宋体" w:hAnsi="宋体" w:eastAsia="宋体" w:cs="宋体"/>
+          <w:kern w:val="0"/>
+          <w:sz w:val="24"/>
+          <w:szCs w:val="24"/>
+          <w:lang w:val="en-US" w:eastAsia="zh-CN" w:bidi="ar"/>
+        </w:rPr>
+      </w:pPr>
+      <w:r>
+        <w:rPr>
+          <w:rFonts w:hint="default" w:ascii="宋体" w:hAnsi="宋体" w:eastAsia="宋体" w:cs="宋体"/>
+          <w:kern w:val="0"/>
+          <w:sz w:val="24"/>
+          <w:szCs w:val="24"/>
+          <w:lang w:val="en-US" w:eastAsia="zh-CN" w:bidi="ar"/>
+        </w:rPr>
+        <w:t xml:space="preserve">    cost_lucky = {</w:t>
+      </w:r>
+    </w:p>
+    <w:p>
+      <w:pPr>
+        <w:rPr>
+          <w:rFonts w:hint="default" w:ascii="宋体" w:hAnsi="宋体" w:eastAsia="宋体" w:cs="宋体"/>
+          <w:kern w:val="0"/>
+          <w:sz w:val="24"/>
+          <w:szCs w:val="24"/>
+          <w:lang w:val="en-US" w:eastAsia="zh-CN" w:bidi="ar"/>
+        </w:rPr>
+      </w:pPr>
+      <w:r>
+        <w:rPr>
+          <w:rFonts w:hint="default" w:ascii="宋体" w:hAnsi="宋体" w:eastAsia="宋体" w:cs="宋体"/>
+          <w:kern w:val="0"/>
+          <w:sz w:val="24"/>
+          <w:szCs w:val="24"/>
+          <w:lang w:val="en-US" w:eastAsia="zh-CN" w:bidi="ar"/>
+        </w:rPr>
+        <w:t xml:space="preserve">      "1:21000023:2"</w:t>
+      </w:r>
+    </w:p>
+    <w:p>
+      <w:pPr>
+        <w:rPr>
+          <w:rFonts w:hint="default" w:ascii="宋体" w:hAnsi="宋体" w:eastAsia="宋体" w:cs="宋体"/>
+          <w:kern w:val="0"/>
+          <w:sz w:val="24"/>
+          <w:szCs w:val="24"/>
+          <w:lang w:val="en-US" w:eastAsia="zh-CN" w:bidi="ar"/>
+        </w:rPr>
+      </w:pPr>
+      <w:r>
+        <w:rPr>
+          <w:rFonts w:hint="default" w:ascii="宋体" w:hAnsi="宋体" w:eastAsia="宋体" w:cs="宋体"/>
+          <w:kern w:val="0"/>
+          <w:sz w:val="24"/>
+          <w:szCs w:val="24"/>
+          <w:lang w:val="en-US" w:eastAsia="zh-CN" w:bidi="ar"/>
+        </w:rPr>
+        <w:t xml:space="preserve">    },</w:t>
+      </w:r>
+    </w:p>
+    <w:p>
+      <w:pPr>
+        <w:rPr>
+          <w:rFonts w:hint="default" w:ascii="宋体" w:hAnsi="宋体" w:eastAsia="宋体" w:cs="宋体"/>
+          <w:kern w:val="0"/>
+          <w:sz w:val="24"/>
+          <w:szCs w:val="24"/>
+          <w:lang w:val="en-US" w:eastAsia="zh-CN" w:bidi="ar"/>
+        </w:rPr>
+      </w:pPr>
+      <w:r>
+        <w:rPr>
+          <w:rFonts w:hint="default" w:ascii="宋体" w:hAnsi="宋体" w:eastAsia="宋体" w:cs="宋体"/>
+          <w:kern w:val="0"/>
+          <w:sz w:val="24"/>
+          <w:szCs w:val="24"/>
+          <w:lang w:val="en-US" w:eastAsia="zh-CN" w:bidi="ar"/>
+        </w:rPr>
+        <w:t xml:space="preserve">    add_pro = 2000,</w:t>
+      </w:r>
+    </w:p>
+    <w:p>
+      <w:pPr>
+        <w:rPr>
+          <w:rFonts w:hint="default" w:ascii="宋体" w:hAnsi="宋体" w:eastAsia="宋体" w:cs="宋体"/>
+          <w:kern w:val="0"/>
+          <w:sz w:val="24"/>
+          <w:szCs w:val="24"/>
+          <w:lang w:val="en-US" w:eastAsia="zh-CN" w:bidi="ar"/>
+        </w:rPr>
+      </w:pPr>
+      <w:r>
+        <w:rPr>
+          <w:rFonts w:hint="default" w:ascii="宋体" w:hAnsi="宋体" w:eastAsia="宋体" w:cs="宋体"/>
+          <w:kern w:val="0"/>
+          <w:sz w:val="24"/>
+          <w:szCs w:val="24"/>
+          <w:lang w:val="en-US" w:eastAsia="zh-CN" w:bidi="ar"/>
+        </w:rPr>
+        <w:t xml:space="preserve">    next_seal_id = 21171106</w:t>
+      </w:r>
+    </w:p>
+    <w:p>
+      <w:pPr>
+        <w:rPr>
+          <w:rFonts w:hint="default" w:ascii="宋体" w:hAnsi="宋体" w:eastAsia="宋体" w:cs="宋体"/>
+          <w:kern w:val="0"/>
+          <w:sz w:val="24"/>
+          <w:szCs w:val="24"/>
+          <w:lang w:val="en-US" w:eastAsia="zh-CN" w:bidi="ar"/>
+        </w:rPr>
+      </w:pPr>
+      <w:r>
+        <w:rPr>
+          <w:rFonts w:hint="default" w:ascii="宋体" w:hAnsi="宋体" w:eastAsia="宋体" w:cs="宋体"/>
+          <w:kern w:val="0"/>
+          <w:sz w:val="24"/>
+          <w:szCs w:val="24"/>
+          <w:lang w:val="en-US" w:eastAsia="zh-CN" w:bidi="ar"/>
+        </w:rPr>
+        <w:t xml:space="preserve">  },</w:t>
+      </w:r>
+    </w:p>
+    <w:p>
+      <w:pPr>
+        <w:rPr>
+          <w:rFonts w:hint="default" w:ascii="宋体" w:hAnsi="宋体" w:eastAsia="宋体" w:cs="宋体"/>
+          <w:kern w:val="0"/>
+          <w:sz w:val="24"/>
+          <w:szCs w:val="24"/>
+          <w:lang w:val="en-US" w:eastAsia="zh-CN" w:bidi="ar"/>
+        </w:rPr>
+      </w:pPr>
+    </w:p>
+    <w:p>
+      <w:pPr>
+        <w:rPr>
+          <w:rFonts w:hint="eastAsia" w:ascii="宋体" w:hAnsi="宋体" w:eastAsia="宋体" w:cs="宋体"/>
+          <w:kern w:val="0"/>
+          <w:sz w:val="24"/>
+          <w:szCs w:val="24"/>
+          <w:lang w:val="en-US" w:eastAsia="zh-CN" w:bidi="ar"/>
+        </w:rPr>
+      </w:pPr>
+      <w:r>
+        <w:rPr>
+          <w:rFonts w:hint="eastAsia" w:ascii="宋体" w:hAnsi="宋体" w:eastAsia="宋体" w:cs="宋体"/>
+          <w:kern w:val="0"/>
+          <w:sz w:val="24"/>
+          <w:szCs w:val="24"/>
+          <w:lang w:val="en-US" w:eastAsia="zh-CN" w:bidi="ar"/>
+        </w:rPr>
+        <w:t>这是那三个小圆代表的数值，</w:t>
+      </w:r>
+    </w:p>
+    <w:p>
+      <w:pPr>
+        <w:rPr>
+          <w:rFonts w:hint="eastAsia" w:ascii="宋体" w:hAnsi="宋体" w:eastAsia="宋体" w:cs="宋体"/>
+          <w:kern w:val="0"/>
+          <w:sz w:val="24"/>
+          <w:szCs w:val="24"/>
+          <w:lang w:val="en-US" w:eastAsia="zh-CN" w:bidi="ar"/>
+        </w:rPr>
+      </w:pPr>
+      <w:r>
+        <w:rPr>
+          <w:rFonts w:hint="eastAsia" w:ascii="宋体" w:hAnsi="宋体" w:eastAsia="宋体" w:cs="宋体"/>
+          <w:kern w:val="0"/>
+          <w:sz w:val="24"/>
+          <w:szCs w:val="24"/>
+          <w:lang w:val="en-US" w:eastAsia="zh-CN" w:bidi="ar"/>
+        </w:rPr>
+        <w:t>我们根据</w:t>
+      </w:r>
+    </w:p>
+    <w:p>
+      <w:pPr>
+        <w:rPr>
+          <w:rFonts w:hint="default" w:ascii="宋体" w:hAnsi="宋体" w:eastAsia="宋体" w:cs="宋体"/>
+          <w:kern w:val="0"/>
+          <w:sz w:val="24"/>
+          <w:szCs w:val="24"/>
+          <w:lang w:val="en-US" w:eastAsia="zh-CN" w:bidi="ar"/>
+        </w:rPr>
+      </w:pPr>
+      <w:r>
+        <w:rPr>
+          <w:rFonts w:hint="default" w:ascii="宋体" w:hAnsi="宋体" w:eastAsia="宋体" w:cs="宋体"/>
+          <w:kern w:val="0"/>
+          <w:sz w:val="24"/>
+          <w:szCs w:val="24"/>
+          <w:lang w:val="en-US" w:eastAsia="zh-CN" w:bidi="ar"/>
+        </w:rPr>
+        <w:t xml:space="preserve">    job = 1,</w:t>
+      </w:r>
+    </w:p>
+    <w:p>
+      <w:pPr>
+        <w:rPr>
+          <w:rFonts w:hint="default" w:ascii="宋体" w:hAnsi="宋体" w:eastAsia="宋体" w:cs="宋体"/>
+          <w:kern w:val="0"/>
+          <w:sz w:val="24"/>
+          <w:szCs w:val="24"/>
+          <w:lang w:val="en-US" w:eastAsia="zh-CN" w:bidi="ar"/>
+        </w:rPr>
+      </w:pPr>
+      <w:r>
+        <w:rPr>
+          <w:rFonts w:hint="default" w:ascii="宋体" w:hAnsi="宋体" w:eastAsia="宋体" w:cs="宋体"/>
+          <w:kern w:val="0"/>
+          <w:sz w:val="24"/>
+          <w:szCs w:val="24"/>
+          <w:lang w:val="en-US" w:eastAsia="zh-CN" w:bidi="ar"/>
+        </w:rPr>
+        <w:t xml:space="preserve">    attr_type = 1,</w:t>
+      </w:r>
+    </w:p>
+    <w:p>
+      <w:pPr>
+        <w:rPr>
+          <w:rFonts w:hint="eastAsia" w:ascii="宋体" w:hAnsi="宋体" w:eastAsia="宋体" w:cs="宋体"/>
+          <w:kern w:val="0"/>
+          <w:sz w:val="24"/>
+          <w:szCs w:val="24"/>
+          <w:lang w:val="en-US" w:eastAsia="zh-CN" w:bidi="ar"/>
+        </w:rPr>
+      </w:pPr>
+      <w:r>
+        <w:rPr>
+          <w:rFonts w:hint="eastAsia" w:ascii="宋体" w:hAnsi="宋体" w:eastAsia="宋体" w:cs="宋体"/>
+          <w:kern w:val="0"/>
+          <w:sz w:val="24"/>
+          <w:szCs w:val="24"/>
+          <w:lang w:val="en-US" w:eastAsia="zh-CN" w:bidi="ar"/>
+        </w:rPr>
+        <w:t>这两项来分类</w:t>
+      </w:r>
+    </w:p>
+    <w:p>
+      <w:pPr>
+        <w:rPr>
+          <w:rFonts w:hint="eastAsia" w:ascii="宋体" w:hAnsi="宋体" w:eastAsia="宋体" w:cs="宋体"/>
+          <w:kern w:val="0"/>
+          <w:sz w:val="24"/>
+          <w:szCs w:val="24"/>
+          <w:lang w:val="en-US" w:eastAsia="zh-CN" w:bidi="ar"/>
+        </w:rPr>
+      </w:pPr>
+      <w:r>
+        <w:rPr>
+          <w:rFonts w:hint="eastAsia" w:ascii="宋体" w:hAnsi="宋体" w:eastAsia="宋体" w:cs="宋体"/>
+          <w:kern w:val="0"/>
+          <w:sz w:val="24"/>
+          <w:szCs w:val="24"/>
+          <w:lang w:val="en-US" w:eastAsia="zh-CN" w:bidi="ar"/>
+        </w:rPr>
+        <w:t>Job有1，2，4，5这四类（注意没有3），分别代表着，</w:t>
+      </w:r>
+    </w:p>
+    <w:p>
+      <w:pPr>
+        <w:rPr>
+          <w:rFonts w:hint="default" w:ascii="宋体" w:hAnsi="宋体" w:eastAsia="宋体" w:cs="宋体"/>
+          <w:kern w:val="0"/>
+          <w:sz w:val="24"/>
+          <w:szCs w:val="24"/>
+          <w:lang w:val="en-US" w:eastAsia="zh-CN" w:bidi="ar"/>
+        </w:rPr>
+      </w:pPr>
+      <w:r>
+        <w:rPr>
+          <w:rFonts w:hint="default" w:ascii="宋体" w:hAnsi="宋体" w:eastAsia="宋体" w:cs="宋体"/>
+          <w:kern w:val="0"/>
+          <w:sz w:val="24"/>
+          <w:szCs w:val="24"/>
+          <w:lang w:val="en-US" w:eastAsia="zh-CN" w:bidi="ar"/>
+        </w:rPr>
+        <w:t># 职业映射</w:t>
+      </w:r>
+    </w:p>
+    <w:p>
+      <w:pPr>
+        <w:rPr>
+          <w:rFonts w:hint="default" w:ascii="宋体" w:hAnsi="宋体" w:eastAsia="宋体" w:cs="宋体"/>
+          <w:kern w:val="0"/>
+          <w:sz w:val="24"/>
+          <w:szCs w:val="24"/>
+          <w:lang w:val="en-US" w:eastAsia="zh-CN" w:bidi="ar"/>
+        </w:rPr>
+      </w:pPr>
+      <w:r>
+        <w:rPr>
+          <w:rFonts w:hint="default" w:ascii="宋体" w:hAnsi="宋体" w:eastAsia="宋体" w:cs="宋体"/>
+          <w:kern w:val="0"/>
+          <w:sz w:val="24"/>
+          <w:szCs w:val="24"/>
+          <w:lang w:val="en-US" w:eastAsia="zh-CN" w:bidi="ar"/>
+        </w:rPr>
+        <w:t>TYPE_MAPPING = {</w:t>
+      </w:r>
+    </w:p>
+    <w:p>
+      <w:pPr>
+        <w:rPr>
+          <w:rFonts w:hint="default" w:ascii="宋体" w:hAnsi="宋体" w:eastAsia="宋体" w:cs="宋体"/>
+          <w:kern w:val="0"/>
+          <w:sz w:val="24"/>
+          <w:szCs w:val="24"/>
+          <w:lang w:val="en-US" w:eastAsia="zh-CN" w:bidi="ar"/>
+        </w:rPr>
+      </w:pPr>
+      <w:r>
+        <w:rPr>
+          <w:rFonts w:hint="default" w:ascii="宋体" w:hAnsi="宋体" w:eastAsia="宋体" w:cs="宋体"/>
+          <w:kern w:val="0"/>
+          <w:sz w:val="24"/>
+          <w:szCs w:val="24"/>
+          <w:lang w:val="en-US" w:eastAsia="zh-CN" w:bidi="ar"/>
+        </w:rPr>
+        <w:t xml:space="preserve">    1: "坚甲", 2: "异刃", 4: "言灵", 5: "猎影"</w:t>
+      </w:r>
+    </w:p>
+    <w:p>
+      <w:pPr>
+        <w:rPr>
+          <w:rFonts w:hint="default" w:ascii="宋体" w:hAnsi="宋体" w:eastAsia="宋体" w:cs="宋体"/>
+          <w:kern w:val="0"/>
+          <w:sz w:val="24"/>
+          <w:szCs w:val="24"/>
+          <w:lang w:val="en-US" w:eastAsia="zh-CN" w:bidi="ar"/>
+        </w:rPr>
+      </w:pPr>
+      <w:r>
+        <w:rPr>
+          <w:rFonts w:hint="default" w:ascii="宋体" w:hAnsi="宋体" w:eastAsia="宋体" w:cs="宋体"/>
+          <w:kern w:val="0"/>
+          <w:sz w:val="24"/>
+          <w:szCs w:val="24"/>
+          <w:lang w:val="en-US" w:eastAsia="zh-CN" w:bidi="ar"/>
+        </w:rPr>
+        <w:t>}</w:t>
+      </w:r>
+    </w:p>
+    <w:p>
+      <w:pPr>
+        <w:rPr>
+          <w:rFonts w:hint="default" w:ascii="宋体" w:hAnsi="宋体" w:eastAsia="宋体" w:cs="宋体"/>
+          <w:kern w:val="0"/>
+          <w:sz w:val="24"/>
+          <w:szCs w:val="24"/>
+          <w:lang w:val="en-US" w:eastAsia="zh-CN" w:bidi="ar"/>
+        </w:rPr>
+      </w:pPr>
+      <w:r>
+        <w:rPr>
+          <w:rFonts w:hint="eastAsia" w:ascii="宋体" w:hAnsi="宋体" w:eastAsia="宋体" w:cs="宋体"/>
+          <w:kern w:val="0"/>
+          <w:sz w:val="24"/>
+          <w:szCs w:val="24"/>
+          <w:lang w:val="en-US" w:eastAsia="zh-CN" w:bidi="ar"/>
+        </w:rPr>
+        <w:t>与刻印界面的职业相对应</w:t>
+      </w:r>
+    </w:p>
+    <w:p>
+      <w:pPr>
+        <w:rPr>
+          <w:rFonts w:hint="eastAsia" w:ascii="宋体" w:hAnsi="宋体" w:eastAsia="宋体" w:cs="宋体"/>
+          <w:kern w:val="0"/>
+          <w:sz w:val="24"/>
+          <w:szCs w:val="24"/>
+          <w:lang w:val="en-US" w:eastAsia="zh-CN" w:bidi="ar"/>
+        </w:rPr>
+      </w:pPr>
+      <w:r>
+        <w:rPr>
+          <w:rFonts w:hint="default" w:ascii="宋体" w:hAnsi="宋体" w:eastAsia="宋体" w:cs="宋体"/>
+          <w:kern w:val="0"/>
+          <w:sz w:val="24"/>
+          <w:szCs w:val="24"/>
+          <w:lang w:val="en-US" w:eastAsia="zh-CN" w:bidi="ar"/>
+        </w:rPr>
+        <w:t>attr_type</w:t>
+      </w:r>
+      <w:r>
+        <w:rPr>
+          <w:rFonts w:hint="eastAsia" w:ascii="宋体" w:hAnsi="宋体" w:eastAsia="宋体" w:cs="宋体"/>
+          <w:kern w:val="0"/>
+          <w:sz w:val="24"/>
+          <w:szCs w:val="24"/>
+          <w:lang w:val="en-US" w:eastAsia="zh-CN" w:bidi="ar"/>
+        </w:rPr>
+        <w:t>有1，2，3三类，分别代表着攻击，防御，生命</w:t>
+      </w:r>
+    </w:p>
+    <w:p>
+      <w:pPr>
+        <w:rPr>
+          <w:rFonts w:hint="eastAsia" w:ascii="宋体" w:hAnsi="宋体" w:eastAsia="宋体" w:cs="宋体"/>
+          <w:kern w:val="0"/>
+          <w:sz w:val="24"/>
+          <w:szCs w:val="24"/>
+          <w:lang w:val="en-US" w:eastAsia="zh-CN" w:bidi="ar"/>
+        </w:rPr>
+      </w:pPr>
+      <w:r>
+        <w:rPr>
+          <w:rFonts w:hint="eastAsia" w:ascii="宋体" w:hAnsi="宋体" w:eastAsia="宋体" w:cs="宋体"/>
+          <w:kern w:val="0"/>
+          <w:sz w:val="24"/>
+          <w:szCs w:val="24"/>
+          <w:lang w:val="en-US" w:eastAsia="zh-CN" w:bidi="ar"/>
+        </w:rPr>
+        <w:t>与那三个小圆相对应</w:t>
+      </w:r>
+    </w:p>
+    <w:p>
+      <w:pPr>
+        <w:rPr>
+          <w:rFonts w:hint="eastAsia" w:ascii="宋体" w:hAnsi="宋体" w:eastAsia="宋体" w:cs="宋体"/>
+          <w:kern w:val="0"/>
+          <w:sz w:val="24"/>
+          <w:szCs w:val="24"/>
+          <w:lang w:val="en-US" w:eastAsia="zh-CN" w:bidi="ar"/>
+        </w:rPr>
+      </w:pPr>
+      <w:r>
+        <w:rPr>
+          <w:rFonts w:hint="eastAsia" w:ascii="宋体" w:hAnsi="宋体" w:eastAsia="宋体" w:cs="宋体"/>
+          <w:kern w:val="0"/>
+          <w:sz w:val="24"/>
+          <w:szCs w:val="24"/>
+          <w:lang w:val="en-US" w:eastAsia="zh-CN" w:bidi="ar"/>
+        </w:rPr>
+        <w:t>然后</w:t>
+      </w:r>
+    </w:p>
+    <w:p>
+      <w:pPr>
+        <w:rPr>
+          <w:rFonts w:hint="default" w:ascii="宋体" w:hAnsi="宋体" w:eastAsia="宋体" w:cs="宋体"/>
+          <w:kern w:val="0"/>
+          <w:sz w:val="24"/>
+          <w:szCs w:val="24"/>
+          <w:lang w:val="en-US" w:eastAsia="zh-CN" w:bidi="ar"/>
+        </w:rPr>
+      </w:pPr>
+      <w:r>
+        <w:rPr>
+          <w:rFonts w:hint="default" w:ascii="宋体" w:hAnsi="宋体" w:eastAsia="宋体" w:cs="宋体"/>
+          <w:kern w:val="0"/>
+          <w:sz w:val="24"/>
+          <w:szCs w:val="24"/>
+          <w:lang w:val="en-US" w:eastAsia="zh-CN" w:bidi="ar"/>
+        </w:rPr>
+        <w:t xml:space="preserve">    value = {</w:t>
+      </w:r>
+    </w:p>
+    <w:p>
+      <w:pPr>
+        <w:rPr>
+          <w:rFonts w:hint="default" w:ascii="宋体" w:hAnsi="宋体" w:eastAsia="宋体" w:cs="宋体"/>
+          <w:kern w:val="0"/>
+          <w:sz w:val="24"/>
+          <w:szCs w:val="24"/>
+          <w:lang w:val="en-US" w:eastAsia="zh-CN" w:bidi="ar"/>
+        </w:rPr>
+      </w:pPr>
+      <w:r>
+        <w:rPr>
+          <w:rFonts w:hint="default" w:ascii="宋体" w:hAnsi="宋体" w:eastAsia="宋体" w:cs="宋体"/>
+          <w:kern w:val="0"/>
+          <w:sz w:val="24"/>
+          <w:szCs w:val="24"/>
+          <w:lang w:val="en-US" w:eastAsia="zh-CN" w:bidi="ar"/>
+        </w:rPr>
+        <w:t xml:space="preserve">      "1:40000103:125"</w:t>
+      </w:r>
+    </w:p>
+    <w:p>
+      <w:pPr>
+        <w:rPr>
+          <w:rFonts w:hint="default" w:ascii="宋体" w:hAnsi="宋体" w:eastAsia="宋体" w:cs="宋体"/>
+          <w:kern w:val="0"/>
+          <w:sz w:val="24"/>
+          <w:szCs w:val="24"/>
+          <w:lang w:val="en-US" w:eastAsia="zh-CN" w:bidi="ar"/>
+        </w:rPr>
+      </w:pPr>
+      <w:r>
+        <w:rPr>
+          <w:rFonts w:hint="default" w:ascii="宋体" w:hAnsi="宋体" w:eastAsia="宋体" w:cs="宋体"/>
+          <w:kern w:val="0"/>
+          <w:sz w:val="24"/>
+          <w:szCs w:val="24"/>
+          <w:lang w:val="en-US" w:eastAsia="zh-CN" w:bidi="ar"/>
+        </w:rPr>
+        <w:t xml:space="preserve">    },</w:t>
+      </w:r>
+    </w:p>
+    <w:p>
+      <w:pPr>
+        <w:rPr>
+          <w:rFonts w:hint="eastAsia" w:ascii="宋体" w:hAnsi="宋体" w:eastAsia="宋体" w:cs="宋体"/>
+          <w:kern w:val="0"/>
+          <w:sz w:val="24"/>
+          <w:szCs w:val="24"/>
+          <w:lang w:val="en-US" w:eastAsia="zh-CN" w:bidi="ar"/>
+        </w:rPr>
+      </w:pPr>
+      <w:r>
+        <w:rPr>
+          <w:rFonts w:hint="eastAsia" w:ascii="宋体" w:hAnsi="宋体" w:eastAsia="宋体" w:cs="宋体"/>
+          <w:kern w:val="0"/>
+          <w:sz w:val="24"/>
+          <w:szCs w:val="24"/>
+          <w:lang w:val="en-US" w:eastAsia="zh-CN" w:bidi="ar"/>
+        </w:rPr>
+        <w:t>就代表着这个职业这个等级的属性加成，1代表加算，</w:t>
+      </w:r>
+      <w:r>
+        <w:rPr>
+          <w:rFonts w:hint="default" w:ascii="宋体" w:hAnsi="宋体" w:eastAsia="宋体" w:cs="宋体"/>
+          <w:kern w:val="0"/>
+          <w:sz w:val="24"/>
+          <w:szCs w:val="24"/>
+          <w:lang w:val="en-US" w:eastAsia="zh-CN" w:bidi="ar"/>
+        </w:rPr>
+        <w:t>40000103</w:t>
+      </w:r>
+      <w:r>
+        <w:rPr>
+          <w:rFonts w:hint="eastAsia" w:ascii="宋体" w:hAnsi="宋体" w:eastAsia="宋体" w:cs="宋体"/>
+          <w:kern w:val="0"/>
+          <w:sz w:val="24"/>
+          <w:szCs w:val="24"/>
+          <w:lang w:val="en-US" w:eastAsia="zh-CN" w:bidi="ar"/>
+        </w:rPr>
+        <w:t>代表攻击</w:t>
+      </w:r>
+    </w:p>
+    <w:p>
+      <w:pPr>
+        <w:rPr>
+          <w:rFonts w:hint="default" w:ascii="宋体" w:hAnsi="宋体" w:eastAsia="宋体" w:cs="宋体"/>
+          <w:kern w:val="0"/>
+          <w:sz w:val="24"/>
+          <w:szCs w:val="24"/>
+          <w:lang w:val="en-US" w:eastAsia="zh-CN" w:bidi="ar"/>
+        </w:rPr>
+      </w:pPr>
+      <w:r>
+        <w:rPr>
+          <w:rFonts w:hint="default" w:ascii="宋体" w:hAnsi="宋体" w:eastAsia="宋体" w:cs="宋体"/>
+          <w:kern w:val="0"/>
+          <w:sz w:val="24"/>
+          <w:szCs w:val="24"/>
+          <w:lang w:val="en-US" w:eastAsia="zh-CN" w:bidi="ar"/>
+        </w:rPr>
+        <w:t># 属性类型映射</w:t>
+      </w:r>
+    </w:p>
+    <w:p>
+      <w:pPr>
+        <w:rPr>
+          <w:rFonts w:hint="default" w:ascii="宋体" w:hAnsi="宋体" w:eastAsia="宋体" w:cs="宋体"/>
+          <w:kern w:val="0"/>
+          <w:sz w:val="24"/>
+          <w:szCs w:val="24"/>
+          <w:lang w:val="en-US" w:eastAsia="zh-CN" w:bidi="ar"/>
+        </w:rPr>
+      </w:pPr>
+      <w:r>
+        <w:rPr>
+          <w:rFonts w:hint="default" w:ascii="宋体" w:hAnsi="宋体" w:eastAsia="宋体" w:cs="宋体"/>
+          <w:kern w:val="0"/>
+          <w:sz w:val="24"/>
+          <w:szCs w:val="24"/>
+          <w:lang w:val="en-US" w:eastAsia="zh-CN" w:bidi="ar"/>
+        </w:rPr>
+        <w:t>ATTRIBUTE_MAPPING = {</w:t>
+      </w:r>
+    </w:p>
+    <w:p>
+      <w:pPr>
+        <w:rPr>
+          <w:rFonts w:hint="default" w:ascii="宋体" w:hAnsi="宋体" w:eastAsia="宋体" w:cs="宋体"/>
+          <w:kern w:val="0"/>
+          <w:sz w:val="24"/>
+          <w:szCs w:val="24"/>
+          <w:lang w:val="en-US" w:eastAsia="zh-CN" w:bidi="ar"/>
+        </w:rPr>
+      </w:pPr>
+      <w:r>
+        <w:rPr>
+          <w:rFonts w:hint="default" w:ascii="宋体" w:hAnsi="宋体" w:eastAsia="宋体" w:cs="宋体"/>
+          <w:kern w:val="0"/>
+          <w:sz w:val="24"/>
+          <w:szCs w:val="24"/>
+          <w:lang w:val="en-US" w:eastAsia="zh-CN" w:bidi="ar"/>
+        </w:rPr>
+        <w:t xml:space="preserve">    "40000103": "攻击", "40000104": "防御", "40000102": "生命"</w:t>
+      </w:r>
+    </w:p>
+    <w:p>
+      <w:pPr>
+        <w:rPr>
+          <w:rFonts w:hint="default" w:ascii="宋体" w:hAnsi="宋体" w:eastAsia="宋体" w:cs="宋体"/>
+          <w:kern w:val="0"/>
+          <w:sz w:val="24"/>
+          <w:szCs w:val="24"/>
+          <w:lang w:val="en-US" w:eastAsia="zh-CN" w:bidi="ar"/>
+        </w:rPr>
+      </w:pPr>
+      <w:r>
+        <w:rPr>
+          <w:rFonts w:hint="default" w:ascii="宋体" w:hAnsi="宋体" w:eastAsia="宋体" w:cs="宋体"/>
+          <w:kern w:val="0"/>
+          <w:sz w:val="24"/>
+          <w:szCs w:val="24"/>
+          <w:lang w:val="en-US" w:eastAsia="zh-CN" w:bidi="ar"/>
+        </w:rPr>
+        <w:t>}</w:t>
+      </w:r>
+    </w:p>
+    <w:p>
+      <w:pPr>
+        <w:rPr>
+          <w:rFonts w:hint="eastAsia" w:ascii="宋体" w:hAnsi="宋体" w:eastAsia="宋体" w:cs="宋体"/>
+          <w:kern w:val="0"/>
+          <w:sz w:val="24"/>
+          <w:szCs w:val="24"/>
+          <w:lang w:val="en-US" w:eastAsia="zh-CN" w:bidi="ar"/>
+        </w:rPr>
+      </w:pPr>
+      <w:r>
+        <w:rPr>
+          <w:rFonts w:hint="default" w:ascii="宋体" w:hAnsi="宋体" w:eastAsia="宋体" w:cs="宋体"/>
+          <w:kern w:val="0"/>
+          <w:sz w:val="24"/>
+          <w:szCs w:val="24"/>
+          <w:lang w:val="en-US" w:eastAsia="zh-CN" w:bidi="ar"/>
+        </w:rPr>
+        <w:t>125</w:t>
+      </w:r>
+      <w:r>
+        <w:rPr>
+          <w:rFonts w:hint="eastAsia" w:ascii="宋体" w:hAnsi="宋体" w:eastAsia="宋体" w:cs="宋体"/>
+          <w:kern w:val="0"/>
+          <w:sz w:val="24"/>
+          <w:szCs w:val="24"/>
+          <w:lang w:val="en-US" w:eastAsia="zh-CN" w:bidi="ar"/>
+        </w:rPr>
+        <w:t>代表数值，你要把这些显示给用户看，比如“攻击 +125”</w:t>
+      </w:r>
+    </w:p>
+    <w:p>
+      <w:pPr>
+        <w:rPr>
+          <w:rFonts w:hint="eastAsia" w:ascii="宋体" w:hAnsi="宋体" w:eastAsia="宋体" w:cs="宋体"/>
+          <w:kern w:val="0"/>
+          <w:sz w:val="24"/>
+          <w:szCs w:val="24"/>
+          <w:lang w:val="en-US" w:eastAsia="zh-CN" w:bidi="ar"/>
+        </w:rPr>
+      </w:pPr>
+    </w:p>
+    <w:p>
+      <w:pPr>
+        <w:rPr>
+          <w:rFonts w:hint="eastAsia" w:ascii="宋体" w:hAnsi="宋体" w:eastAsia="宋体" w:cs="宋体"/>
+          <w:kern w:val="0"/>
+          <w:sz w:val="24"/>
+          <w:szCs w:val="24"/>
+          <w:lang w:val="en-US" w:eastAsia="zh-CN" w:bidi="ar"/>
+        </w:rPr>
+      </w:pPr>
+      <w:r>
+        <w:rPr>
+          <w:rFonts w:hint="eastAsia" w:ascii="宋体" w:hAnsi="宋体" w:eastAsia="宋体" w:cs="宋体"/>
+          <w:kern w:val="0"/>
+          <w:sz w:val="24"/>
+          <w:szCs w:val="24"/>
+          <w:lang w:val="en-US" w:eastAsia="zh-CN" w:bidi="ar"/>
+        </w:rPr>
+        <w:t>然后小圆的这个升级界面我觉得可以改成这样</w:t>
+      </w:r>
+    </w:p>
+    <w:p>
+      <w:pPr>
+        <w:rPr>
+          <w:rFonts w:hint="eastAsia" w:ascii="宋体" w:hAnsi="宋体" w:eastAsia="宋体" w:cs="宋体"/>
+          <w:kern w:val="0"/>
+          <w:sz w:val="24"/>
+          <w:szCs w:val="24"/>
+          <w:lang w:val="en-US" w:eastAsia="zh-CN" w:bidi="ar"/>
+        </w:rPr>
+      </w:pPr>
+      <w:r>
+        <w:rPr>
+          <w:rFonts w:hint="eastAsia" w:ascii="宋体" w:hAnsi="宋体" w:eastAsia="宋体" w:cs="宋体"/>
+          <w:kern w:val="0"/>
+          <w:sz w:val="24"/>
+          <w:szCs w:val="24"/>
+          <w:lang w:val="en-US" w:eastAsia="zh-CN" w:bidi="ar"/>
+        </w:rPr>
+        <w:t>|-----------------|</w:t>
+      </w:r>
+    </w:p>
+    <w:p>
+      <w:pPr>
+        <w:rPr>
+          <w:rFonts w:hint="eastAsia" w:ascii="宋体" w:hAnsi="宋体" w:eastAsia="宋体" w:cs="宋体"/>
+          <w:kern w:val="0"/>
+          <w:sz w:val="24"/>
+          <w:szCs w:val="24"/>
+          <w:lang w:val="en-US" w:eastAsia="zh-CN" w:bidi="ar"/>
+        </w:rPr>
+      </w:pPr>
+      <w:r>
+        <w:rPr>
+          <w:rFonts w:hint="eastAsia" w:ascii="宋体" w:hAnsi="宋体" w:eastAsia="宋体" w:cs="宋体"/>
+          <w:kern w:val="0"/>
+          <w:sz w:val="24"/>
+          <w:szCs w:val="24"/>
+          <w:lang w:val="en-US" w:eastAsia="zh-CN" w:bidi="ar"/>
+        </w:rPr>
+        <w:t>|  徽章等级       |</w:t>
+      </w:r>
+    </w:p>
+    <w:p>
+      <w:pPr>
+        <w:rPr>
+          <w:rFonts w:hint="default" w:ascii="宋体" w:hAnsi="宋体" w:eastAsia="宋体" w:cs="宋体"/>
+          <w:kern w:val="0"/>
+          <w:sz w:val="24"/>
+          <w:szCs w:val="24"/>
+          <w:lang w:val="en-US" w:eastAsia="zh-CN" w:bidi="ar"/>
+        </w:rPr>
+      </w:pPr>
+      <w:r>
+        <w:rPr>
+          <w:rFonts w:hint="eastAsia" w:ascii="宋体" w:hAnsi="宋体" w:eastAsia="宋体" w:cs="宋体"/>
+          <w:kern w:val="0"/>
+          <w:sz w:val="24"/>
+          <w:szCs w:val="24"/>
+          <w:lang w:val="en-US" w:eastAsia="zh-CN" w:bidi="ar"/>
+        </w:rPr>
+        <w:t>|  1级           |</w:t>
+      </w:r>
+    </w:p>
+    <w:p>
+      <w:pPr>
+        <w:rPr>
+          <w:rFonts w:hint="default" w:ascii="宋体" w:hAnsi="宋体" w:eastAsia="宋体" w:cs="宋体"/>
+          <w:kern w:val="0"/>
+          <w:sz w:val="24"/>
+          <w:szCs w:val="24"/>
+          <w:lang w:val="en-US" w:eastAsia="zh-CN" w:bidi="ar"/>
+        </w:rPr>
+      </w:pPr>
+      <w:r>
+        <w:rPr>
+          <w:rFonts w:hint="eastAsia" w:ascii="宋体" w:hAnsi="宋体" w:eastAsia="宋体" w:cs="宋体"/>
+          <w:kern w:val="0"/>
+          <w:sz w:val="24"/>
+          <w:szCs w:val="24"/>
+          <w:lang w:val="en-US" w:eastAsia="zh-CN" w:bidi="ar"/>
+        </w:rPr>
+        <w:t>|  攻击力 +25     |</w:t>
+      </w:r>
+    </w:p>
+    <w:p>
+      <w:pPr>
+        <w:rPr>
+          <w:rFonts w:hint="default" w:ascii="宋体" w:hAnsi="宋体" w:eastAsia="宋体" w:cs="宋体"/>
+          <w:kern w:val="0"/>
+          <w:sz w:val="24"/>
+          <w:szCs w:val="24"/>
+          <w:lang w:val="en-US" w:eastAsia="zh-CN" w:bidi="ar"/>
+        </w:rPr>
+      </w:pPr>
+      <w:r>
+        <w:rPr>
+          <w:rFonts w:hint="eastAsia" w:ascii="宋体" w:hAnsi="宋体" w:eastAsia="宋体" w:cs="宋体"/>
+          <w:kern w:val="0"/>
+          <w:sz w:val="24"/>
+          <w:szCs w:val="24"/>
+          <w:lang w:val="en-US" w:eastAsia="zh-CN" w:bidi="ar"/>
+        </w:rPr>
+        <w:t>|                 |</w:t>
+      </w:r>
+    </w:p>
+    <w:p>
+      <w:pPr>
+        <w:rPr>
+          <w:rFonts w:hint="default" w:ascii="宋体" w:hAnsi="宋体" w:eastAsia="宋体" w:cs="宋体"/>
+          <w:kern w:val="0"/>
+          <w:sz w:val="24"/>
+          <w:szCs w:val="24"/>
+          <w:lang w:val="en-US" w:eastAsia="zh-CN" w:bidi="ar"/>
+        </w:rPr>
+      </w:pPr>
+      <w:r>
+        <w:rPr>
+          <w:rFonts w:hint="eastAsia" w:ascii="宋体" w:hAnsi="宋体" w:eastAsia="宋体" w:cs="宋体"/>
+          <w:kern w:val="0"/>
+          <w:sz w:val="24"/>
+          <w:szCs w:val="24"/>
+          <w:lang w:val="en-US" w:eastAsia="zh-CN" w:bidi="ar"/>
+        </w:rPr>
+        <w:t>|  2级           |</w:t>
+      </w:r>
+    </w:p>
+    <w:p>
+      <w:pPr>
+        <w:rPr>
+          <w:rFonts w:hint="eastAsia" w:ascii="宋体" w:hAnsi="宋体" w:eastAsia="宋体" w:cs="宋体"/>
+          <w:kern w:val="0"/>
+          <w:sz w:val="24"/>
+          <w:szCs w:val="24"/>
+          <w:lang w:val="en-US" w:eastAsia="zh-CN" w:bidi="ar"/>
+        </w:rPr>
+      </w:pPr>
+      <w:r>
+        <w:rPr>
+          <w:rFonts w:hint="eastAsia" w:ascii="宋体" w:hAnsi="宋体" w:eastAsia="宋体" w:cs="宋体"/>
+          <w:kern w:val="0"/>
+          <w:sz w:val="24"/>
+          <w:szCs w:val="24"/>
+          <w:lang w:val="en-US" w:eastAsia="zh-CN" w:bidi="ar"/>
+        </w:rPr>
+        <w:t>|  攻击力 +45     |</w:t>
+      </w:r>
+    </w:p>
+    <w:p>
+      <w:pPr>
+        <w:rPr>
+          <w:rFonts w:hint="default" w:ascii="宋体" w:hAnsi="宋体" w:eastAsia="宋体" w:cs="宋体"/>
+          <w:kern w:val="0"/>
+          <w:sz w:val="24"/>
+          <w:szCs w:val="24"/>
+          <w:lang w:val="en-US" w:eastAsia="zh-CN" w:bidi="ar"/>
+        </w:rPr>
+      </w:pPr>
+      <w:r>
+        <w:rPr>
+          <w:rFonts w:hint="eastAsia" w:ascii="宋体" w:hAnsi="宋体" w:eastAsia="宋体" w:cs="宋体"/>
+          <w:kern w:val="0"/>
+          <w:sz w:val="24"/>
+          <w:szCs w:val="24"/>
+          <w:lang w:val="en-US" w:eastAsia="zh-CN" w:bidi="ar"/>
+        </w:rPr>
+        <w:t>|                 |</w:t>
+      </w:r>
+    </w:p>
+    <w:p>
+      <w:pPr>
+        <w:rPr>
+          <w:rFonts w:hint="default" w:ascii="宋体" w:hAnsi="宋体" w:eastAsia="宋体" w:cs="宋体"/>
+          <w:kern w:val="0"/>
+          <w:sz w:val="24"/>
+          <w:szCs w:val="24"/>
+          <w:lang w:val="en-US" w:eastAsia="zh-CN" w:bidi="ar"/>
+        </w:rPr>
+      </w:pPr>
+      <w:r>
+        <w:rPr>
+          <w:rFonts w:hint="eastAsia" w:ascii="宋体" w:hAnsi="宋体" w:eastAsia="宋体" w:cs="宋体"/>
+          <w:kern w:val="0"/>
+          <w:sz w:val="24"/>
+          <w:szCs w:val="24"/>
+          <w:lang w:val="en-US" w:eastAsia="zh-CN" w:bidi="ar"/>
+        </w:rPr>
+        <w:t>|  .。。。        |</w:t>
+      </w:r>
+    </w:p>
+    <w:p>
+      <w:pPr>
+        <w:rPr>
+          <w:rFonts w:hint="default" w:ascii="宋体" w:hAnsi="宋体" w:eastAsia="宋体" w:cs="宋体"/>
+          <w:kern w:val="0"/>
+          <w:sz w:val="24"/>
+          <w:szCs w:val="24"/>
+          <w:lang w:val="en-US" w:eastAsia="zh-CN" w:bidi="ar"/>
+        </w:rPr>
+      </w:pPr>
+      <w:r>
+        <w:rPr>
+          <w:rFonts w:hint="eastAsia" w:ascii="宋体" w:hAnsi="宋体" w:eastAsia="宋体" w:cs="宋体"/>
+          <w:kern w:val="0"/>
+          <w:sz w:val="24"/>
+          <w:szCs w:val="24"/>
+          <w:lang w:val="en-US" w:eastAsia="zh-CN" w:bidi="ar"/>
+        </w:rPr>
+        <w:t>|                 |</w:t>
+      </w:r>
+    </w:p>
+    <w:p>
+      <w:pPr>
+        <w:rPr>
+          <w:rFonts w:hint="eastAsia" w:ascii="宋体" w:hAnsi="宋体" w:eastAsia="宋体" w:cs="宋体"/>
+          <w:kern w:val="0"/>
+          <w:sz w:val="24"/>
+          <w:szCs w:val="24"/>
+          <w:lang w:val="en-US" w:eastAsia="zh-CN" w:bidi="ar"/>
+        </w:rPr>
+      </w:pPr>
+      <w:r>
+        <w:rPr>
+          <w:rFonts w:hint="eastAsia" w:ascii="宋体" w:hAnsi="宋体" w:eastAsia="宋体" w:cs="宋体"/>
+          <w:kern w:val="0"/>
+          <w:sz w:val="24"/>
+          <w:szCs w:val="24"/>
+          <w:lang w:val="en-US" w:eastAsia="zh-CN" w:bidi="ar"/>
+        </w:rPr>
+        <w:t>|-----------------|</w:t>
+      </w:r>
+    </w:p>
+    <w:p>
+      <w:pPr>
+        <w:rPr>
+          <w:rFonts w:hint="eastAsia" w:ascii="宋体" w:hAnsi="宋体" w:eastAsia="宋体" w:cs="宋体"/>
+          <w:kern w:val="0"/>
+          <w:sz w:val="24"/>
+          <w:szCs w:val="24"/>
+          <w:lang w:val="en-US" w:eastAsia="zh-CN" w:bidi="ar"/>
+        </w:rPr>
+      </w:pPr>
+    </w:p>
+    <w:p>
+      <w:pPr>
+        <w:rPr>
+          <w:rFonts w:hint="eastAsia" w:ascii="宋体" w:hAnsi="宋体" w:eastAsia="宋体" w:cs="宋体"/>
+          <w:kern w:val="0"/>
+          <w:sz w:val="24"/>
+          <w:szCs w:val="24"/>
+          <w:lang w:val="en-US" w:eastAsia="zh-CN" w:bidi="ar"/>
+        </w:rPr>
+      </w:pPr>
+      <w:r>
+        <w:rPr>
+          <w:rFonts w:hint="eastAsia" w:ascii="宋体" w:hAnsi="宋体" w:eastAsia="宋体" w:cs="宋体"/>
+          <w:kern w:val="0"/>
+          <w:sz w:val="24"/>
+          <w:szCs w:val="24"/>
+          <w:lang w:val="en-US" w:eastAsia="zh-CN" w:bidi="ar"/>
+        </w:rPr>
+        <w:t>反正小刻印也才十级，那就都显示出来，也直观</w:t>
+      </w:r>
+    </w:p>
+    <w:p>
+      <w:pPr>
+        <w:rPr>
+          <w:rFonts w:hint="eastAsia" w:ascii="宋体" w:hAnsi="宋体" w:eastAsia="宋体" w:cs="宋体"/>
+          <w:kern w:val="0"/>
+          <w:sz w:val="24"/>
+          <w:szCs w:val="24"/>
+          <w:lang w:val="en-US" w:eastAsia="zh-CN" w:bidi="ar"/>
+        </w:rPr>
+      </w:pPr>
+      <w:r>
+        <w:rPr>
+          <w:rFonts w:hint="eastAsia" w:ascii="宋体" w:hAnsi="宋体" w:eastAsia="宋体" w:cs="宋体"/>
+          <w:kern w:val="0"/>
+          <w:sz w:val="24"/>
+          <w:szCs w:val="24"/>
+          <w:lang w:val="en-US" w:eastAsia="zh-CN" w:bidi="ar"/>
+        </w:rPr>
+        <w:t>就像觉醒界面那样，一个词条一个框</w:t>
+      </w:r>
+    </w:p>
+    <w:p>
+      <w:pPr>
+        <w:rPr>
+          <w:rFonts w:hint="eastAsia" w:ascii="宋体" w:hAnsi="宋体" w:eastAsia="宋体" w:cs="宋体"/>
+          <w:kern w:val="0"/>
+          <w:sz w:val="24"/>
+          <w:szCs w:val="24"/>
+          <w:lang w:val="en-US" w:eastAsia="zh-CN" w:bidi="ar"/>
+        </w:rPr>
+      </w:pPr>
+    </w:p>
+    <w:p>
+      <w:pPr>
+        <w:rPr>
+          <w:rFonts w:hint="default" w:ascii="宋体" w:hAnsi="宋体" w:eastAsia="宋体" w:cs="宋体"/>
+          <w:kern w:val="0"/>
+          <w:sz w:val="24"/>
+          <w:szCs w:val="24"/>
+          <w:lang w:val="en-US" w:eastAsia="zh-CN" w:bidi="ar"/>
+        </w:rPr>
+      </w:pPr>
+      <w:r>
+        <w:rPr>
+          <w:rFonts w:hint="eastAsia" w:ascii="宋体" w:hAnsi="宋体" w:eastAsia="宋体" w:cs="宋体"/>
+          <w:kern w:val="0"/>
+          <w:sz w:val="24"/>
+          <w:szCs w:val="24"/>
+          <w:lang w:val="en-US" w:eastAsia="zh-CN" w:bidi="ar"/>
+        </w:rPr>
+        <w:t>然后是</w:t>
+      </w:r>
+    </w:p>
+    <w:p>
+      <w:pPr>
+        <w:rPr>
+          <w:rFonts w:hint="default" w:ascii="宋体" w:hAnsi="宋体" w:eastAsia="宋体" w:cs="宋体"/>
+          <w:kern w:val="0"/>
+          <w:sz w:val="24"/>
+          <w:szCs w:val="24"/>
+          <w:lang w:val="en-US" w:eastAsia="zh-CN" w:bidi="ar"/>
+        </w:rPr>
+      </w:pPr>
+      <w:r>
+        <w:rPr>
+          <w:rFonts w:hint="default" w:ascii="宋体" w:hAnsi="宋体" w:eastAsia="宋体" w:cs="宋体"/>
+          <w:kern w:val="0"/>
+          <w:sz w:val="24"/>
+          <w:szCs w:val="24"/>
+          <w:lang w:val="en-US" w:eastAsia="zh-CN" w:bidi="ar"/>
+        </w:rPr>
+        <w:t>BaseSealBigLevelUp.lua.lua</w:t>
+      </w:r>
+    </w:p>
+    <w:p>
+      <w:pPr>
+        <w:rPr>
+          <w:rFonts w:hint="default" w:ascii="宋体" w:hAnsi="宋体" w:eastAsia="宋体" w:cs="宋体"/>
+          <w:kern w:val="0"/>
+          <w:sz w:val="24"/>
+          <w:szCs w:val="24"/>
+          <w:lang w:val="en-US" w:eastAsia="zh-CN" w:bidi="ar"/>
+        </w:rPr>
+      </w:pPr>
+      <w:r>
+        <w:rPr>
+          <w:rFonts w:hint="default" w:ascii="宋体" w:hAnsi="宋体" w:eastAsia="宋体" w:cs="宋体"/>
+          <w:kern w:val="0"/>
+          <w:sz w:val="24"/>
+          <w:szCs w:val="24"/>
+          <w:lang w:val="en-US" w:eastAsia="zh-CN" w:bidi="ar"/>
+        </w:rPr>
+        <w:t>BaseSealBigQualityUp.lua.lua</w:t>
+      </w:r>
+    </w:p>
+    <w:p>
+      <w:pPr>
+        <w:rPr>
+          <w:rFonts w:hint="eastAsia" w:ascii="宋体" w:hAnsi="宋体" w:eastAsia="宋体" w:cs="宋体"/>
+          <w:kern w:val="0"/>
+          <w:sz w:val="24"/>
+          <w:szCs w:val="24"/>
+          <w:lang w:val="en-US" w:eastAsia="zh-CN" w:bidi="ar"/>
+        </w:rPr>
+      </w:pPr>
+      <w:r>
+        <w:rPr>
+          <w:rFonts w:hint="eastAsia" w:ascii="宋体" w:hAnsi="宋体" w:eastAsia="宋体" w:cs="宋体"/>
+          <w:kern w:val="0"/>
+          <w:sz w:val="24"/>
+          <w:szCs w:val="24"/>
+          <w:lang w:val="en-US" w:eastAsia="zh-CN" w:bidi="ar"/>
+        </w:rPr>
+        <w:t>这两个文件，这两个是大圆也就是大刻印的数值表</w:t>
+      </w:r>
+    </w:p>
+    <w:p>
+      <w:pPr>
+        <w:rPr>
+          <w:rFonts w:hint="eastAsia" w:ascii="宋体" w:hAnsi="宋体" w:eastAsia="宋体" w:cs="宋体"/>
+          <w:kern w:val="0"/>
+          <w:sz w:val="24"/>
+          <w:szCs w:val="24"/>
+          <w:lang w:val="en-US" w:eastAsia="zh-CN" w:bidi="ar"/>
+        </w:rPr>
+      </w:pPr>
+    </w:p>
+    <w:p>
+      <w:pPr>
+        <w:rPr>
+          <w:rFonts w:hint="default" w:ascii="宋体" w:hAnsi="宋体" w:eastAsia="宋体" w:cs="宋体"/>
+          <w:kern w:val="0"/>
+          <w:sz w:val="24"/>
+          <w:szCs w:val="24"/>
+          <w:lang w:val="en-US" w:eastAsia="zh-CN" w:bidi="ar"/>
+        </w:rPr>
+      </w:pPr>
+      <w:r>
+        <w:rPr>
+          <w:rFonts w:hint="default" w:ascii="宋体" w:hAnsi="宋体" w:eastAsia="宋体" w:cs="宋体"/>
+          <w:kern w:val="0"/>
+          <w:sz w:val="24"/>
+          <w:szCs w:val="24"/>
+          <w:lang w:val="en-US" w:eastAsia="zh-CN" w:bidi="ar"/>
+        </w:rPr>
+        <w:t>BaseSealBigLevelUp = {</w:t>
+      </w:r>
+    </w:p>
+    <w:p>
+      <w:pPr>
+        <w:rPr>
+          <w:rFonts w:hint="default" w:ascii="宋体" w:hAnsi="宋体" w:eastAsia="宋体" w:cs="宋体"/>
+          <w:kern w:val="0"/>
+          <w:sz w:val="24"/>
+          <w:szCs w:val="24"/>
+          <w:lang w:val="en-US" w:eastAsia="zh-CN" w:bidi="ar"/>
+        </w:rPr>
+      </w:pPr>
+      <w:r>
+        <w:rPr>
+          <w:rFonts w:hint="default" w:ascii="宋体" w:hAnsi="宋体" w:eastAsia="宋体" w:cs="宋体"/>
+          <w:kern w:val="0"/>
+          <w:sz w:val="24"/>
+          <w:szCs w:val="24"/>
+          <w:lang w:val="en-US" w:eastAsia="zh-CN" w:bidi="ar"/>
+        </w:rPr>
+        <w:t xml:space="preserve">  [21180001000] = {id = 21180001000},</w:t>
+      </w:r>
+      <w:r>
+        <w:rPr>
+          <w:rFonts w:hint="eastAsia" w:ascii="宋体" w:hAnsi="宋体" w:eastAsia="宋体" w:cs="宋体"/>
+          <w:kern w:val="0"/>
+          <w:sz w:val="24"/>
+          <w:szCs w:val="24"/>
+          <w:lang w:val="en-US" w:eastAsia="zh-CN" w:bidi="ar"/>
+        </w:rPr>
+        <w:t xml:space="preserve"> 0级没有升级加成，只有黑铁的段位数值</w:t>
+      </w:r>
+    </w:p>
+    <w:p>
+      <w:pPr>
+        <w:rPr>
+          <w:rFonts w:hint="default" w:ascii="宋体" w:hAnsi="宋体" w:eastAsia="宋体" w:cs="宋体"/>
+          <w:kern w:val="0"/>
+          <w:sz w:val="24"/>
+          <w:szCs w:val="24"/>
+          <w:lang w:val="en-US" w:eastAsia="zh-CN" w:bidi="ar"/>
+        </w:rPr>
+      </w:pPr>
+      <w:r>
+        <w:rPr>
+          <w:rFonts w:hint="default" w:ascii="宋体" w:hAnsi="宋体" w:eastAsia="宋体" w:cs="宋体"/>
+          <w:kern w:val="0"/>
+          <w:sz w:val="24"/>
+          <w:szCs w:val="24"/>
+          <w:lang w:val="en-US" w:eastAsia="zh-CN" w:bidi="ar"/>
+        </w:rPr>
+        <w:t xml:space="preserve">  [21180001001] = {</w:t>
+      </w:r>
+    </w:p>
+    <w:p>
+      <w:pPr>
+        <w:rPr>
+          <w:rFonts w:hint="default" w:ascii="宋体" w:hAnsi="宋体" w:eastAsia="宋体" w:cs="宋体"/>
+          <w:kern w:val="0"/>
+          <w:sz w:val="24"/>
+          <w:szCs w:val="24"/>
+          <w:lang w:val="en-US" w:eastAsia="zh-CN" w:bidi="ar"/>
+        </w:rPr>
+      </w:pPr>
+      <w:r>
+        <w:rPr>
+          <w:rFonts w:hint="default" w:ascii="宋体" w:hAnsi="宋体" w:eastAsia="宋体" w:cs="宋体"/>
+          <w:kern w:val="0"/>
+          <w:sz w:val="24"/>
+          <w:szCs w:val="24"/>
+          <w:lang w:val="en-US" w:eastAsia="zh-CN" w:bidi="ar"/>
+        </w:rPr>
+        <w:t xml:space="preserve">    id = 21180001001,</w:t>
+      </w:r>
+    </w:p>
+    <w:p>
+      <w:pPr>
+        <w:rPr>
+          <w:rFonts w:hint="default" w:ascii="宋体" w:hAnsi="宋体" w:eastAsia="宋体" w:cs="宋体"/>
+          <w:kern w:val="0"/>
+          <w:sz w:val="24"/>
+          <w:szCs w:val="24"/>
+          <w:lang w:val="en-US" w:eastAsia="zh-CN" w:bidi="ar"/>
+        </w:rPr>
+      </w:pPr>
+      <w:r>
+        <w:rPr>
+          <w:rFonts w:hint="default" w:ascii="宋体" w:hAnsi="宋体" w:eastAsia="宋体" w:cs="宋体"/>
+          <w:kern w:val="0"/>
+          <w:sz w:val="24"/>
+          <w:szCs w:val="24"/>
+          <w:lang w:val="en-US" w:eastAsia="zh-CN" w:bidi="ar"/>
+        </w:rPr>
+        <w:t xml:space="preserve">    add_attr = {</w:t>
+      </w:r>
+    </w:p>
+    <w:p>
+      <w:pPr>
+        <w:rPr>
+          <w:rFonts w:hint="default" w:ascii="宋体" w:hAnsi="宋体" w:eastAsia="宋体" w:cs="宋体"/>
+          <w:kern w:val="0"/>
+          <w:sz w:val="24"/>
+          <w:szCs w:val="24"/>
+          <w:lang w:val="en-US" w:eastAsia="zh-CN" w:bidi="ar"/>
+        </w:rPr>
+      </w:pPr>
+      <w:r>
+        <w:rPr>
+          <w:rFonts w:hint="default" w:ascii="宋体" w:hAnsi="宋体" w:eastAsia="宋体" w:cs="宋体"/>
+          <w:kern w:val="0"/>
+          <w:sz w:val="24"/>
+          <w:szCs w:val="24"/>
+          <w:lang w:val="en-US" w:eastAsia="zh-CN" w:bidi="ar"/>
+        </w:rPr>
+        <w:t xml:space="preserve">      "1:40000103:4",</w:t>
+      </w:r>
+    </w:p>
+    <w:p>
+      <w:pPr>
+        <w:rPr>
+          <w:rFonts w:hint="default" w:ascii="宋体" w:hAnsi="宋体" w:eastAsia="宋体" w:cs="宋体"/>
+          <w:kern w:val="0"/>
+          <w:sz w:val="24"/>
+          <w:szCs w:val="24"/>
+          <w:lang w:val="en-US" w:eastAsia="zh-CN" w:bidi="ar"/>
+        </w:rPr>
+      </w:pPr>
+      <w:r>
+        <w:rPr>
+          <w:rFonts w:hint="default" w:ascii="宋体" w:hAnsi="宋体" w:eastAsia="宋体" w:cs="宋体"/>
+          <w:kern w:val="0"/>
+          <w:sz w:val="24"/>
+          <w:szCs w:val="24"/>
+          <w:lang w:val="en-US" w:eastAsia="zh-CN" w:bidi="ar"/>
+        </w:rPr>
+        <w:t xml:space="preserve">      "1:40000104:0",</w:t>
+      </w:r>
+    </w:p>
+    <w:p>
+      <w:pPr>
+        <w:rPr>
+          <w:rFonts w:hint="default" w:ascii="宋体" w:hAnsi="宋体" w:eastAsia="宋体" w:cs="宋体"/>
+          <w:kern w:val="0"/>
+          <w:sz w:val="24"/>
+          <w:szCs w:val="24"/>
+          <w:lang w:val="en-US" w:eastAsia="zh-CN" w:bidi="ar"/>
+        </w:rPr>
+      </w:pPr>
+      <w:r>
+        <w:rPr>
+          <w:rFonts w:hint="default" w:ascii="宋体" w:hAnsi="宋体" w:eastAsia="宋体" w:cs="宋体"/>
+          <w:kern w:val="0"/>
+          <w:sz w:val="24"/>
+          <w:szCs w:val="24"/>
+          <w:lang w:val="en-US" w:eastAsia="zh-CN" w:bidi="ar"/>
+        </w:rPr>
+        <w:t xml:space="preserve">      "1:40000102:0"</w:t>
+      </w:r>
+    </w:p>
+    <w:p>
+      <w:pPr>
+        <w:rPr>
+          <w:rFonts w:hint="default" w:ascii="宋体" w:hAnsi="宋体" w:eastAsia="宋体" w:cs="宋体"/>
+          <w:kern w:val="0"/>
+          <w:sz w:val="24"/>
+          <w:szCs w:val="24"/>
+          <w:lang w:val="en-US" w:eastAsia="zh-CN" w:bidi="ar"/>
+        </w:rPr>
+      </w:pPr>
+      <w:r>
+        <w:rPr>
+          <w:rFonts w:hint="default" w:ascii="宋体" w:hAnsi="宋体" w:eastAsia="宋体" w:cs="宋体"/>
+          <w:kern w:val="0"/>
+          <w:sz w:val="24"/>
+          <w:szCs w:val="24"/>
+          <w:lang w:val="en-US" w:eastAsia="zh-CN" w:bidi="ar"/>
+        </w:rPr>
+        <w:t xml:space="preserve">    },</w:t>
+      </w:r>
+    </w:p>
+    <w:p>
+      <w:pPr>
+        <w:rPr>
+          <w:rFonts w:hint="default" w:ascii="宋体" w:hAnsi="宋体" w:eastAsia="宋体" w:cs="宋体"/>
+          <w:kern w:val="0"/>
+          <w:sz w:val="24"/>
+          <w:szCs w:val="24"/>
+          <w:lang w:val="en-US" w:eastAsia="zh-CN" w:bidi="ar"/>
+        </w:rPr>
+      </w:pPr>
+      <w:r>
+        <w:rPr>
+          <w:rFonts w:hint="default" w:ascii="宋体" w:hAnsi="宋体" w:eastAsia="宋体" w:cs="宋体"/>
+          <w:kern w:val="0"/>
+          <w:sz w:val="24"/>
+          <w:szCs w:val="24"/>
+          <w:lang w:val="en-US" w:eastAsia="zh-CN" w:bidi="ar"/>
+        </w:rPr>
+        <w:t xml:space="preserve">    cost = {</w:t>
+      </w:r>
+    </w:p>
+    <w:p>
+      <w:pPr>
+        <w:rPr>
+          <w:rFonts w:hint="default" w:ascii="宋体" w:hAnsi="宋体" w:eastAsia="宋体" w:cs="宋体"/>
+          <w:kern w:val="0"/>
+          <w:sz w:val="24"/>
+          <w:szCs w:val="24"/>
+          <w:lang w:val="en-US" w:eastAsia="zh-CN" w:bidi="ar"/>
+        </w:rPr>
+      </w:pPr>
+      <w:r>
+        <w:rPr>
+          <w:rFonts w:hint="default" w:ascii="宋体" w:hAnsi="宋体" w:eastAsia="宋体" w:cs="宋体"/>
+          <w:kern w:val="0"/>
+          <w:sz w:val="24"/>
+          <w:szCs w:val="24"/>
+          <w:lang w:val="en-US" w:eastAsia="zh-CN" w:bidi="ar"/>
+        </w:rPr>
+        <w:t xml:space="preserve">      "1:21000501:500",</w:t>
+      </w:r>
+    </w:p>
+    <w:p>
+      <w:pPr>
+        <w:rPr>
+          <w:rFonts w:hint="default" w:ascii="宋体" w:hAnsi="宋体" w:eastAsia="宋体" w:cs="宋体"/>
+          <w:kern w:val="0"/>
+          <w:sz w:val="24"/>
+          <w:szCs w:val="24"/>
+          <w:lang w:val="en-US" w:eastAsia="zh-CN" w:bidi="ar"/>
+        </w:rPr>
+      </w:pPr>
+      <w:r>
+        <w:rPr>
+          <w:rFonts w:hint="default" w:ascii="宋体" w:hAnsi="宋体" w:eastAsia="宋体" w:cs="宋体"/>
+          <w:kern w:val="0"/>
+          <w:sz w:val="24"/>
+          <w:szCs w:val="24"/>
+          <w:lang w:val="en-US" w:eastAsia="zh-CN" w:bidi="ar"/>
+        </w:rPr>
+        <w:t xml:space="preserve">      "1:21000003:500"</w:t>
+      </w:r>
+    </w:p>
+    <w:p>
+      <w:pPr>
+        <w:rPr>
+          <w:rFonts w:hint="default" w:ascii="宋体" w:hAnsi="宋体" w:eastAsia="宋体" w:cs="宋体"/>
+          <w:kern w:val="0"/>
+          <w:sz w:val="24"/>
+          <w:szCs w:val="24"/>
+          <w:lang w:val="en-US" w:eastAsia="zh-CN" w:bidi="ar"/>
+        </w:rPr>
+      </w:pPr>
+      <w:r>
+        <w:rPr>
+          <w:rFonts w:hint="default" w:ascii="宋体" w:hAnsi="宋体" w:eastAsia="宋体" w:cs="宋体"/>
+          <w:kern w:val="0"/>
+          <w:sz w:val="24"/>
+          <w:szCs w:val="24"/>
+          <w:lang w:val="en-US" w:eastAsia="zh-CN" w:bidi="ar"/>
+        </w:rPr>
+        <w:t xml:space="preserve">    }</w:t>
+      </w:r>
+    </w:p>
+    <w:p>
+      <w:pPr>
+        <w:rPr>
+          <w:rFonts w:hint="default" w:ascii="宋体" w:hAnsi="宋体" w:eastAsia="宋体" w:cs="宋体"/>
+          <w:kern w:val="0"/>
+          <w:sz w:val="24"/>
+          <w:szCs w:val="24"/>
+          <w:lang w:val="en-US" w:eastAsia="zh-CN" w:bidi="ar"/>
+        </w:rPr>
+      </w:pPr>
+      <w:r>
+        <w:rPr>
+          <w:rFonts w:hint="default" w:ascii="宋体" w:hAnsi="宋体" w:eastAsia="宋体" w:cs="宋体"/>
+          <w:kern w:val="0"/>
+          <w:sz w:val="24"/>
+          <w:szCs w:val="24"/>
+          <w:lang w:val="en-US" w:eastAsia="zh-CN" w:bidi="ar"/>
+        </w:rPr>
+        <w:t xml:space="preserve">  },</w:t>
+      </w:r>
+    </w:p>
+    <w:p>
+      <w:pPr>
+        <w:rPr>
+          <w:rFonts w:hint="default" w:ascii="宋体" w:hAnsi="宋体" w:eastAsia="宋体" w:cs="宋体"/>
+          <w:kern w:val="0"/>
+          <w:sz w:val="24"/>
+          <w:szCs w:val="24"/>
+          <w:lang w:val="en-US" w:eastAsia="zh-CN" w:bidi="ar"/>
+        </w:rPr>
+      </w:pPr>
+      <w:r>
+        <w:rPr>
+          <w:rFonts w:hint="default" w:ascii="宋体" w:hAnsi="宋体" w:eastAsia="宋体" w:cs="宋体"/>
+          <w:kern w:val="0"/>
+          <w:sz w:val="24"/>
+          <w:szCs w:val="24"/>
+          <w:lang w:val="en-US" w:eastAsia="zh-CN" w:bidi="ar"/>
+        </w:rPr>
+        <w:t xml:space="preserve">  [21180001002] = {</w:t>
+      </w:r>
+    </w:p>
+    <w:p>
+      <w:pPr>
+        <w:rPr>
+          <w:rFonts w:hint="default" w:ascii="宋体" w:hAnsi="宋体" w:eastAsia="宋体" w:cs="宋体"/>
+          <w:kern w:val="0"/>
+          <w:sz w:val="24"/>
+          <w:szCs w:val="24"/>
+          <w:lang w:val="en-US" w:eastAsia="zh-CN" w:bidi="ar"/>
+        </w:rPr>
+      </w:pPr>
+      <w:r>
+        <w:rPr>
+          <w:rFonts w:hint="default" w:ascii="宋体" w:hAnsi="宋体" w:eastAsia="宋体" w:cs="宋体"/>
+          <w:kern w:val="0"/>
+          <w:sz w:val="24"/>
+          <w:szCs w:val="24"/>
+          <w:lang w:val="en-US" w:eastAsia="zh-CN" w:bidi="ar"/>
+        </w:rPr>
+        <w:t xml:space="preserve">    id = 21180001002,</w:t>
+      </w:r>
+    </w:p>
+    <w:p>
+      <w:pPr>
+        <w:rPr>
+          <w:rFonts w:hint="default" w:ascii="宋体" w:hAnsi="宋体" w:eastAsia="宋体" w:cs="宋体"/>
+          <w:kern w:val="0"/>
+          <w:sz w:val="24"/>
+          <w:szCs w:val="24"/>
+          <w:lang w:val="en-US" w:eastAsia="zh-CN" w:bidi="ar"/>
+        </w:rPr>
+      </w:pPr>
+      <w:r>
+        <w:rPr>
+          <w:rFonts w:hint="default" w:ascii="宋体" w:hAnsi="宋体" w:eastAsia="宋体" w:cs="宋体"/>
+          <w:kern w:val="0"/>
+          <w:sz w:val="24"/>
+          <w:szCs w:val="24"/>
+          <w:lang w:val="en-US" w:eastAsia="zh-CN" w:bidi="ar"/>
+        </w:rPr>
+        <w:t xml:space="preserve">    add_attr = {</w:t>
+      </w:r>
+    </w:p>
+    <w:p>
+      <w:pPr>
+        <w:rPr>
+          <w:rFonts w:hint="default" w:ascii="宋体" w:hAnsi="宋体" w:eastAsia="宋体" w:cs="宋体"/>
+          <w:kern w:val="0"/>
+          <w:sz w:val="24"/>
+          <w:szCs w:val="24"/>
+          <w:lang w:val="en-US" w:eastAsia="zh-CN" w:bidi="ar"/>
+        </w:rPr>
+      </w:pPr>
+      <w:r>
+        <w:rPr>
+          <w:rFonts w:hint="default" w:ascii="宋体" w:hAnsi="宋体" w:eastAsia="宋体" w:cs="宋体"/>
+          <w:kern w:val="0"/>
+          <w:sz w:val="24"/>
+          <w:szCs w:val="24"/>
+          <w:lang w:val="en-US" w:eastAsia="zh-CN" w:bidi="ar"/>
+        </w:rPr>
+        <w:t xml:space="preserve">      "1:40000103:4",</w:t>
+      </w:r>
+    </w:p>
+    <w:p>
+      <w:pPr>
+        <w:rPr>
+          <w:rFonts w:hint="default" w:ascii="宋体" w:hAnsi="宋体" w:eastAsia="宋体" w:cs="宋体"/>
+          <w:kern w:val="0"/>
+          <w:sz w:val="24"/>
+          <w:szCs w:val="24"/>
+          <w:lang w:val="en-US" w:eastAsia="zh-CN" w:bidi="ar"/>
+        </w:rPr>
+      </w:pPr>
+      <w:r>
+        <w:rPr>
+          <w:rFonts w:hint="default" w:ascii="宋体" w:hAnsi="宋体" w:eastAsia="宋体" w:cs="宋体"/>
+          <w:kern w:val="0"/>
+          <w:sz w:val="24"/>
+          <w:szCs w:val="24"/>
+          <w:lang w:val="en-US" w:eastAsia="zh-CN" w:bidi="ar"/>
+        </w:rPr>
+        <w:t xml:space="preserve">      "1:40000104:5",</w:t>
+      </w:r>
+    </w:p>
+    <w:p>
+      <w:pPr>
+        <w:rPr>
+          <w:rFonts w:hint="default" w:ascii="宋体" w:hAnsi="宋体" w:eastAsia="宋体" w:cs="宋体"/>
+          <w:kern w:val="0"/>
+          <w:sz w:val="24"/>
+          <w:szCs w:val="24"/>
+          <w:lang w:val="en-US" w:eastAsia="zh-CN" w:bidi="ar"/>
+        </w:rPr>
+      </w:pPr>
+      <w:r>
+        <w:rPr>
+          <w:rFonts w:hint="default" w:ascii="宋体" w:hAnsi="宋体" w:eastAsia="宋体" w:cs="宋体"/>
+          <w:kern w:val="0"/>
+          <w:sz w:val="24"/>
+          <w:szCs w:val="24"/>
+          <w:lang w:val="en-US" w:eastAsia="zh-CN" w:bidi="ar"/>
+        </w:rPr>
+        <w:t xml:space="preserve">      "1:40000102:0"</w:t>
+      </w:r>
+    </w:p>
+    <w:p>
+      <w:pPr>
+        <w:rPr>
+          <w:rFonts w:hint="default" w:ascii="宋体" w:hAnsi="宋体" w:eastAsia="宋体" w:cs="宋体"/>
+          <w:kern w:val="0"/>
+          <w:sz w:val="24"/>
+          <w:szCs w:val="24"/>
+          <w:lang w:val="en-US" w:eastAsia="zh-CN" w:bidi="ar"/>
+        </w:rPr>
+      </w:pPr>
+      <w:r>
+        <w:rPr>
+          <w:rFonts w:hint="default" w:ascii="宋体" w:hAnsi="宋体" w:eastAsia="宋体" w:cs="宋体"/>
+          <w:kern w:val="0"/>
+          <w:sz w:val="24"/>
+          <w:szCs w:val="24"/>
+          <w:lang w:val="en-US" w:eastAsia="zh-CN" w:bidi="ar"/>
+        </w:rPr>
+        <w:t xml:space="preserve">    },</w:t>
+      </w:r>
+    </w:p>
+    <w:p>
+      <w:pPr>
+        <w:rPr>
+          <w:rFonts w:hint="default" w:ascii="宋体" w:hAnsi="宋体" w:eastAsia="宋体" w:cs="宋体"/>
+          <w:kern w:val="0"/>
+          <w:sz w:val="24"/>
+          <w:szCs w:val="24"/>
+          <w:lang w:val="en-US" w:eastAsia="zh-CN" w:bidi="ar"/>
+        </w:rPr>
+      </w:pPr>
+      <w:r>
+        <w:rPr>
+          <w:rFonts w:hint="default" w:ascii="宋体" w:hAnsi="宋体" w:eastAsia="宋体" w:cs="宋体"/>
+          <w:kern w:val="0"/>
+          <w:sz w:val="24"/>
+          <w:szCs w:val="24"/>
+          <w:lang w:val="en-US" w:eastAsia="zh-CN" w:bidi="ar"/>
+        </w:rPr>
+        <w:t xml:space="preserve">    cost = {</w:t>
+      </w:r>
+    </w:p>
+    <w:p>
+      <w:pPr>
+        <w:rPr>
+          <w:rFonts w:hint="default" w:ascii="宋体" w:hAnsi="宋体" w:eastAsia="宋体" w:cs="宋体"/>
+          <w:kern w:val="0"/>
+          <w:sz w:val="24"/>
+          <w:szCs w:val="24"/>
+          <w:lang w:val="en-US" w:eastAsia="zh-CN" w:bidi="ar"/>
+        </w:rPr>
+      </w:pPr>
+      <w:r>
+        <w:rPr>
+          <w:rFonts w:hint="default" w:ascii="宋体" w:hAnsi="宋体" w:eastAsia="宋体" w:cs="宋体"/>
+          <w:kern w:val="0"/>
+          <w:sz w:val="24"/>
+          <w:szCs w:val="24"/>
+          <w:lang w:val="en-US" w:eastAsia="zh-CN" w:bidi="ar"/>
+        </w:rPr>
+        <w:t xml:space="preserve">      "1:21000501:520",</w:t>
+      </w:r>
+    </w:p>
+    <w:p>
+      <w:pPr>
+        <w:rPr>
+          <w:rFonts w:hint="default" w:ascii="宋体" w:hAnsi="宋体" w:eastAsia="宋体" w:cs="宋体"/>
+          <w:kern w:val="0"/>
+          <w:sz w:val="24"/>
+          <w:szCs w:val="24"/>
+          <w:lang w:val="en-US" w:eastAsia="zh-CN" w:bidi="ar"/>
+        </w:rPr>
+      </w:pPr>
+      <w:r>
+        <w:rPr>
+          <w:rFonts w:hint="default" w:ascii="宋体" w:hAnsi="宋体" w:eastAsia="宋体" w:cs="宋体"/>
+          <w:kern w:val="0"/>
+          <w:sz w:val="24"/>
+          <w:szCs w:val="24"/>
+          <w:lang w:val="en-US" w:eastAsia="zh-CN" w:bidi="ar"/>
+        </w:rPr>
+        <w:t xml:space="preserve">      "1:21000003:520"</w:t>
+      </w:r>
+    </w:p>
+    <w:p>
+      <w:pPr>
+        <w:rPr>
+          <w:rFonts w:hint="default" w:ascii="宋体" w:hAnsi="宋体" w:eastAsia="宋体" w:cs="宋体"/>
+          <w:kern w:val="0"/>
+          <w:sz w:val="24"/>
+          <w:szCs w:val="24"/>
+          <w:lang w:val="en-US" w:eastAsia="zh-CN" w:bidi="ar"/>
+        </w:rPr>
+      </w:pPr>
+      <w:r>
+        <w:rPr>
+          <w:rFonts w:hint="default" w:ascii="宋体" w:hAnsi="宋体" w:eastAsia="宋体" w:cs="宋体"/>
+          <w:kern w:val="0"/>
+          <w:sz w:val="24"/>
+          <w:szCs w:val="24"/>
+          <w:lang w:val="en-US" w:eastAsia="zh-CN" w:bidi="ar"/>
+        </w:rPr>
+        <w:t xml:space="preserve">    }</w:t>
+      </w:r>
+    </w:p>
+    <w:p>
+      <w:pPr>
+        <w:rPr>
+          <w:rFonts w:hint="default" w:ascii="宋体" w:hAnsi="宋体" w:eastAsia="宋体" w:cs="宋体"/>
+          <w:kern w:val="0"/>
+          <w:sz w:val="24"/>
+          <w:szCs w:val="24"/>
+          <w:lang w:val="en-US" w:eastAsia="zh-CN" w:bidi="ar"/>
+        </w:rPr>
+      </w:pPr>
+      <w:r>
+        <w:rPr>
+          <w:rFonts w:hint="default" w:ascii="宋体" w:hAnsi="宋体" w:eastAsia="宋体" w:cs="宋体"/>
+          <w:kern w:val="0"/>
+          <w:sz w:val="24"/>
+          <w:szCs w:val="24"/>
+          <w:lang w:val="en-US" w:eastAsia="zh-CN" w:bidi="ar"/>
+        </w:rPr>
+        <w:t xml:space="preserve">  },</w:t>
+      </w:r>
+    </w:p>
+    <w:p>
+      <w:pPr>
+        <w:rPr>
+          <w:rFonts w:hint="default" w:ascii="宋体" w:hAnsi="宋体" w:eastAsia="宋体" w:cs="宋体"/>
+          <w:kern w:val="0"/>
+          <w:sz w:val="24"/>
+          <w:szCs w:val="24"/>
+          <w:lang w:val="en-US" w:eastAsia="zh-CN" w:bidi="ar"/>
+        </w:rPr>
+      </w:pPr>
+      <w:r>
+        <w:rPr>
+          <w:rFonts w:hint="default" w:ascii="宋体" w:hAnsi="宋体" w:eastAsia="宋体" w:cs="宋体"/>
+          <w:kern w:val="0"/>
+          <w:sz w:val="24"/>
+          <w:szCs w:val="24"/>
+          <w:lang w:val="en-US" w:eastAsia="zh-CN" w:bidi="ar"/>
+        </w:rPr>
+        <w:t xml:space="preserve">  [21180001003] = {</w:t>
+      </w:r>
+    </w:p>
+    <w:p>
+      <w:pPr>
+        <w:rPr>
+          <w:rFonts w:hint="default" w:ascii="宋体" w:hAnsi="宋体" w:eastAsia="宋体" w:cs="宋体"/>
+          <w:kern w:val="0"/>
+          <w:sz w:val="24"/>
+          <w:szCs w:val="24"/>
+          <w:lang w:val="en-US" w:eastAsia="zh-CN" w:bidi="ar"/>
+        </w:rPr>
+      </w:pPr>
+      <w:r>
+        <w:rPr>
+          <w:rFonts w:hint="default" w:ascii="宋体" w:hAnsi="宋体" w:eastAsia="宋体" w:cs="宋体"/>
+          <w:kern w:val="0"/>
+          <w:sz w:val="24"/>
+          <w:szCs w:val="24"/>
+          <w:lang w:val="en-US" w:eastAsia="zh-CN" w:bidi="ar"/>
+        </w:rPr>
+        <w:t xml:space="preserve">    id = 21180001003,</w:t>
+      </w:r>
+    </w:p>
+    <w:p>
+      <w:pPr>
+        <w:rPr>
+          <w:rFonts w:hint="default" w:ascii="宋体" w:hAnsi="宋体" w:eastAsia="宋体" w:cs="宋体"/>
+          <w:kern w:val="0"/>
+          <w:sz w:val="24"/>
+          <w:szCs w:val="24"/>
+          <w:lang w:val="en-US" w:eastAsia="zh-CN" w:bidi="ar"/>
+        </w:rPr>
+      </w:pPr>
+      <w:r>
+        <w:rPr>
+          <w:rFonts w:hint="default" w:ascii="宋体" w:hAnsi="宋体" w:eastAsia="宋体" w:cs="宋体"/>
+          <w:kern w:val="0"/>
+          <w:sz w:val="24"/>
+          <w:szCs w:val="24"/>
+          <w:lang w:val="en-US" w:eastAsia="zh-CN" w:bidi="ar"/>
+        </w:rPr>
+        <w:t xml:space="preserve">    add_attr = {</w:t>
+      </w:r>
+    </w:p>
+    <w:p>
+      <w:pPr>
+        <w:rPr>
+          <w:rFonts w:hint="default" w:ascii="宋体" w:hAnsi="宋体" w:eastAsia="宋体" w:cs="宋体"/>
+          <w:kern w:val="0"/>
+          <w:sz w:val="24"/>
+          <w:szCs w:val="24"/>
+          <w:lang w:val="en-US" w:eastAsia="zh-CN" w:bidi="ar"/>
+        </w:rPr>
+      </w:pPr>
+      <w:r>
+        <w:rPr>
+          <w:rFonts w:hint="default" w:ascii="宋体" w:hAnsi="宋体" w:eastAsia="宋体" w:cs="宋体"/>
+          <w:kern w:val="0"/>
+          <w:sz w:val="24"/>
+          <w:szCs w:val="24"/>
+          <w:lang w:val="en-US" w:eastAsia="zh-CN" w:bidi="ar"/>
+        </w:rPr>
+        <w:t xml:space="preserve">      "1:40000103:4",</w:t>
+      </w:r>
+    </w:p>
+    <w:p>
+      <w:pPr>
+        <w:rPr>
+          <w:rFonts w:hint="default" w:ascii="宋体" w:hAnsi="宋体" w:eastAsia="宋体" w:cs="宋体"/>
+          <w:kern w:val="0"/>
+          <w:sz w:val="24"/>
+          <w:szCs w:val="24"/>
+          <w:lang w:val="en-US" w:eastAsia="zh-CN" w:bidi="ar"/>
+        </w:rPr>
+      </w:pPr>
+      <w:r>
+        <w:rPr>
+          <w:rFonts w:hint="default" w:ascii="宋体" w:hAnsi="宋体" w:eastAsia="宋体" w:cs="宋体"/>
+          <w:kern w:val="0"/>
+          <w:sz w:val="24"/>
+          <w:szCs w:val="24"/>
+          <w:lang w:val="en-US" w:eastAsia="zh-CN" w:bidi="ar"/>
+        </w:rPr>
+        <w:t xml:space="preserve">      "1:40000104:5",</w:t>
+      </w:r>
+    </w:p>
+    <w:p>
+      <w:pPr>
+        <w:rPr>
+          <w:rFonts w:hint="default" w:ascii="宋体" w:hAnsi="宋体" w:eastAsia="宋体" w:cs="宋体"/>
+          <w:kern w:val="0"/>
+          <w:sz w:val="24"/>
+          <w:szCs w:val="24"/>
+          <w:lang w:val="en-US" w:eastAsia="zh-CN" w:bidi="ar"/>
+        </w:rPr>
+      </w:pPr>
+      <w:r>
+        <w:rPr>
+          <w:rFonts w:hint="default" w:ascii="宋体" w:hAnsi="宋体" w:eastAsia="宋体" w:cs="宋体"/>
+          <w:kern w:val="0"/>
+          <w:sz w:val="24"/>
+          <w:szCs w:val="24"/>
+          <w:lang w:val="en-US" w:eastAsia="zh-CN" w:bidi="ar"/>
+        </w:rPr>
+        <w:t xml:space="preserve">      "1:40000102:80"</w:t>
+      </w:r>
+    </w:p>
+    <w:p>
+      <w:pPr>
+        <w:rPr>
+          <w:rFonts w:hint="default" w:ascii="宋体" w:hAnsi="宋体" w:eastAsia="宋体" w:cs="宋体"/>
+          <w:kern w:val="0"/>
+          <w:sz w:val="24"/>
+          <w:szCs w:val="24"/>
+          <w:lang w:val="en-US" w:eastAsia="zh-CN" w:bidi="ar"/>
+        </w:rPr>
+      </w:pPr>
+      <w:r>
+        <w:rPr>
+          <w:rFonts w:hint="default" w:ascii="宋体" w:hAnsi="宋体" w:eastAsia="宋体" w:cs="宋体"/>
+          <w:kern w:val="0"/>
+          <w:sz w:val="24"/>
+          <w:szCs w:val="24"/>
+          <w:lang w:val="en-US" w:eastAsia="zh-CN" w:bidi="ar"/>
+        </w:rPr>
+        <w:t xml:space="preserve">    },</w:t>
+      </w:r>
+    </w:p>
+    <w:p>
+      <w:pPr>
+        <w:rPr>
+          <w:rFonts w:hint="default" w:ascii="宋体" w:hAnsi="宋体" w:eastAsia="宋体" w:cs="宋体"/>
+          <w:kern w:val="0"/>
+          <w:sz w:val="24"/>
+          <w:szCs w:val="24"/>
+          <w:lang w:val="en-US" w:eastAsia="zh-CN" w:bidi="ar"/>
+        </w:rPr>
+      </w:pPr>
+      <w:r>
+        <w:rPr>
+          <w:rFonts w:hint="default" w:ascii="宋体" w:hAnsi="宋体" w:eastAsia="宋体" w:cs="宋体"/>
+          <w:kern w:val="0"/>
+          <w:sz w:val="24"/>
+          <w:szCs w:val="24"/>
+          <w:lang w:val="en-US" w:eastAsia="zh-CN" w:bidi="ar"/>
+        </w:rPr>
+        <w:t xml:space="preserve">    cost = {</w:t>
+      </w:r>
+    </w:p>
+    <w:p>
+      <w:pPr>
+        <w:rPr>
+          <w:rFonts w:hint="default" w:ascii="宋体" w:hAnsi="宋体" w:eastAsia="宋体" w:cs="宋体"/>
+          <w:kern w:val="0"/>
+          <w:sz w:val="24"/>
+          <w:szCs w:val="24"/>
+          <w:lang w:val="en-US" w:eastAsia="zh-CN" w:bidi="ar"/>
+        </w:rPr>
+      </w:pPr>
+      <w:r>
+        <w:rPr>
+          <w:rFonts w:hint="default" w:ascii="宋体" w:hAnsi="宋体" w:eastAsia="宋体" w:cs="宋体"/>
+          <w:kern w:val="0"/>
+          <w:sz w:val="24"/>
+          <w:szCs w:val="24"/>
+          <w:lang w:val="en-US" w:eastAsia="zh-CN" w:bidi="ar"/>
+        </w:rPr>
+        <w:t xml:space="preserve">      "1:21000501:530",</w:t>
+      </w:r>
+    </w:p>
+    <w:p>
+      <w:pPr>
+        <w:rPr>
+          <w:rFonts w:hint="default" w:ascii="宋体" w:hAnsi="宋体" w:eastAsia="宋体" w:cs="宋体"/>
+          <w:kern w:val="0"/>
+          <w:sz w:val="24"/>
+          <w:szCs w:val="24"/>
+          <w:lang w:val="en-US" w:eastAsia="zh-CN" w:bidi="ar"/>
+        </w:rPr>
+      </w:pPr>
+      <w:r>
+        <w:rPr>
+          <w:rFonts w:hint="default" w:ascii="宋体" w:hAnsi="宋体" w:eastAsia="宋体" w:cs="宋体"/>
+          <w:kern w:val="0"/>
+          <w:sz w:val="24"/>
+          <w:szCs w:val="24"/>
+          <w:lang w:val="en-US" w:eastAsia="zh-CN" w:bidi="ar"/>
+        </w:rPr>
+        <w:t xml:space="preserve">      "1:21000003:530"</w:t>
+      </w:r>
+    </w:p>
+    <w:p>
+      <w:pPr>
+        <w:rPr>
+          <w:rFonts w:hint="default" w:ascii="宋体" w:hAnsi="宋体" w:eastAsia="宋体" w:cs="宋体"/>
+          <w:kern w:val="0"/>
+          <w:sz w:val="24"/>
+          <w:szCs w:val="24"/>
+          <w:lang w:val="en-US" w:eastAsia="zh-CN" w:bidi="ar"/>
+        </w:rPr>
+      </w:pPr>
+      <w:r>
+        <w:rPr>
+          <w:rFonts w:hint="default" w:ascii="宋体" w:hAnsi="宋体" w:eastAsia="宋体" w:cs="宋体"/>
+          <w:kern w:val="0"/>
+          <w:sz w:val="24"/>
+          <w:szCs w:val="24"/>
+          <w:lang w:val="en-US" w:eastAsia="zh-CN" w:bidi="ar"/>
+        </w:rPr>
+        <w:t xml:space="preserve">    }</w:t>
+      </w:r>
+    </w:p>
+    <w:p>
+      <w:pPr>
+        <w:rPr>
+          <w:rFonts w:hint="default" w:ascii="宋体" w:hAnsi="宋体" w:eastAsia="宋体" w:cs="宋体"/>
+          <w:kern w:val="0"/>
+          <w:sz w:val="24"/>
+          <w:szCs w:val="24"/>
+          <w:lang w:val="en-US" w:eastAsia="zh-CN" w:bidi="ar"/>
+        </w:rPr>
+      </w:pPr>
+      <w:r>
+        <w:rPr>
+          <w:rFonts w:hint="default" w:ascii="宋体" w:hAnsi="宋体" w:eastAsia="宋体" w:cs="宋体"/>
+          <w:kern w:val="0"/>
+          <w:sz w:val="24"/>
+          <w:szCs w:val="24"/>
+          <w:lang w:val="en-US" w:eastAsia="zh-CN" w:bidi="ar"/>
+        </w:rPr>
+        <w:t xml:space="preserve">  },</w:t>
+      </w:r>
+    </w:p>
+    <w:p>
+      <w:pPr>
+        <w:rPr>
+          <w:rFonts w:hint="default" w:ascii="宋体" w:hAnsi="宋体" w:eastAsia="宋体" w:cs="宋体"/>
+          <w:kern w:val="0"/>
+          <w:sz w:val="24"/>
+          <w:szCs w:val="24"/>
+          <w:lang w:val="en-US" w:eastAsia="zh-CN" w:bidi="ar"/>
+        </w:rPr>
+      </w:pPr>
+      <w:r>
+        <w:rPr>
+          <w:rFonts w:hint="default" w:ascii="宋体" w:hAnsi="宋体" w:eastAsia="宋体" w:cs="宋体"/>
+          <w:kern w:val="0"/>
+          <w:sz w:val="24"/>
+          <w:szCs w:val="24"/>
+          <w:lang w:val="en-US" w:eastAsia="zh-CN" w:bidi="ar"/>
+        </w:rPr>
+        <w:t xml:space="preserve">  [21180001004] = {</w:t>
+      </w:r>
+    </w:p>
+    <w:p>
+      <w:pPr>
+        <w:rPr>
+          <w:rFonts w:hint="default" w:ascii="宋体" w:hAnsi="宋体" w:eastAsia="宋体" w:cs="宋体"/>
+          <w:kern w:val="0"/>
+          <w:sz w:val="24"/>
+          <w:szCs w:val="24"/>
+          <w:lang w:val="en-US" w:eastAsia="zh-CN" w:bidi="ar"/>
+        </w:rPr>
+      </w:pPr>
+      <w:r>
+        <w:rPr>
+          <w:rFonts w:hint="default" w:ascii="宋体" w:hAnsi="宋体" w:eastAsia="宋体" w:cs="宋体"/>
+          <w:kern w:val="0"/>
+          <w:sz w:val="24"/>
+          <w:szCs w:val="24"/>
+          <w:lang w:val="en-US" w:eastAsia="zh-CN" w:bidi="ar"/>
+        </w:rPr>
+        <w:t xml:space="preserve">    id = 21180001004,</w:t>
+      </w:r>
+    </w:p>
+    <w:p>
+      <w:pPr>
+        <w:rPr>
+          <w:rFonts w:hint="default" w:ascii="宋体" w:hAnsi="宋体" w:eastAsia="宋体" w:cs="宋体"/>
+          <w:kern w:val="0"/>
+          <w:sz w:val="24"/>
+          <w:szCs w:val="24"/>
+          <w:lang w:val="en-US" w:eastAsia="zh-CN" w:bidi="ar"/>
+        </w:rPr>
+      </w:pPr>
+      <w:r>
+        <w:rPr>
+          <w:rFonts w:hint="default" w:ascii="宋体" w:hAnsi="宋体" w:eastAsia="宋体" w:cs="宋体"/>
+          <w:kern w:val="0"/>
+          <w:sz w:val="24"/>
+          <w:szCs w:val="24"/>
+          <w:lang w:val="en-US" w:eastAsia="zh-CN" w:bidi="ar"/>
+        </w:rPr>
+        <w:t xml:space="preserve">    add_attr = {</w:t>
+      </w:r>
+    </w:p>
+    <w:p>
+      <w:pPr>
+        <w:rPr>
+          <w:rFonts w:hint="default" w:ascii="宋体" w:hAnsi="宋体" w:eastAsia="宋体" w:cs="宋体"/>
+          <w:kern w:val="0"/>
+          <w:sz w:val="24"/>
+          <w:szCs w:val="24"/>
+          <w:lang w:val="en-US" w:eastAsia="zh-CN" w:bidi="ar"/>
+        </w:rPr>
+      </w:pPr>
+      <w:r>
+        <w:rPr>
+          <w:rFonts w:hint="default" w:ascii="宋体" w:hAnsi="宋体" w:eastAsia="宋体" w:cs="宋体"/>
+          <w:kern w:val="0"/>
+          <w:sz w:val="24"/>
+          <w:szCs w:val="24"/>
+          <w:lang w:val="en-US" w:eastAsia="zh-CN" w:bidi="ar"/>
+        </w:rPr>
+        <w:t xml:space="preserve">      "1:40000103:8",</w:t>
+      </w:r>
+    </w:p>
+    <w:p>
+      <w:pPr>
+        <w:rPr>
+          <w:rFonts w:hint="default" w:ascii="宋体" w:hAnsi="宋体" w:eastAsia="宋体" w:cs="宋体"/>
+          <w:kern w:val="0"/>
+          <w:sz w:val="24"/>
+          <w:szCs w:val="24"/>
+          <w:lang w:val="en-US" w:eastAsia="zh-CN" w:bidi="ar"/>
+        </w:rPr>
+      </w:pPr>
+      <w:r>
+        <w:rPr>
+          <w:rFonts w:hint="default" w:ascii="宋体" w:hAnsi="宋体" w:eastAsia="宋体" w:cs="宋体"/>
+          <w:kern w:val="0"/>
+          <w:sz w:val="24"/>
+          <w:szCs w:val="24"/>
+          <w:lang w:val="en-US" w:eastAsia="zh-CN" w:bidi="ar"/>
+        </w:rPr>
+        <w:t xml:space="preserve">      "1:40000104:5",</w:t>
+      </w:r>
+    </w:p>
+    <w:p>
+      <w:pPr>
+        <w:rPr>
+          <w:rFonts w:hint="default" w:ascii="宋体" w:hAnsi="宋体" w:eastAsia="宋体" w:cs="宋体"/>
+          <w:kern w:val="0"/>
+          <w:sz w:val="24"/>
+          <w:szCs w:val="24"/>
+          <w:lang w:val="en-US" w:eastAsia="zh-CN" w:bidi="ar"/>
+        </w:rPr>
+      </w:pPr>
+      <w:r>
+        <w:rPr>
+          <w:rFonts w:hint="default" w:ascii="宋体" w:hAnsi="宋体" w:eastAsia="宋体" w:cs="宋体"/>
+          <w:kern w:val="0"/>
+          <w:sz w:val="24"/>
+          <w:szCs w:val="24"/>
+          <w:lang w:val="en-US" w:eastAsia="zh-CN" w:bidi="ar"/>
+        </w:rPr>
+        <w:t xml:space="preserve">      "1:40000102:80"</w:t>
+      </w:r>
+    </w:p>
+    <w:p>
+      <w:pPr>
+        <w:rPr>
+          <w:rFonts w:hint="default" w:ascii="宋体" w:hAnsi="宋体" w:eastAsia="宋体" w:cs="宋体"/>
+          <w:kern w:val="0"/>
+          <w:sz w:val="24"/>
+          <w:szCs w:val="24"/>
+          <w:lang w:val="en-US" w:eastAsia="zh-CN" w:bidi="ar"/>
+        </w:rPr>
+      </w:pPr>
+      <w:r>
+        <w:rPr>
+          <w:rFonts w:hint="default" w:ascii="宋体" w:hAnsi="宋体" w:eastAsia="宋体" w:cs="宋体"/>
+          <w:kern w:val="0"/>
+          <w:sz w:val="24"/>
+          <w:szCs w:val="24"/>
+          <w:lang w:val="en-US" w:eastAsia="zh-CN" w:bidi="ar"/>
+        </w:rPr>
+        <w:t xml:space="preserve">    },</w:t>
+      </w:r>
+    </w:p>
+    <w:p>
+      <w:pPr>
+        <w:rPr>
+          <w:rFonts w:hint="default" w:ascii="宋体" w:hAnsi="宋体" w:eastAsia="宋体" w:cs="宋体"/>
+          <w:kern w:val="0"/>
+          <w:sz w:val="24"/>
+          <w:szCs w:val="24"/>
+          <w:lang w:val="en-US" w:eastAsia="zh-CN" w:bidi="ar"/>
+        </w:rPr>
+      </w:pPr>
+      <w:r>
+        <w:rPr>
+          <w:rFonts w:hint="default" w:ascii="宋体" w:hAnsi="宋体" w:eastAsia="宋体" w:cs="宋体"/>
+          <w:kern w:val="0"/>
+          <w:sz w:val="24"/>
+          <w:szCs w:val="24"/>
+          <w:lang w:val="en-US" w:eastAsia="zh-CN" w:bidi="ar"/>
+        </w:rPr>
+        <w:t xml:space="preserve">    cost = {</w:t>
+      </w:r>
+    </w:p>
+    <w:p>
+      <w:pPr>
+        <w:rPr>
+          <w:rFonts w:hint="default" w:ascii="宋体" w:hAnsi="宋体" w:eastAsia="宋体" w:cs="宋体"/>
+          <w:kern w:val="0"/>
+          <w:sz w:val="24"/>
+          <w:szCs w:val="24"/>
+          <w:lang w:val="en-US" w:eastAsia="zh-CN" w:bidi="ar"/>
+        </w:rPr>
+      </w:pPr>
+      <w:r>
+        <w:rPr>
+          <w:rFonts w:hint="default" w:ascii="宋体" w:hAnsi="宋体" w:eastAsia="宋体" w:cs="宋体"/>
+          <w:kern w:val="0"/>
+          <w:sz w:val="24"/>
+          <w:szCs w:val="24"/>
+          <w:lang w:val="en-US" w:eastAsia="zh-CN" w:bidi="ar"/>
+        </w:rPr>
+        <w:t xml:space="preserve">      "1:21000501:550",</w:t>
+      </w:r>
+    </w:p>
+    <w:p>
+      <w:pPr>
+        <w:rPr>
+          <w:rFonts w:hint="default" w:ascii="宋体" w:hAnsi="宋体" w:eastAsia="宋体" w:cs="宋体"/>
+          <w:kern w:val="0"/>
+          <w:sz w:val="24"/>
+          <w:szCs w:val="24"/>
+          <w:lang w:val="en-US" w:eastAsia="zh-CN" w:bidi="ar"/>
+        </w:rPr>
+      </w:pPr>
+      <w:r>
+        <w:rPr>
+          <w:rFonts w:hint="default" w:ascii="宋体" w:hAnsi="宋体" w:eastAsia="宋体" w:cs="宋体"/>
+          <w:kern w:val="0"/>
+          <w:sz w:val="24"/>
+          <w:szCs w:val="24"/>
+          <w:lang w:val="en-US" w:eastAsia="zh-CN" w:bidi="ar"/>
+        </w:rPr>
+        <w:t xml:space="preserve">      "1:21000003:550"</w:t>
+      </w:r>
+    </w:p>
+    <w:p>
+      <w:pPr>
+        <w:rPr>
+          <w:rFonts w:hint="default" w:ascii="宋体" w:hAnsi="宋体" w:eastAsia="宋体" w:cs="宋体"/>
+          <w:kern w:val="0"/>
+          <w:sz w:val="24"/>
+          <w:szCs w:val="24"/>
+          <w:lang w:val="en-US" w:eastAsia="zh-CN" w:bidi="ar"/>
+        </w:rPr>
+      </w:pPr>
+      <w:r>
+        <w:rPr>
+          <w:rFonts w:hint="default" w:ascii="宋体" w:hAnsi="宋体" w:eastAsia="宋体" w:cs="宋体"/>
+          <w:kern w:val="0"/>
+          <w:sz w:val="24"/>
+          <w:szCs w:val="24"/>
+          <w:lang w:val="en-US" w:eastAsia="zh-CN" w:bidi="ar"/>
+        </w:rPr>
+        <w:t xml:space="preserve">    }</w:t>
+      </w:r>
+    </w:p>
+    <w:p>
+      <w:pPr>
+        <w:rPr>
+          <w:rFonts w:hint="default" w:ascii="宋体" w:hAnsi="宋体" w:eastAsia="宋体" w:cs="宋体"/>
+          <w:kern w:val="0"/>
+          <w:sz w:val="24"/>
+          <w:szCs w:val="24"/>
+          <w:lang w:val="en-US" w:eastAsia="zh-CN" w:bidi="ar"/>
+        </w:rPr>
+      </w:pPr>
+      <w:r>
+        <w:rPr>
+          <w:rFonts w:hint="default" w:ascii="宋体" w:hAnsi="宋体" w:eastAsia="宋体" w:cs="宋体"/>
+          <w:kern w:val="0"/>
+          <w:sz w:val="24"/>
+          <w:szCs w:val="24"/>
+          <w:lang w:val="en-US" w:eastAsia="zh-CN" w:bidi="ar"/>
+        </w:rPr>
+        <w:t xml:space="preserve">  },</w:t>
+      </w:r>
+    </w:p>
+    <w:p>
+      <w:pPr>
+        <w:rPr>
+          <w:rFonts w:hint="default" w:ascii="宋体" w:hAnsi="宋体" w:eastAsia="宋体" w:cs="宋体"/>
+          <w:kern w:val="0"/>
+          <w:sz w:val="24"/>
+          <w:szCs w:val="24"/>
+          <w:lang w:val="en-US" w:eastAsia="zh-CN" w:bidi="ar"/>
+        </w:rPr>
+      </w:pPr>
+    </w:p>
+    <w:p>
+      <w:pPr>
+        <w:rPr>
+          <w:rFonts w:hint="default" w:ascii="宋体" w:hAnsi="宋体" w:eastAsia="宋体" w:cs="宋体"/>
+          <w:kern w:val="0"/>
+          <w:sz w:val="24"/>
+          <w:szCs w:val="24"/>
+          <w:lang w:val="en-US" w:eastAsia="zh-CN" w:bidi="ar"/>
+        </w:rPr>
+      </w:pPr>
+      <w:r>
+        <w:rPr>
+          <w:rFonts w:hint="default" w:ascii="宋体" w:hAnsi="宋体" w:eastAsia="宋体" w:cs="宋体"/>
+          <w:kern w:val="0"/>
+          <w:sz w:val="24"/>
+          <w:szCs w:val="24"/>
+          <w:lang w:val="en-US" w:eastAsia="zh-CN" w:bidi="ar"/>
+        </w:rPr>
+        <w:t>BaseSealBigQualityUp = {</w:t>
+      </w:r>
+    </w:p>
+    <w:p>
+      <w:pPr>
+        <w:rPr>
+          <w:rFonts w:hint="default" w:ascii="宋体" w:hAnsi="宋体" w:eastAsia="宋体" w:cs="宋体"/>
+          <w:kern w:val="0"/>
+          <w:sz w:val="24"/>
+          <w:szCs w:val="24"/>
+          <w:lang w:val="en-US" w:eastAsia="zh-CN" w:bidi="ar"/>
+        </w:rPr>
+      </w:pPr>
+      <w:r>
+        <w:rPr>
+          <w:rFonts w:hint="default" w:ascii="宋体" w:hAnsi="宋体" w:eastAsia="宋体" w:cs="宋体"/>
+          <w:kern w:val="0"/>
+          <w:sz w:val="24"/>
+          <w:szCs w:val="24"/>
+          <w:lang w:val="en-US" w:eastAsia="zh-CN" w:bidi="ar"/>
+        </w:rPr>
+        <w:t xml:space="preserve">  [21180001000] = {</w:t>
+      </w:r>
+    </w:p>
+    <w:p>
+      <w:pPr>
+        <w:rPr>
+          <w:rFonts w:hint="default" w:ascii="宋体" w:hAnsi="宋体" w:eastAsia="宋体" w:cs="宋体"/>
+          <w:kern w:val="0"/>
+          <w:sz w:val="24"/>
+          <w:szCs w:val="24"/>
+          <w:lang w:val="en-US" w:eastAsia="zh-CN" w:bidi="ar"/>
+        </w:rPr>
+      </w:pPr>
+      <w:r>
+        <w:rPr>
+          <w:rFonts w:hint="default" w:ascii="宋体" w:hAnsi="宋体" w:eastAsia="宋体" w:cs="宋体"/>
+          <w:kern w:val="0"/>
+          <w:sz w:val="24"/>
+          <w:szCs w:val="24"/>
+          <w:lang w:val="en-US" w:eastAsia="zh-CN" w:bidi="ar"/>
+        </w:rPr>
+        <w:t xml:space="preserve">    id = 21180001000,</w:t>
+      </w:r>
+    </w:p>
+    <w:p>
+      <w:pPr>
+        <w:rPr>
+          <w:rFonts w:hint="default" w:ascii="宋体" w:hAnsi="宋体" w:eastAsia="宋体" w:cs="宋体"/>
+          <w:kern w:val="0"/>
+          <w:sz w:val="24"/>
+          <w:szCs w:val="24"/>
+          <w:lang w:val="en-US" w:eastAsia="zh-CN" w:bidi="ar"/>
+        </w:rPr>
+      </w:pPr>
+      <w:r>
+        <w:rPr>
+          <w:rFonts w:hint="default" w:ascii="宋体" w:hAnsi="宋体" w:eastAsia="宋体" w:cs="宋体"/>
+          <w:kern w:val="0"/>
+          <w:sz w:val="24"/>
+          <w:szCs w:val="24"/>
+          <w:lang w:val="en-US" w:eastAsia="zh-CN" w:bidi="ar"/>
+        </w:rPr>
+        <w:t xml:space="preserve">    add_attr = {</w:t>
+      </w:r>
+    </w:p>
+    <w:p>
+      <w:pPr>
+        <w:rPr>
+          <w:rFonts w:hint="default" w:ascii="宋体" w:hAnsi="宋体" w:eastAsia="宋体" w:cs="宋体"/>
+          <w:kern w:val="0"/>
+          <w:sz w:val="24"/>
+          <w:szCs w:val="24"/>
+          <w:lang w:val="en-US" w:eastAsia="zh-CN" w:bidi="ar"/>
+        </w:rPr>
+      </w:pPr>
+      <w:r>
+        <w:rPr>
+          <w:rFonts w:hint="default" w:ascii="宋体" w:hAnsi="宋体" w:eastAsia="宋体" w:cs="宋体"/>
+          <w:kern w:val="0"/>
+          <w:sz w:val="24"/>
+          <w:szCs w:val="24"/>
+          <w:lang w:val="en-US" w:eastAsia="zh-CN" w:bidi="ar"/>
+        </w:rPr>
+        <w:t xml:space="preserve">      "1:40000103:8",</w:t>
+      </w:r>
+    </w:p>
+    <w:p>
+      <w:pPr>
+        <w:rPr>
+          <w:rFonts w:hint="default" w:ascii="宋体" w:hAnsi="宋体" w:eastAsia="宋体" w:cs="宋体"/>
+          <w:kern w:val="0"/>
+          <w:sz w:val="24"/>
+          <w:szCs w:val="24"/>
+          <w:lang w:val="en-US" w:eastAsia="zh-CN" w:bidi="ar"/>
+        </w:rPr>
+      </w:pPr>
+      <w:r>
+        <w:rPr>
+          <w:rFonts w:hint="default" w:ascii="宋体" w:hAnsi="宋体" w:eastAsia="宋体" w:cs="宋体"/>
+          <w:kern w:val="0"/>
+          <w:sz w:val="24"/>
+          <w:szCs w:val="24"/>
+          <w:lang w:val="en-US" w:eastAsia="zh-CN" w:bidi="ar"/>
+        </w:rPr>
+        <w:t xml:space="preserve">      "1:40000104:10",</w:t>
+      </w:r>
+    </w:p>
+    <w:p>
+      <w:pPr>
+        <w:rPr>
+          <w:rFonts w:hint="default" w:ascii="宋体" w:hAnsi="宋体" w:eastAsia="宋体" w:cs="宋体"/>
+          <w:kern w:val="0"/>
+          <w:sz w:val="24"/>
+          <w:szCs w:val="24"/>
+          <w:lang w:val="en-US" w:eastAsia="zh-CN" w:bidi="ar"/>
+        </w:rPr>
+      </w:pPr>
+      <w:r>
+        <w:rPr>
+          <w:rFonts w:hint="default" w:ascii="宋体" w:hAnsi="宋体" w:eastAsia="宋体" w:cs="宋体"/>
+          <w:kern w:val="0"/>
+          <w:sz w:val="24"/>
+          <w:szCs w:val="24"/>
+          <w:lang w:val="en-US" w:eastAsia="zh-CN" w:bidi="ar"/>
+        </w:rPr>
+        <w:t xml:space="preserve">      "1:40000102:160"</w:t>
+      </w:r>
+    </w:p>
+    <w:p>
+      <w:pPr>
+        <w:rPr>
+          <w:rFonts w:hint="default" w:ascii="宋体" w:hAnsi="宋体" w:eastAsia="宋体" w:cs="宋体"/>
+          <w:kern w:val="0"/>
+          <w:sz w:val="24"/>
+          <w:szCs w:val="24"/>
+          <w:lang w:val="en-US" w:eastAsia="zh-CN" w:bidi="ar"/>
+        </w:rPr>
+      </w:pPr>
+      <w:r>
+        <w:rPr>
+          <w:rFonts w:hint="default" w:ascii="宋体" w:hAnsi="宋体" w:eastAsia="宋体" w:cs="宋体"/>
+          <w:kern w:val="0"/>
+          <w:sz w:val="24"/>
+          <w:szCs w:val="24"/>
+          <w:lang w:val="en-US" w:eastAsia="zh-CN" w:bidi="ar"/>
+        </w:rPr>
+        <w:t xml:space="preserve">    },</w:t>
+      </w:r>
+    </w:p>
+    <w:p>
+      <w:pPr>
+        <w:rPr>
+          <w:rFonts w:hint="default" w:ascii="宋体" w:hAnsi="宋体" w:eastAsia="宋体" w:cs="宋体"/>
+          <w:kern w:val="0"/>
+          <w:sz w:val="24"/>
+          <w:szCs w:val="24"/>
+          <w:lang w:val="en-US" w:eastAsia="zh-CN" w:bidi="ar"/>
+        </w:rPr>
+      </w:pPr>
+      <w:r>
+        <w:rPr>
+          <w:rFonts w:hint="default" w:ascii="宋体" w:hAnsi="宋体" w:eastAsia="宋体" w:cs="宋体"/>
+          <w:kern w:val="0"/>
+          <w:sz w:val="24"/>
+          <w:szCs w:val="24"/>
+          <w:lang w:val="en-US" w:eastAsia="zh-CN" w:bidi="ar"/>
+        </w:rPr>
+        <w:t xml:space="preserve">    cost = {</w:t>
+      </w:r>
+    </w:p>
+    <w:p>
+      <w:pPr>
+        <w:rPr>
+          <w:rFonts w:hint="default" w:ascii="宋体" w:hAnsi="宋体" w:eastAsia="宋体" w:cs="宋体"/>
+          <w:kern w:val="0"/>
+          <w:sz w:val="24"/>
+          <w:szCs w:val="24"/>
+          <w:lang w:val="en-US" w:eastAsia="zh-CN" w:bidi="ar"/>
+        </w:rPr>
+      </w:pPr>
+      <w:r>
+        <w:rPr>
+          <w:rFonts w:hint="default" w:ascii="宋体" w:hAnsi="宋体" w:eastAsia="宋体" w:cs="宋体"/>
+          <w:kern w:val="0"/>
+          <w:sz w:val="24"/>
+          <w:szCs w:val="24"/>
+          <w:lang w:val="en-US" w:eastAsia="zh-CN" w:bidi="ar"/>
+        </w:rPr>
+        <w:t xml:space="preserve">      "1:21000003:50000",</w:t>
+      </w:r>
+    </w:p>
+    <w:p>
+      <w:pPr>
+        <w:rPr>
+          <w:rFonts w:hint="default" w:ascii="宋体" w:hAnsi="宋体" w:eastAsia="宋体" w:cs="宋体"/>
+          <w:kern w:val="0"/>
+          <w:sz w:val="24"/>
+          <w:szCs w:val="24"/>
+          <w:lang w:val="en-US" w:eastAsia="zh-CN" w:bidi="ar"/>
+        </w:rPr>
+      </w:pPr>
+      <w:r>
+        <w:rPr>
+          <w:rFonts w:hint="default" w:ascii="宋体" w:hAnsi="宋体" w:eastAsia="宋体" w:cs="宋体"/>
+          <w:kern w:val="0"/>
+          <w:sz w:val="24"/>
+          <w:szCs w:val="24"/>
+          <w:lang w:val="en-US" w:eastAsia="zh-CN" w:bidi="ar"/>
+        </w:rPr>
+        <w:t xml:space="preserve">      "1:21000511:10",</w:t>
+      </w:r>
+    </w:p>
+    <w:p>
+      <w:pPr>
+        <w:rPr>
+          <w:rFonts w:hint="default" w:ascii="宋体" w:hAnsi="宋体" w:eastAsia="宋体" w:cs="宋体"/>
+          <w:kern w:val="0"/>
+          <w:sz w:val="24"/>
+          <w:szCs w:val="24"/>
+          <w:lang w:val="en-US" w:eastAsia="zh-CN" w:bidi="ar"/>
+        </w:rPr>
+      </w:pPr>
+      <w:r>
+        <w:rPr>
+          <w:rFonts w:hint="default" w:ascii="宋体" w:hAnsi="宋体" w:eastAsia="宋体" w:cs="宋体"/>
+          <w:kern w:val="0"/>
+          <w:sz w:val="24"/>
+          <w:szCs w:val="24"/>
+          <w:lang w:val="en-US" w:eastAsia="zh-CN" w:bidi="ar"/>
+        </w:rPr>
+        <w:t xml:space="preserve">      "1:21000521:50"</w:t>
+      </w:r>
+    </w:p>
+    <w:p>
+      <w:pPr>
+        <w:rPr>
+          <w:rFonts w:hint="default" w:ascii="宋体" w:hAnsi="宋体" w:eastAsia="宋体" w:cs="宋体"/>
+          <w:kern w:val="0"/>
+          <w:sz w:val="24"/>
+          <w:szCs w:val="24"/>
+          <w:lang w:val="en-US" w:eastAsia="zh-CN" w:bidi="ar"/>
+        </w:rPr>
+      </w:pPr>
+      <w:r>
+        <w:rPr>
+          <w:rFonts w:hint="default" w:ascii="宋体" w:hAnsi="宋体" w:eastAsia="宋体" w:cs="宋体"/>
+          <w:kern w:val="0"/>
+          <w:sz w:val="24"/>
+          <w:szCs w:val="24"/>
+          <w:lang w:val="en-US" w:eastAsia="zh-CN" w:bidi="ar"/>
+        </w:rPr>
+        <w:t xml:space="preserve">    },</w:t>
+      </w:r>
+    </w:p>
+    <w:p>
+      <w:pPr>
+        <w:rPr>
+          <w:rFonts w:hint="default" w:ascii="宋体" w:hAnsi="宋体" w:eastAsia="宋体" w:cs="宋体"/>
+          <w:kern w:val="0"/>
+          <w:sz w:val="24"/>
+          <w:szCs w:val="24"/>
+          <w:lang w:val="en-US" w:eastAsia="zh-CN" w:bidi="ar"/>
+        </w:rPr>
+      </w:pPr>
+      <w:r>
+        <w:rPr>
+          <w:rFonts w:hint="default" w:ascii="宋体" w:hAnsi="宋体" w:eastAsia="宋体" w:cs="宋体"/>
+          <w:kern w:val="0"/>
+          <w:sz w:val="24"/>
+          <w:szCs w:val="24"/>
+          <w:lang w:val="en-US" w:eastAsia="zh-CN" w:bidi="ar"/>
+        </w:rPr>
+        <w:t xml:space="preserve">    level_max = 15,</w:t>
+      </w:r>
+    </w:p>
+    <w:p>
+      <w:pPr>
+        <w:rPr>
+          <w:rFonts w:hint="default" w:ascii="宋体" w:hAnsi="宋体" w:eastAsia="宋体" w:cs="宋体"/>
+          <w:kern w:val="0"/>
+          <w:sz w:val="24"/>
+          <w:szCs w:val="24"/>
+          <w:lang w:val="en-US" w:eastAsia="zh-CN" w:bidi="ar"/>
+        </w:rPr>
+      </w:pPr>
+      <w:r>
+        <w:rPr>
+          <w:rFonts w:hint="default" w:ascii="宋体" w:hAnsi="宋体" w:eastAsia="宋体" w:cs="宋体"/>
+          <w:kern w:val="0"/>
+          <w:sz w:val="24"/>
+          <w:szCs w:val="24"/>
+          <w:lang w:val="en-US" w:eastAsia="zh-CN" w:bidi="ar"/>
+        </w:rPr>
+        <w:t xml:space="preserve">    show_type = 0</w:t>
+      </w:r>
+    </w:p>
+    <w:p>
+      <w:pPr>
+        <w:rPr>
+          <w:rFonts w:hint="default" w:ascii="宋体" w:hAnsi="宋体" w:eastAsia="宋体" w:cs="宋体"/>
+          <w:kern w:val="0"/>
+          <w:sz w:val="24"/>
+          <w:szCs w:val="24"/>
+          <w:lang w:val="en-US" w:eastAsia="zh-CN" w:bidi="ar"/>
+        </w:rPr>
+      </w:pPr>
+      <w:r>
+        <w:rPr>
+          <w:rFonts w:hint="default" w:ascii="宋体" w:hAnsi="宋体" w:eastAsia="宋体" w:cs="宋体"/>
+          <w:kern w:val="0"/>
+          <w:sz w:val="24"/>
+          <w:szCs w:val="24"/>
+          <w:lang w:val="en-US" w:eastAsia="zh-CN" w:bidi="ar"/>
+        </w:rPr>
+        <w:t xml:space="preserve">  },</w:t>
+      </w:r>
+    </w:p>
+    <w:p>
+      <w:pPr>
+        <w:rPr>
+          <w:rFonts w:hint="default" w:ascii="宋体" w:hAnsi="宋体" w:eastAsia="宋体" w:cs="宋体"/>
+          <w:kern w:val="0"/>
+          <w:sz w:val="24"/>
+          <w:szCs w:val="24"/>
+          <w:lang w:val="en-US" w:eastAsia="zh-CN" w:bidi="ar"/>
+        </w:rPr>
+      </w:pPr>
+      <w:r>
+        <w:rPr>
+          <w:rFonts w:hint="default" w:ascii="宋体" w:hAnsi="宋体" w:eastAsia="宋体" w:cs="宋体"/>
+          <w:kern w:val="0"/>
+          <w:sz w:val="24"/>
+          <w:szCs w:val="24"/>
+          <w:lang w:val="en-US" w:eastAsia="zh-CN" w:bidi="ar"/>
+        </w:rPr>
+        <w:t xml:space="preserve">  [21180001001] = {</w:t>
+      </w:r>
+    </w:p>
+    <w:p>
+      <w:pPr>
+        <w:rPr>
+          <w:rFonts w:hint="default" w:ascii="宋体" w:hAnsi="宋体" w:eastAsia="宋体" w:cs="宋体"/>
+          <w:kern w:val="0"/>
+          <w:sz w:val="24"/>
+          <w:szCs w:val="24"/>
+          <w:lang w:val="en-US" w:eastAsia="zh-CN" w:bidi="ar"/>
+        </w:rPr>
+      </w:pPr>
+      <w:r>
+        <w:rPr>
+          <w:rFonts w:hint="default" w:ascii="宋体" w:hAnsi="宋体" w:eastAsia="宋体" w:cs="宋体"/>
+          <w:kern w:val="0"/>
+          <w:sz w:val="24"/>
+          <w:szCs w:val="24"/>
+          <w:lang w:val="en-US" w:eastAsia="zh-CN" w:bidi="ar"/>
+        </w:rPr>
+        <w:t xml:space="preserve">    id = 21180001001,</w:t>
+      </w:r>
+    </w:p>
+    <w:p>
+      <w:pPr>
+        <w:rPr>
+          <w:rFonts w:hint="default" w:ascii="宋体" w:hAnsi="宋体" w:eastAsia="宋体" w:cs="宋体"/>
+          <w:kern w:val="0"/>
+          <w:sz w:val="24"/>
+          <w:szCs w:val="24"/>
+          <w:lang w:val="en-US" w:eastAsia="zh-CN" w:bidi="ar"/>
+        </w:rPr>
+      </w:pPr>
+      <w:r>
+        <w:rPr>
+          <w:rFonts w:hint="default" w:ascii="宋体" w:hAnsi="宋体" w:eastAsia="宋体" w:cs="宋体"/>
+          <w:kern w:val="0"/>
+          <w:sz w:val="24"/>
+          <w:szCs w:val="24"/>
+          <w:lang w:val="en-US" w:eastAsia="zh-CN" w:bidi="ar"/>
+        </w:rPr>
+        <w:t xml:space="preserve">    add_attr = {</w:t>
+      </w:r>
+    </w:p>
+    <w:p>
+      <w:pPr>
+        <w:rPr>
+          <w:rFonts w:hint="default" w:ascii="宋体" w:hAnsi="宋体" w:eastAsia="宋体" w:cs="宋体"/>
+          <w:kern w:val="0"/>
+          <w:sz w:val="24"/>
+          <w:szCs w:val="24"/>
+          <w:lang w:val="en-US" w:eastAsia="zh-CN" w:bidi="ar"/>
+        </w:rPr>
+      </w:pPr>
+      <w:r>
+        <w:rPr>
+          <w:rFonts w:hint="default" w:ascii="宋体" w:hAnsi="宋体" w:eastAsia="宋体" w:cs="宋体"/>
+          <w:kern w:val="0"/>
+          <w:sz w:val="24"/>
+          <w:szCs w:val="24"/>
+          <w:lang w:val="en-US" w:eastAsia="zh-CN" w:bidi="ar"/>
+        </w:rPr>
+        <w:t xml:space="preserve">      "1:40000103:16",</w:t>
+      </w:r>
+    </w:p>
+    <w:p>
+      <w:pPr>
+        <w:rPr>
+          <w:rFonts w:hint="default" w:ascii="宋体" w:hAnsi="宋体" w:eastAsia="宋体" w:cs="宋体"/>
+          <w:kern w:val="0"/>
+          <w:sz w:val="24"/>
+          <w:szCs w:val="24"/>
+          <w:lang w:val="en-US" w:eastAsia="zh-CN" w:bidi="ar"/>
+        </w:rPr>
+      </w:pPr>
+      <w:r>
+        <w:rPr>
+          <w:rFonts w:hint="default" w:ascii="宋体" w:hAnsi="宋体" w:eastAsia="宋体" w:cs="宋体"/>
+          <w:kern w:val="0"/>
+          <w:sz w:val="24"/>
+          <w:szCs w:val="24"/>
+          <w:lang w:val="en-US" w:eastAsia="zh-CN" w:bidi="ar"/>
+        </w:rPr>
+        <w:t xml:space="preserve">      "1:40000104:20",</w:t>
+      </w:r>
+    </w:p>
+    <w:p>
+      <w:pPr>
+        <w:rPr>
+          <w:rFonts w:hint="default" w:ascii="宋体" w:hAnsi="宋体" w:eastAsia="宋体" w:cs="宋体"/>
+          <w:kern w:val="0"/>
+          <w:sz w:val="24"/>
+          <w:szCs w:val="24"/>
+          <w:lang w:val="en-US" w:eastAsia="zh-CN" w:bidi="ar"/>
+        </w:rPr>
+      </w:pPr>
+      <w:r>
+        <w:rPr>
+          <w:rFonts w:hint="default" w:ascii="宋体" w:hAnsi="宋体" w:eastAsia="宋体" w:cs="宋体"/>
+          <w:kern w:val="0"/>
+          <w:sz w:val="24"/>
+          <w:szCs w:val="24"/>
+          <w:lang w:val="en-US" w:eastAsia="zh-CN" w:bidi="ar"/>
+        </w:rPr>
+        <w:t xml:space="preserve">      "1:40000102:320"</w:t>
+      </w:r>
+    </w:p>
+    <w:p>
+      <w:pPr>
+        <w:rPr>
+          <w:rFonts w:hint="default" w:ascii="宋体" w:hAnsi="宋体" w:eastAsia="宋体" w:cs="宋体"/>
+          <w:kern w:val="0"/>
+          <w:sz w:val="24"/>
+          <w:szCs w:val="24"/>
+          <w:lang w:val="en-US" w:eastAsia="zh-CN" w:bidi="ar"/>
+        </w:rPr>
+      </w:pPr>
+      <w:r>
+        <w:rPr>
+          <w:rFonts w:hint="default" w:ascii="宋体" w:hAnsi="宋体" w:eastAsia="宋体" w:cs="宋体"/>
+          <w:kern w:val="0"/>
+          <w:sz w:val="24"/>
+          <w:szCs w:val="24"/>
+          <w:lang w:val="en-US" w:eastAsia="zh-CN" w:bidi="ar"/>
+        </w:rPr>
+        <w:t xml:space="preserve">    },</w:t>
+      </w:r>
+    </w:p>
+    <w:p>
+      <w:pPr>
+        <w:rPr>
+          <w:rFonts w:hint="default" w:ascii="宋体" w:hAnsi="宋体" w:eastAsia="宋体" w:cs="宋体"/>
+          <w:kern w:val="0"/>
+          <w:sz w:val="24"/>
+          <w:szCs w:val="24"/>
+          <w:lang w:val="en-US" w:eastAsia="zh-CN" w:bidi="ar"/>
+        </w:rPr>
+      </w:pPr>
+      <w:r>
+        <w:rPr>
+          <w:rFonts w:hint="default" w:ascii="宋体" w:hAnsi="宋体" w:eastAsia="宋体" w:cs="宋体"/>
+          <w:kern w:val="0"/>
+          <w:sz w:val="24"/>
+          <w:szCs w:val="24"/>
+          <w:lang w:val="en-US" w:eastAsia="zh-CN" w:bidi="ar"/>
+        </w:rPr>
+        <w:t xml:space="preserve">    cost = {</w:t>
+      </w:r>
+    </w:p>
+    <w:p>
+      <w:pPr>
+        <w:rPr>
+          <w:rFonts w:hint="default" w:ascii="宋体" w:hAnsi="宋体" w:eastAsia="宋体" w:cs="宋体"/>
+          <w:kern w:val="0"/>
+          <w:sz w:val="24"/>
+          <w:szCs w:val="24"/>
+          <w:lang w:val="en-US" w:eastAsia="zh-CN" w:bidi="ar"/>
+        </w:rPr>
+      </w:pPr>
+      <w:r>
+        <w:rPr>
+          <w:rFonts w:hint="default" w:ascii="宋体" w:hAnsi="宋体" w:eastAsia="宋体" w:cs="宋体"/>
+          <w:kern w:val="0"/>
+          <w:sz w:val="24"/>
+          <w:szCs w:val="24"/>
+          <w:lang w:val="en-US" w:eastAsia="zh-CN" w:bidi="ar"/>
+        </w:rPr>
+        <w:t xml:space="preserve">      "1:21000003:60000",</w:t>
+      </w:r>
+    </w:p>
+    <w:p>
+      <w:pPr>
+        <w:rPr>
+          <w:rFonts w:hint="default" w:ascii="宋体" w:hAnsi="宋体" w:eastAsia="宋体" w:cs="宋体"/>
+          <w:kern w:val="0"/>
+          <w:sz w:val="24"/>
+          <w:szCs w:val="24"/>
+          <w:lang w:val="en-US" w:eastAsia="zh-CN" w:bidi="ar"/>
+        </w:rPr>
+      </w:pPr>
+      <w:r>
+        <w:rPr>
+          <w:rFonts w:hint="default" w:ascii="宋体" w:hAnsi="宋体" w:eastAsia="宋体" w:cs="宋体"/>
+          <w:kern w:val="0"/>
+          <w:sz w:val="24"/>
+          <w:szCs w:val="24"/>
+          <w:lang w:val="en-US" w:eastAsia="zh-CN" w:bidi="ar"/>
+        </w:rPr>
+        <w:t xml:space="preserve">      "1:21000511:15",</w:t>
+      </w:r>
+    </w:p>
+    <w:p>
+      <w:pPr>
+        <w:rPr>
+          <w:rFonts w:hint="default" w:ascii="宋体" w:hAnsi="宋体" w:eastAsia="宋体" w:cs="宋体"/>
+          <w:kern w:val="0"/>
+          <w:sz w:val="24"/>
+          <w:szCs w:val="24"/>
+          <w:lang w:val="en-US" w:eastAsia="zh-CN" w:bidi="ar"/>
+        </w:rPr>
+      </w:pPr>
+      <w:r>
+        <w:rPr>
+          <w:rFonts w:hint="default" w:ascii="宋体" w:hAnsi="宋体" w:eastAsia="宋体" w:cs="宋体"/>
+          <w:kern w:val="0"/>
+          <w:sz w:val="24"/>
+          <w:szCs w:val="24"/>
+          <w:lang w:val="en-US" w:eastAsia="zh-CN" w:bidi="ar"/>
+        </w:rPr>
+        <w:t xml:space="preserve">      "1:21000521:90"</w:t>
+      </w:r>
+    </w:p>
+    <w:p>
+      <w:pPr>
+        <w:rPr>
+          <w:rFonts w:hint="default" w:ascii="宋体" w:hAnsi="宋体" w:eastAsia="宋体" w:cs="宋体"/>
+          <w:kern w:val="0"/>
+          <w:sz w:val="24"/>
+          <w:szCs w:val="24"/>
+          <w:lang w:val="en-US" w:eastAsia="zh-CN" w:bidi="ar"/>
+        </w:rPr>
+      </w:pPr>
+      <w:r>
+        <w:rPr>
+          <w:rFonts w:hint="default" w:ascii="宋体" w:hAnsi="宋体" w:eastAsia="宋体" w:cs="宋体"/>
+          <w:kern w:val="0"/>
+          <w:sz w:val="24"/>
+          <w:szCs w:val="24"/>
+          <w:lang w:val="en-US" w:eastAsia="zh-CN" w:bidi="ar"/>
+        </w:rPr>
+        <w:t xml:space="preserve">    },</w:t>
+      </w:r>
+    </w:p>
+    <w:p>
+      <w:pPr>
+        <w:rPr>
+          <w:rFonts w:hint="default" w:ascii="宋体" w:hAnsi="宋体" w:eastAsia="宋体" w:cs="宋体"/>
+          <w:kern w:val="0"/>
+          <w:sz w:val="24"/>
+          <w:szCs w:val="24"/>
+          <w:lang w:val="en-US" w:eastAsia="zh-CN" w:bidi="ar"/>
+        </w:rPr>
+      </w:pPr>
+      <w:r>
+        <w:rPr>
+          <w:rFonts w:hint="default" w:ascii="宋体" w:hAnsi="宋体" w:eastAsia="宋体" w:cs="宋体"/>
+          <w:kern w:val="0"/>
+          <w:sz w:val="24"/>
+          <w:szCs w:val="24"/>
+          <w:lang w:val="en-US" w:eastAsia="zh-CN" w:bidi="ar"/>
+        </w:rPr>
+        <w:t xml:space="preserve">    level_max = 30,</w:t>
+      </w:r>
+    </w:p>
+    <w:p>
+      <w:pPr>
+        <w:rPr>
+          <w:rFonts w:hint="default" w:ascii="宋体" w:hAnsi="宋体" w:eastAsia="宋体" w:cs="宋体"/>
+          <w:kern w:val="0"/>
+          <w:sz w:val="24"/>
+          <w:szCs w:val="24"/>
+          <w:lang w:val="en-US" w:eastAsia="zh-CN" w:bidi="ar"/>
+        </w:rPr>
+      </w:pPr>
+      <w:r>
+        <w:rPr>
+          <w:rFonts w:hint="default" w:ascii="宋体" w:hAnsi="宋体" w:eastAsia="宋体" w:cs="宋体"/>
+          <w:kern w:val="0"/>
+          <w:sz w:val="24"/>
+          <w:szCs w:val="24"/>
+          <w:lang w:val="en-US" w:eastAsia="zh-CN" w:bidi="ar"/>
+        </w:rPr>
+        <w:t xml:space="preserve">    show_type = 1</w:t>
+      </w:r>
+    </w:p>
+    <w:p>
+      <w:pPr>
+        <w:rPr>
+          <w:rFonts w:hint="default" w:ascii="宋体" w:hAnsi="宋体" w:eastAsia="宋体" w:cs="宋体"/>
+          <w:kern w:val="0"/>
+          <w:sz w:val="24"/>
+          <w:szCs w:val="24"/>
+          <w:lang w:val="en-US" w:eastAsia="zh-CN" w:bidi="ar"/>
+        </w:rPr>
+      </w:pPr>
+      <w:r>
+        <w:rPr>
+          <w:rFonts w:hint="default" w:ascii="宋体" w:hAnsi="宋体" w:eastAsia="宋体" w:cs="宋体"/>
+          <w:kern w:val="0"/>
+          <w:sz w:val="24"/>
+          <w:szCs w:val="24"/>
+          <w:lang w:val="en-US" w:eastAsia="zh-CN" w:bidi="ar"/>
+        </w:rPr>
+        <w:t xml:space="preserve">  },</w:t>
+      </w:r>
+    </w:p>
+    <w:p>
+      <w:pPr>
+        <w:rPr>
+          <w:rFonts w:hint="default" w:ascii="宋体" w:hAnsi="宋体" w:eastAsia="宋体" w:cs="宋体"/>
+          <w:kern w:val="0"/>
+          <w:sz w:val="24"/>
+          <w:szCs w:val="24"/>
+          <w:lang w:val="en-US" w:eastAsia="zh-CN" w:bidi="ar"/>
+        </w:rPr>
+      </w:pPr>
+      <w:r>
+        <w:rPr>
+          <w:rFonts w:hint="default" w:ascii="宋体" w:hAnsi="宋体" w:eastAsia="宋体" w:cs="宋体"/>
+          <w:kern w:val="0"/>
+          <w:sz w:val="24"/>
+          <w:szCs w:val="24"/>
+          <w:lang w:val="en-US" w:eastAsia="zh-CN" w:bidi="ar"/>
+        </w:rPr>
+        <w:t xml:space="preserve">  [21180001002] = {</w:t>
+      </w:r>
+    </w:p>
+    <w:p>
+      <w:pPr>
+        <w:rPr>
+          <w:rFonts w:hint="default" w:ascii="宋体" w:hAnsi="宋体" w:eastAsia="宋体" w:cs="宋体"/>
+          <w:kern w:val="0"/>
+          <w:sz w:val="24"/>
+          <w:szCs w:val="24"/>
+          <w:lang w:val="en-US" w:eastAsia="zh-CN" w:bidi="ar"/>
+        </w:rPr>
+      </w:pPr>
+      <w:r>
+        <w:rPr>
+          <w:rFonts w:hint="default" w:ascii="宋体" w:hAnsi="宋体" w:eastAsia="宋体" w:cs="宋体"/>
+          <w:kern w:val="0"/>
+          <w:sz w:val="24"/>
+          <w:szCs w:val="24"/>
+          <w:lang w:val="en-US" w:eastAsia="zh-CN" w:bidi="ar"/>
+        </w:rPr>
+        <w:t xml:space="preserve">    id = 21180001002,</w:t>
+      </w:r>
+    </w:p>
+    <w:p>
+      <w:pPr>
+        <w:rPr>
+          <w:rFonts w:hint="default" w:ascii="宋体" w:hAnsi="宋体" w:eastAsia="宋体" w:cs="宋体"/>
+          <w:kern w:val="0"/>
+          <w:sz w:val="24"/>
+          <w:szCs w:val="24"/>
+          <w:lang w:val="en-US" w:eastAsia="zh-CN" w:bidi="ar"/>
+        </w:rPr>
+      </w:pPr>
+      <w:r>
+        <w:rPr>
+          <w:rFonts w:hint="default" w:ascii="宋体" w:hAnsi="宋体" w:eastAsia="宋体" w:cs="宋体"/>
+          <w:kern w:val="0"/>
+          <w:sz w:val="24"/>
+          <w:szCs w:val="24"/>
+          <w:lang w:val="en-US" w:eastAsia="zh-CN" w:bidi="ar"/>
+        </w:rPr>
+        <w:t xml:space="preserve">    add_attr = {</w:t>
+      </w:r>
+    </w:p>
+    <w:p>
+      <w:pPr>
+        <w:rPr>
+          <w:rFonts w:hint="default" w:ascii="宋体" w:hAnsi="宋体" w:eastAsia="宋体" w:cs="宋体"/>
+          <w:kern w:val="0"/>
+          <w:sz w:val="24"/>
+          <w:szCs w:val="24"/>
+          <w:lang w:val="en-US" w:eastAsia="zh-CN" w:bidi="ar"/>
+        </w:rPr>
+      </w:pPr>
+      <w:r>
+        <w:rPr>
+          <w:rFonts w:hint="default" w:ascii="宋体" w:hAnsi="宋体" w:eastAsia="宋体" w:cs="宋体"/>
+          <w:kern w:val="0"/>
+          <w:sz w:val="24"/>
+          <w:szCs w:val="24"/>
+          <w:lang w:val="en-US" w:eastAsia="zh-CN" w:bidi="ar"/>
+        </w:rPr>
+        <w:t xml:space="preserve">      "1:40000103:24",</w:t>
+      </w:r>
+    </w:p>
+    <w:p>
+      <w:pPr>
+        <w:rPr>
+          <w:rFonts w:hint="default" w:ascii="宋体" w:hAnsi="宋体" w:eastAsia="宋体" w:cs="宋体"/>
+          <w:kern w:val="0"/>
+          <w:sz w:val="24"/>
+          <w:szCs w:val="24"/>
+          <w:lang w:val="en-US" w:eastAsia="zh-CN" w:bidi="ar"/>
+        </w:rPr>
+      </w:pPr>
+      <w:r>
+        <w:rPr>
+          <w:rFonts w:hint="default" w:ascii="宋体" w:hAnsi="宋体" w:eastAsia="宋体" w:cs="宋体"/>
+          <w:kern w:val="0"/>
+          <w:sz w:val="24"/>
+          <w:szCs w:val="24"/>
+          <w:lang w:val="en-US" w:eastAsia="zh-CN" w:bidi="ar"/>
+        </w:rPr>
+        <w:t xml:space="preserve">      "1:40000104:30",</w:t>
+      </w:r>
+    </w:p>
+    <w:p>
+      <w:pPr>
+        <w:rPr>
+          <w:rFonts w:hint="default" w:ascii="宋体" w:hAnsi="宋体" w:eastAsia="宋体" w:cs="宋体"/>
+          <w:kern w:val="0"/>
+          <w:sz w:val="24"/>
+          <w:szCs w:val="24"/>
+          <w:lang w:val="en-US" w:eastAsia="zh-CN" w:bidi="ar"/>
+        </w:rPr>
+      </w:pPr>
+      <w:r>
+        <w:rPr>
+          <w:rFonts w:hint="default" w:ascii="宋体" w:hAnsi="宋体" w:eastAsia="宋体" w:cs="宋体"/>
+          <w:kern w:val="0"/>
+          <w:sz w:val="24"/>
+          <w:szCs w:val="24"/>
+          <w:lang w:val="en-US" w:eastAsia="zh-CN" w:bidi="ar"/>
+        </w:rPr>
+        <w:t xml:space="preserve">      "1:40000102:480"</w:t>
+      </w:r>
+    </w:p>
+    <w:p>
+      <w:pPr>
+        <w:rPr>
+          <w:rFonts w:hint="default" w:ascii="宋体" w:hAnsi="宋体" w:eastAsia="宋体" w:cs="宋体"/>
+          <w:kern w:val="0"/>
+          <w:sz w:val="24"/>
+          <w:szCs w:val="24"/>
+          <w:lang w:val="en-US" w:eastAsia="zh-CN" w:bidi="ar"/>
+        </w:rPr>
+      </w:pPr>
+      <w:r>
+        <w:rPr>
+          <w:rFonts w:hint="default" w:ascii="宋体" w:hAnsi="宋体" w:eastAsia="宋体" w:cs="宋体"/>
+          <w:kern w:val="0"/>
+          <w:sz w:val="24"/>
+          <w:szCs w:val="24"/>
+          <w:lang w:val="en-US" w:eastAsia="zh-CN" w:bidi="ar"/>
+        </w:rPr>
+        <w:t xml:space="preserve">    },</w:t>
+      </w:r>
+    </w:p>
+    <w:p>
+      <w:pPr>
+        <w:rPr>
+          <w:rFonts w:hint="default" w:ascii="宋体" w:hAnsi="宋体" w:eastAsia="宋体" w:cs="宋体"/>
+          <w:kern w:val="0"/>
+          <w:sz w:val="24"/>
+          <w:szCs w:val="24"/>
+          <w:lang w:val="en-US" w:eastAsia="zh-CN" w:bidi="ar"/>
+        </w:rPr>
+      </w:pPr>
+      <w:r>
+        <w:rPr>
+          <w:rFonts w:hint="default" w:ascii="宋体" w:hAnsi="宋体" w:eastAsia="宋体" w:cs="宋体"/>
+          <w:kern w:val="0"/>
+          <w:sz w:val="24"/>
+          <w:szCs w:val="24"/>
+          <w:lang w:val="en-US" w:eastAsia="zh-CN" w:bidi="ar"/>
+        </w:rPr>
+        <w:t xml:space="preserve">    cost = {</w:t>
+      </w:r>
+    </w:p>
+    <w:p>
+      <w:pPr>
+        <w:rPr>
+          <w:rFonts w:hint="default" w:ascii="宋体" w:hAnsi="宋体" w:eastAsia="宋体" w:cs="宋体"/>
+          <w:kern w:val="0"/>
+          <w:sz w:val="24"/>
+          <w:szCs w:val="24"/>
+          <w:lang w:val="en-US" w:eastAsia="zh-CN" w:bidi="ar"/>
+        </w:rPr>
+      </w:pPr>
+      <w:r>
+        <w:rPr>
+          <w:rFonts w:hint="default" w:ascii="宋体" w:hAnsi="宋体" w:eastAsia="宋体" w:cs="宋体"/>
+          <w:kern w:val="0"/>
+          <w:sz w:val="24"/>
+          <w:szCs w:val="24"/>
+          <w:lang w:val="en-US" w:eastAsia="zh-CN" w:bidi="ar"/>
+        </w:rPr>
+        <w:t xml:space="preserve">      "1:21000003:72000",</w:t>
+      </w:r>
+    </w:p>
+    <w:p>
+      <w:pPr>
+        <w:rPr>
+          <w:rFonts w:hint="default" w:ascii="宋体" w:hAnsi="宋体" w:eastAsia="宋体" w:cs="宋体"/>
+          <w:kern w:val="0"/>
+          <w:sz w:val="24"/>
+          <w:szCs w:val="24"/>
+          <w:lang w:val="en-US" w:eastAsia="zh-CN" w:bidi="ar"/>
+        </w:rPr>
+      </w:pPr>
+      <w:r>
+        <w:rPr>
+          <w:rFonts w:hint="default" w:ascii="宋体" w:hAnsi="宋体" w:eastAsia="宋体" w:cs="宋体"/>
+          <w:kern w:val="0"/>
+          <w:sz w:val="24"/>
+          <w:szCs w:val="24"/>
+          <w:lang w:val="en-US" w:eastAsia="zh-CN" w:bidi="ar"/>
+        </w:rPr>
+        <w:t xml:space="preserve">      "1:21000511:20",</w:t>
+      </w:r>
+    </w:p>
+    <w:p>
+      <w:pPr>
+        <w:rPr>
+          <w:rFonts w:hint="default" w:ascii="宋体" w:hAnsi="宋体" w:eastAsia="宋体" w:cs="宋体"/>
+          <w:kern w:val="0"/>
+          <w:sz w:val="24"/>
+          <w:szCs w:val="24"/>
+          <w:lang w:val="en-US" w:eastAsia="zh-CN" w:bidi="ar"/>
+        </w:rPr>
+      </w:pPr>
+      <w:r>
+        <w:rPr>
+          <w:rFonts w:hint="default" w:ascii="宋体" w:hAnsi="宋体" w:eastAsia="宋体" w:cs="宋体"/>
+          <w:kern w:val="0"/>
+          <w:sz w:val="24"/>
+          <w:szCs w:val="24"/>
+          <w:lang w:val="en-US" w:eastAsia="zh-CN" w:bidi="ar"/>
+        </w:rPr>
+        <w:t xml:space="preserve">      "1:21000521:150"</w:t>
+      </w:r>
+    </w:p>
+    <w:p>
+      <w:pPr>
+        <w:rPr>
+          <w:rFonts w:hint="default" w:ascii="宋体" w:hAnsi="宋体" w:eastAsia="宋体" w:cs="宋体"/>
+          <w:kern w:val="0"/>
+          <w:sz w:val="24"/>
+          <w:szCs w:val="24"/>
+          <w:lang w:val="en-US" w:eastAsia="zh-CN" w:bidi="ar"/>
+        </w:rPr>
+      </w:pPr>
+      <w:r>
+        <w:rPr>
+          <w:rFonts w:hint="default" w:ascii="宋体" w:hAnsi="宋体" w:eastAsia="宋体" w:cs="宋体"/>
+          <w:kern w:val="0"/>
+          <w:sz w:val="24"/>
+          <w:szCs w:val="24"/>
+          <w:lang w:val="en-US" w:eastAsia="zh-CN" w:bidi="ar"/>
+        </w:rPr>
+        <w:t xml:space="preserve">    },</w:t>
+      </w:r>
+    </w:p>
+    <w:p>
+      <w:pPr>
+        <w:rPr>
+          <w:rFonts w:hint="default" w:ascii="宋体" w:hAnsi="宋体" w:eastAsia="宋体" w:cs="宋体"/>
+          <w:kern w:val="0"/>
+          <w:sz w:val="24"/>
+          <w:szCs w:val="24"/>
+          <w:lang w:val="en-US" w:eastAsia="zh-CN" w:bidi="ar"/>
+        </w:rPr>
+      </w:pPr>
+      <w:r>
+        <w:rPr>
+          <w:rFonts w:hint="default" w:ascii="宋体" w:hAnsi="宋体" w:eastAsia="宋体" w:cs="宋体"/>
+          <w:kern w:val="0"/>
+          <w:sz w:val="24"/>
+          <w:szCs w:val="24"/>
+          <w:lang w:val="en-US" w:eastAsia="zh-CN" w:bidi="ar"/>
+        </w:rPr>
+        <w:t xml:space="preserve">    level_max = 45,</w:t>
+      </w:r>
+    </w:p>
+    <w:p>
+      <w:pPr>
+        <w:rPr>
+          <w:rFonts w:hint="default" w:ascii="宋体" w:hAnsi="宋体" w:eastAsia="宋体" w:cs="宋体"/>
+          <w:kern w:val="0"/>
+          <w:sz w:val="24"/>
+          <w:szCs w:val="24"/>
+          <w:lang w:val="en-US" w:eastAsia="zh-CN" w:bidi="ar"/>
+        </w:rPr>
+      </w:pPr>
+      <w:r>
+        <w:rPr>
+          <w:rFonts w:hint="default" w:ascii="宋体" w:hAnsi="宋体" w:eastAsia="宋体" w:cs="宋体"/>
+          <w:kern w:val="0"/>
+          <w:sz w:val="24"/>
+          <w:szCs w:val="24"/>
+          <w:lang w:val="en-US" w:eastAsia="zh-CN" w:bidi="ar"/>
+        </w:rPr>
+        <w:t xml:space="preserve">    show_type = 2</w:t>
+      </w:r>
+    </w:p>
+    <w:p>
+      <w:pPr>
+        <w:rPr>
+          <w:rFonts w:hint="default" w:ascii="宋体" w:hAnsi="宋体" w:eastAsia="宋体" w:cs="宋体"/>
+          <w:kern w:val="0"/>
+          <w:sz w:val="24"/>
+          <w:szCs w:val="24"/>
+          <w:lang w:val="en-US" w:eastAsia="zh-CN" w:bidi="ar"/>
+        </w:rPr>
+      </w:pPr>
+      <w:r>
+        <w:rPr>
+          <w:rFonts w:hint="default" w:ascii="宋体" w:hAnsi="宋体" w:eastAsia="宋体" w:cs="宋体"/>
+          <w:kern w:val="0"/>
+          <w:sz w:val="24"/>
+          <w:szCs w:val="24"/>
+          <w:lang w:val="en-US" w:eastAsia="zh-CN" w:bidi="ar"/>
+        </w:rPr>
+        <w:t xml:space="preserve">  },</w:t>
+      </w:r>
+    </w:p>
+    <w:p>
+      <w:pPr>
+        <w:rPr>
+          <w:rFonts w:hint="default" w:ascii="宋体" w:hAnsi="宋体" w:eastAsia="宋体" w:cs="宋体"/>
+          <w:kern w:val="0"/>
+          <w:sz w:val="24"/>
+          <w:szCs w:val="24"/>
+          <w:lang w:val="en-US" w:eastAsia="zh-CN" w:bidi="ar"/>
+        </w:rPr>
+      </w:pPr>
+    </w:p>
+    <w:p>
+      <w:pPr>
+        <w:rPr>
+          <w:rFonts w:hint="eastAsia" w:ascii="宋体" w:hAnsi="宋体" w:eastAsia="宋体" w:cs="宋体"/>
+          <w:kern w:val="0"/>
+          <w:sz w:val="24"/>
+          <w:szCs w:val="24"/>
+          <w:lang w:val="en-US" w:eastAsia="zh-CN" w:bidi="ar"/>
+        </w:rPr>
+      </w:pPr>
+      <w:r>
+        <w:rPr>
+          <w:rFonts w:hint="eastAsia" w:ascii="宋体" w:hAnsi="宋体" w:eastAsia="宋体" w:cs="宋体"/>
+          <w:kern w:val="0"/>
+          <w:sz w:val="24"/>
+          <w:szCs w:val="24"/>
+          <w:lang w:val="en-US" w:eastAsia="zh-CN" w:bidi="ar"/>
+        </w:rPr>
+        <w:t>我们根据（21180000+职业id）*1000+大刻印等级（从0开始），来查找等级加成</w:t>
+      </w:r>
+    </w:p>
+    <w:p>
+      <w:pPr>
+        <w:rPr>
+          <w:rFonts w:hint="eastAsia" w:ascii="宋体" w:hAnsi="宋体" w:eastAsia="宋体" w:cs="宋体"/>
+          <w:kern w:val="0"/>
+          <w:sz w:val="24"/>
+          <w:szCs w:val="24"/>
+          <w:lang w:val="en-US" w:eastAsia="zh-CN" w:bidi="ar"/>
+        </w:rPr>
+      </w:pPr>
+      <w:r>
+        <w:rPr>
+          <w:rFonts w:hint="eastAsia" w:ascii="宋体" w:hAnsi="宋体" w:eastAsia="宋体" w:cs="宋体"/>
+          <w:kern w:val="0"/>
+          <w:sz w:val="24"/>
+          <w:szCs w:val="24"/>
+          <w:lang w:val="en-US" w:eastAsia="zh-CN" w:bidi="ar"/>
+        </w:rPr>
+        <w:t>根据（21180000+职业id）*1000+大刻印突破数（从0开始，0就是黑铁），来查找突破加成，然后我们把等级加成与突破加成一相加，就是大刻印的数值了</w:t>
+      </w:r>
+    </w:p>
+    <w:p>
+      <w:pPr>
+        <w:rPr>
+          <w:rFonts w:hint="default" w:ascii="宋体" w:hAnsi="宋体" w:eastAsia="宋体" w:cs="宋体"/>
+          <w:kern w:val="0"/>
+          <w:sz w:val="24"/>
+          <w:szCs w:val="24"/>
+          <w:lang w:val="en-US" w:eastAsia="zh-CN" w:bidi="ar"/>
+        </w:rPr>
+      </w:pPr>
+      <w:r>
+        <w:rPr>
+          <w:rFonts w:hint="eastAsia" w:ascii="宋体" w:hAnsi="宋体" w:eastAsia="宋体" w:cs="宋体"/>
+          <w:kern w:val="0"/>
+          <w:sz w:val="24"/>
+          <w:szCs w:val="24"/>
+          <w:lang w:val="en-US" w:eastAsia="zh-CN" w:bidi="ar"/>
+        </w:rPr>
+        <w:t>这里采用一套新的职业映射</w:t>
+      </w:r>
+    </w:p>
+    <w:p>
+      <w:pPr>
+        <w:rPr>
+          <w:rFonts w:hint="default" w:ascii="宋体" w:hAnsi="宋体" w:eastAsia="宋体" w:cs="宋体"/>
+          <w:kern w:val="0"/>
+          <w:sz w:val="24"/>
+          <w:szCs w:val="24"/>
+          <w:lang w:val="en-US" w:eastAsia="zh-CN" w:bidi="ar"/>
+        </w:rPr>
+      </w:pPr>
+      <w:r>
+        <w:rPr>
+          <w:rFonts w:hint="default" w:ascii="宋体" w:hAnsi="宋体" w:eastAsia="宋体" w:cs="宋体"/>
+          <w:kern w:val="0"/>
+          <w:sz w:val="24"/>
+          <w:szCs w:val="24"/>
+          <w:lang w:val="en-US" w:eastAsia="zh-CN" w:bidi="ar"/>
+        </w:rPr>
+        <w:t>TYPE_MAPPING</w:t>
+      </w:r>
+      <w:r>
+        <w:rPr>
+          <w:rFonts w:hint="eastAsia" w:ascii="宋体" w:hAnsi="宋体" w:eastAsia="宋体" w:cs="宋体"/>
+          <w:kern w:val="0"/>
+          <w:sz w:val="24"/>
+          <w:szCs w:val="24"/>
+          <w:lang w:val="en-US" w:eastAsia="zh-CN" w:bidi="ar"/>
+        </w:rPr>
+        <w:t>_bigseal</w:t>
+      </w:r>
+      <w:r>
+        <w:rPr>
+          <w:rFonts w:hint="default" w:ascii="宋体" w:hAnsi="宋体" w:eastAsia="宋体" w:cs="宋体"/>
+          <w:kern w:val="0"/>
+          <w:sz w:val="24"/>
+          <w:szCs w:val="24"/>
+          <w:lang w:val="en-US" w:eastAsia="zh-CN" w:bidi="ar"/>
+        </w:rPr>
+        <w:t xml:space="preserve"> = {</w:t>
+      </w:r>
+    </w:p>
+    <w:p>
+      <w:pPr>
+        <w:rPr>
+          <w:rFonts w:hint="default" w:ascii="宋体" w:hAnsi="宋体" w:eastAsia="宋体" w:cs="宋体"/>
+          <w:kern w:val="0"/>
+          <w:sz w:val="24"/>
+          <w:szCs w:val="24"/>
+          <w:lang w:val="en-US" w:eastAsia="zh-CN" w:bidi="ar"/>
+        </w:rPr>
+      </w:pPr>
+      <w:r>
+        <w:rPr>
+          <w:rFonts w:hint="default" w:ascii="宋体" w:hAnsi="宋体" w:eastAsia="宋体" w:cs="宋体"/>
+          <w:kern w:val="0"/>
+          <w:sz w:val="24"/>
+          <w:szCs w:val="24"/>
+          <w:lang w:val="en-US" w:eastAsia="zh-CN" w:bidi="ar"/>
+        </w:rPr>
+        <w:t xml:space="preserve">    1: "坚甲", 2: "异刃", </w:t>
+      </w:r>
+      <w:r>
+        <w:rPr>
+          <w:rFonts w:hint="eastAsia" w:ascii="宋体" w:hAnsi="宋体" w:eastAsia="宋体" w:cs="宋体"/>
+          <w:kern w:val="0"/>
+          <w:sz w:val="24"/>
+          <w:szCs w:val="24"/>
+          <w:lang w:val="en-US" w:eastAsia="zh-CN" w:bidi="ar"/>
+        </w:rPr>
+        <w:t>3</w:t>
+      </w:r>
+      <w:r>
+        <w:rPr>
+          <w:rFonts w:hint="default" w:ascii="宋体" w:hAnsi="宋体" w:eastAsia="宋体" w:cs="宋体"/>
+          <w:kern w:val="0"/>
+          <w:sz w:val="24"/>
+          <w:szCs w:val="24"/>
+          <w:lang w:val="en-US" w:eastAsia="zh-CN" w:bidi="ar"/>
+        </w:rPr>
+        <w:t xml:space="preserve">: "言灵", </w:t>
+      </w:r>
+      <w:r>
+        <w:rPr>
+          <w:rFonts w:hint="eastAsia" w:ascii="宋体" w:hAnsi="宋体" w:eastAsia="宋体" w:cs="宋体"/>
+          <w:kern w:val="0"/>
+          <w:sz w:val="24"/>
+          <w:szCs w:val="24"/>
+          <w:lang w:val="en-US" w:eastAsia="zh-CN" w:bidi="ar"/>
+        </w:rPr>
+        <w:t>4</w:t>
+      </w:r>
+      <w:r>
+        <w:rPr>
+          <w:rFonts w:hint="default" w:ascii="宋体" w:hAnsi="宋体" w:eastAsia="宋体" w:cs="宋体"/>
+          <w:kern w:val="0"/>
+          <w:sz w:val="24"/>
+          <w:szCs w:val="24"/>
+          <w:lang w:val="en-US" w:eastAsia="zh-CN" w:bidi="ar"/>
+        </w:rPr>
+        <w:t>: "猎影"</w:t>
+      </w:r>
+    </w:p>
+    <w:p>
+      <w:pPr>
+        <w:rPr>
+          <w:rFonts w:hint="default" w:ascii="宋体" w:hAnsi="宋体" w:eastAsia="宋体" w:cs="宋体"/>
+          <w:kern w:val="0"/>
+          <w:sz w:val="24"/>
+          <w:szCs w:val="24"/>
+          <w:lang w:val="en-US" w:eastAsia="zh-CN" w:bidi="ar"/>
+        </w:rPr>
+      </w:pPr>
+      <w:r>
+        <w:rPr>
+          <w:rFonts w:hint="default" w:ascii="宋体" w:hAnsi="宋体" w:eastAsia="宋体" w:cs="宋体"/>
+          <w:kern w:val="0"/>
+          <w:sz w:val="24"/>
+          <w:szCs w:val="24"/>
+          <w:lang w:val="en-US" w:eastAsia="zh-CN" w:bidi="ar"/>
+        </w:rPr>
+        <w:t>}</w:t>
+      </w:r>
+    </w:p>
+    <w:p>
+      <w:pPr>
+        <w:rPr>
+          <w:rFonts w:hint="eastAsia" w:ascii="宋体" w:hAnsi="宋体" w:eastAsia="宋体" w:cs="宋体"/>
+          <w:kern w:val="0"/>
+          <w:sz w:val="24"/>
+          <w:szCs w:val="24"/>
+          <w:lang w:val="en-US" w:eastAsia="zh-CN" w:bidi="ar"/>
+        </w:rPr>
+      </w:pPr>
+      <w:r>
+        <w:rPr>
+          <w:rFonts w:hint="eastAsia" w:ascii="宋体" w:hAnsi="宋体" w:eastAsia="宋体" w:cs="宋体"/>
+          <w:kern w:val="0"/>
+          <w:sz w:val="24"/>
+          <w:szCs w:val="24"/>
+          <w:lang w:val="en-US" w:eastAsia="zh-CN" w:bidi="ar"/>
+        </w:rPr>
+        <w:t>加成就是</w:t>
+      </w:r>
+    </w:p>
+    <w:p>
+      <w:pPr>
+        <w:rPr>
+          <w:rFonts w:hint="default" w:ascii="宋体" w:hAnsi="宋体" w:eastAsia="宋体" w:cs="宋体"/>
+          <w:kern w:val="0"/>
+          <w:sz w:val="24"/>
+          <w:szCs w:val="24"/>
+          <w:lang w:val="en-US" w:eastAsia="zh-CN" w:bidi="ar"/>
+        </w:rPr>
+      </w:pPr>
+      <w:r>
+        <w:rPr>
+          <w:rFonts w:hint="default" w:ascii="宋体" w:hAnsi="宋体" w:eastAsia="宋体" w:cs="宋体"/>
+          <w:kern w:val="0"/>
+          <w:sz w:val="24"/>
+          <w:szCs w:val="24"/>
+          <w:lang w:val="en-US" w:eastAsia="zh-CN" w:bidi="ar"/>
+        </w:rPr>
+        <w:t xml:space="preserve">    add_attr = {</w:t>
+      </w:r>
+    </w:p>
+    <w:p>
+      <w:pPr>
+        <w:rPr>
+          <w:rFonts w:hint="default" w:ascii="宋体" w:hAnsi="宋体" w:eastAsia="宋体" w:cs="宋体"/>
+          <w:kern w:val="0"/>
+          <w:sz w:val="24"/>
+          <w:szCs w:val="24"/>
+          <w:lang w:val="en-US" w:eastAsia="zh-CN" w:bidi="ar"/>
+        </w:rPr>
+      </w:pPr>
+      <w:r>
+        <w:rPr>
+          <w:rFonts w:hint="default" w:ascii="宋体" w:hAnsi="宋体" w:eastAsia="宋体" w:cs="宋体"/>
+          <w:kern w:val="0"/>
+          <w:sz w:val="24"/>
+          <w:szCs w:val="24"/>
+          <w:lang w:val="en-US" w:eastAsia="zh-CN" w:bidi="ar"/>
+        </w:rPr>
+        <w:t xml:space="preserve">      "1:40000103:8",</w:t>
+      </w:r>
+    </w:p>
+    <w:p>
+      <w:pPr>
+        <w:rPr>
+          <w:rFonts w:hint="default" w:ascii="宋体" w:hAnsi="宋体" w:eastAsia="宋体" w:cs="宋体"/>
+          <w:kern w:val="0"/>
+          <w:sz w:val="24"/>
+          <w:szCs w:val="24"/>
+          <w:lang w:val="en-US" w:eastAsia="zh-CN" w:bidi="ar"/>
+        </w:rPr>
+      </w:pPr>
+      <w:r>
+        <w:rPr>
+          <w:rFonts w:hint="default" w:ascii="宋体" w:hAnsi="宋体" w:eastAsia="宋体" w:cs="宋体"/>
+          <w:kern w:val="0"/>
+          <w:sz w:val="24"/>
+          <w:szCs w:val="24"/>
+          <w:lang w:val="en-US" w:eastAsia="zh-CN" w:bidi="ar"/>
+        </w:rPr>
+        <w:t xml:space="preserve">      "1:40000104:10",</w:t>
+      </w:r>
+    </w:p>
+    <w:p>
+      <w:pPr>
+        <w:rPr>
+          <w:rFonts w:hint="default" w:ascii="宋体" w:hAnsi="宋体" w:eastAsia="宋体" w:cs="宋体"/>
+          <w:kern w:val="0"/>
+          <w:sz w:val="24"/>
+          <w:szCs w:val="24"/>
+          <w:lang w:val="en-US" w:eastAsia="zh-CN" w:bidi="ar"/>
+        </w:rPr>
+      </w:pPr>
+      <w:r>
+        <w:rPr>
+          <w:rFonts w:hint="default" w:ascii="宋体" w:hAnsi="宋体" w:eastAsia="宋体" w:cs="宋体"/>
+          <w:kern w:val="0"/>
+          <w:sz w:val="24"/>
+          <w:szCs w:val="24"/>
+          <w:lang w:val="en-US" w:eastAsia="zh-CN" w:bidi="ar"/>
+        </w:rPr>
+        <w:t xml:space="preserve">      "1:40000102:160"</w:t>
+      </w:r>
+    </w:p>
+    <w:p>
+      <w:pPr>
+        <w:rPr>
+          <w:rFonts w:hint="default" w:ascii="宋体" w:hAnsi="宋体" w:eastAsia="宋体" w:cs="宋体"/>
+          <w:kern w:val="0"/>
+          <w:sz w:val="24"/>
+          <w:szCs w:val="24"/>
+          <w:lang w:val="en-US" w:eastAsia="zh-CN" w:bidi="ar"/>
+        </w:rPr>
+      </w:pPr>
+      <w:r>
+        <w:rPr>
+          <w:rFonts w:hint="default" w:ascii="宋体" w:hAnsi="宋体" w:eastAsia="宋体" w:cs="宋体"/>
+          <w:kern w:val="0"/>
+          <w:sz w:val="24"/>
+          <w:szCs w:val="24"/>
+          <w:lang w:val="en-US" w:eastAsia="zh-CN" w:bidi="ar"/>
+        </w:rPr>
+        <w:t xml:space="preserve">    },</w:t>
+      </w:r>
+    </w:p>
+    <w:p>
+      <w:pPr>
+        <w:rPr>
+          <w:rFonts w:hint="eastAsia" w:ascii="宋体" w:hAnsi="宋体" w:eastAsia="宋体" w:cs="宋体"/>
+          <w:kern w:val="0"/>
+          <w:sz w:val="24"/>
+          <w:szCs w:val="24"/>
+          <w:lang w:val="en-US" w:eastAsia="zh-CN" w:bidi="ar"/>
+        </w:rPr>
+      </w:pPr>
+      <w:r>
+        <w:rPr>
+          <w:rFonts w:hint="eastAsia" w:ascii="宋体" w:hAnsi="宋体" w:eastAsia="宋体" w:cs="宋体"/>
+          <w:kern w:val="0"/>
+          <w:sz w:val="24"/>
+          <w:szCs w:val="24"/>
+          <w:lang w:val="en-US" w:eastAsia="zh-CN" w:bidi="ar"/>
+        </w:rPr>
+        <w:t>这个词条依旧是“加算：属性id：数值”</w:t>
+      </w:r>
+    </w:p>
+    <w:p>
+      <w:pPr>
+        <w:rPr>
+          <w:rFonts w:hint="eastAsia" w:ascii="宋体" w:hAnsi="宋体" w:eastAsia="宋体" w:cs="宋体"/>
+          <w:kern w:val="0"/>
+          <w:sz w:val="24"/>
+          <w:szCs w:val="24"/>
+          <w:lang w:val="en-US" w:eastAsia="zh-CN" w:bidi="ar"/>
+        </w:rPr>
+      </w:pPr>
+    </w:p>
+    <w:p>
+      <w:pPr>
+        <w:rPr>
+          <w:rFonts w:hint="eastAsia" w:ascii="宋体" w:hAnsi="宋体" w:eastAsia="宋体" w:cs="宋体"/>
+          <w:kern w:val="0"/>
+          <w:sz w:val="24"/>
+          <w:szCs w:val="24"/>
+          <w:lang w:val="en-US" w:eastAsia="zh-CN" w:bidi="ar"/>
+        </w:rPr>
+      </w:pPr>
+      <w:r>
+        <w:rPr>
+          <w:rFonts w:hint="eastAsia" w:ascii="宋体" w:hAnsi="宋体" w:eastAsia="宋体" w:cs="宋体"/>
+          <w:kern w:val="0"/>
+          <w:sz w:val="24"/>
+          <w:szCs w:val="24"/>
+          <w:lang w:val="en-US" w:eastAsia="zh-CN" w:bidi="ar"/>
+        </w:rPr>
+        <w:t>然后我们把所有刻印数值加起来算到角色属性界面去，</w:t>
+      </w:r>
+    </w:p>
+    <w:p>
+      <w:pPr>
+        <w:rPr>
+          <w:rFonts w:hint="eastAsia" w:ascii="宋体" w:hAnsi="宋体" w:eastAsia="宋体" w:cs="宋体"/>
+          <w:kern w:val="0"/>
+          <w:sz w:val="24"/>
+          <w:szCs w:val="24"/>
+          <w:lang w:val="en-US" w:eastAsia="zh-CN" w:bidi="ar"/>
+        </w:rPr>
+      </w:pPr>
+      <w:r>
+        <w:rPr>
+          <w:rFonts w:hint="eastAsia" w:ascii="宋体" w:hAnsi="宋体" w:eastAsia="宋体" w:cs="宋体"/>
+          <w:kern w:val="0"/>
+          <w:sz w:val="24"/>
+          <w:szCs w:val="24"/>
+          <w:lang w:val="en-US" w:eastAsia="zh-CN" w:bidi="ar"/>
+        </w:rPr>
+        <w:t>刻印是一个新的属性来源，所以显示属性来源那边要刻印数值显示出来</w:t>
+      </w:r>
+    </w:p>
+    <w:p>
+      <w:pPr>
+        <w:rPr>
+          <w:rFonts w:hint="default" w:ascii="宋体" w:hAnsi="宋体" w:eastAsia="宋体" w:cs="宋体"/>
+          <w:kern w:val="0"/>
+          <w:sz w:val="24"/>
+          <w:szCs w:val="24"/>
+          <w:lang w:val="en-US" w:eastAsia="zh-CN" w:bidi="ar"/>
+        </w:rPr>
+      </w:pPr>
+      <w:r>
+        <w:rPr>
+          <w:rFonts w:hint="eastAsia" w:ascii="宋体" w:hAnsi="宋体" w:eastAsia="宋体" w:cs="宋体"/>
+          <w:kern w:val="0"/>
+          <w:sz w:val="24"/>
+          <w:szCs w:val="24"/>
+          <w:lang w:val="en-US" w:eastAsia="zh-CN" w:bidi="ar"/>
+        </w:rPr>
+        <w:t>原始数值+徽章数值+刻印数值，然后这个我觉得应该右对齐</w:t>
+      </w:r>
+    </w:p>
+    <w:bookmarkEnd w:id="0"/>
+    <w:p>
+      <w:pPr>
+        <w:rPr>
+          <w:rFonts w:hint="default" w:ascii="宋体" w:hAnsi="宋体" w:eastAsia="宋体" w:cs="宋体"/>
+          <w:kern w:val="0"/>
+          <w:sz w:val="24"/>
+          <w:szCs w:val="24"/>
+          <w:lang w:val="en-US" w:eastAsia="zh-CN" w:bidi="ar"/>
+        </w:rPr>
+      </w:pPr>
+    </w:p>
+    <w:p>
+      <w:pPr>
+        <w:rPr>
+          <w:rFonts w:hint="default" w:ascii="宋体" w:hAnsi="宋体" w:eastAsia="宋体" w:cs="宋体"/>
+          <w:kern w:val="0"/>
+          <w:sz w:val="24"/>
+          <w:szCs w:val="24"/>
+          <w:lang w:val="en-US" w:eastAsia="zh-CN" w:bidi="ar"/>
+        </w:rPr>
+      </w:pPr>
+    </w:p>
+    <w:p>
+      <w:pPr>
+        <w:rPr>
+          <w:rFonts w:hint="default" w:ascii="宋体" w:hAnsi="宋体" w:eastAsia="宋体" w:cs="宋体"/>
+          <w:kern w:val="0"/>
+          <w:sz w:val="24"/>
+          <w:szCs w:val="24"/>
+          <w:lang w:val="en-US" w:eastAsia="zh-CN" w:bidi="ar"/>
+        </w:rPr>
+      </w:pPr>
+    </w:p>
+    <w:p>
+      <w:pPr>
+        <w:rPr>
+          <w:rFonts w:hint="default" w:ascii="宋体" w:hAnsi="宋体" w:eastAsia="宋体" w:cs="宋体"/>
+          <w:kern w:val="0"/>
+          <w:sz w:val="24"/>
+          <w:szCs w:val="24"/>
+          <w:lang w:val="en-US" w:eastAsia="zh-CN" w:bidi="ar"/>
+        </w:rPr>
+      </w:pPr>
     </w:p>
     <w:p>
       <w:pPr>
